--- a/exp8/exp8.docx
+++ b/exp8/exp8.docx
@@ -1053,13 +1053,4741 @@
           <w:rFonts w:hint="default" w:ascii="Arial" w:hAnsi="Arial" w:cs="Arial"/>
           <w:b/>
           <w:bCs/>
-          <w:sz w:val="36"/>
-          <w:szCs w:val="36"/>
+          <w:sz w:val="40"/>
+          <w:szCs w:val="40"/>
           <w:u w:val="single"/>
           <w:lang w:val="en-IN"/>
         </w:rPr>
       </w:pPr>
       <w:r>
+        <w:rPr>
+          <w:rFonts w:hint="default" w:ascii="Arial" w:hAnsi="Arial" w:cs="Arial"/>
+          <w:b/>
+          <w:bCs/>
+          <w:sz w:val="40"/>
+          <w:szCs w:val="40"/>
+          <w:u w:val="single"/>
+          <w:lang w:val="en-IN"/>
+        </w:rPr>
+        <w:t>HTML:</w:t>
+      </w:r>
+    </w:p>
+    <w:p>
+      <w:pPr>
+        <w:rPr>
+          <w:rFonts w:hint="default" w:ascii="Arial" w:hAnsi="Arial" w:cs="Arial"/>
+          <w:b/>
+          <w:bCs/>
+          <w:sz w:val="40"/>
+          <w:szCs w:val="40"/>
+          <w:u w:val="single"/>
+          <w:lang w:val="en-IN"/>
+        </w:rPr>
+      </w:pPr>
+    </w:p>
+    <w:p>
+      <w:pPr>
+        <w:pStyle w:val="6"/>
+        <w:keepNext w:val="0"/>
+        <w:keepLines w:val="0"/>
+        <w:widowControl/>
+        <w:suppressLineNumbers w:val="0"/>
+        <w:spacing w:before="0" w:beforeAutospacing="0" w:after="0" w:afterAutospacing="0"/>
+        <w:ind w:left="0" w:right="0"/>
+      </w:pPr>
+      <w:r>
+        <w:rPr>
+          <w:rFonts w:ascii="Consolas" w:hAnsi="Consolas" w:eastAsia="Consolas" w:cs="Consolas"/>
+          <w:color w:val="A7EC21"/>
+          <w:sz w:val="24"/>
+          <w:szCs w:val="24"/>
+          <w:shd w:val="clear" w:fill="1E1F22"/>
+        </w:rPr>
+        <w:t>&lt;!</w:t>
+      </w:r>
+      <w:r>
+        <w:rPr>
+          <w:rFonts w:hint="default" w:ascii="Consolas" w:hAnsi="Consolas" w:eastAsia="Consolas" w:cs="Consolas"/>
+          <w:b/>
+          <w:bCs/>
+          <w:color w:val="03A8D8"/>
+          <w:sz w:val="24"/>
+          <w:szCs w:val="24"/>
+          <w:shd w:val="clear" w:fill="1E1F22"/>
+        </w:rPr>
+        <w:t>DOCTYPE</w:t>
+      </w:r>
+      <w:r>
+        <w:rPr>
+          <w:rFonts w:hint="default" w:ascii="Consolas" w:hAnsi="Consolas" w:eastAsia="Consolas" w:cs="Consolas"/>
+          <w:color w:val="CCCCCC"/>
+          <w:sz w:val="24"/>
+          <w:szCs w:val="24"/>
+          <w:shd w:val="clear" w:fill="1E1F22"/>
+        </w:rPr>
+        <w:t xml:space="preserve"> </w:t>
+      </w:r>
+      <w:r>
+        <w:rPr>
+          <w:rFonts w:hint="default" w:ascii="Consolas" w:hAnsi="Consolas" w:eastAsia="Consolas" w:cs="Consolas"/>
+          <w:color w:val="FEA88F"/>
+          <w:sz w:val="24"/>
+          <w:szCs w:val="24"/>
+          <w:shd w:val="clear" w:fill="1E1F22"/>
+        </w:rPr>
+        <w:t>html</w:t>
+      </w:r>
+      <w:r>
+        <w:rPr>
+          <w:rFonts w:hint="default" w:ascii="Consolas" w:hAnsi="Consolas" w:eastAsia="Consolas" w:cs="Consolas"/>
+          <w:color w:val="A7EC21"/>
+          <w:sz w:val="24"/>
+          <w:szCs w:val="24"/>
+          <w:shd w:val="clear" w:fill="1E1F22"/>
+        </w:rPr>
+        <w:t>&gt;</w:t>
+      </w:r>
+    </w:p>
+    <w:p>
+      <w:pPr>
+        <w:pStyle w:val="6"/>
+        <w:keepNext w:val="0"/>
+        <w:keepLines w:val="0"/>
+        <w:widowControl/>
+        <w:suppressLineNumbers w:val="0"/>
+        <w:spacing w:before="0" w:beforeAutospacing="0" w:after="0" w:afterAutospacing="0"/>
+        <w:ind w:left="0" w:right="0"/>
+      </w:pPr>
+      <w:r>
+        <w:rPr>
+          <w:rFonts w:hint="default" w:ascii="Consolas" w:hAnsi="Consolas" w:eastAsia="Consolas" w:cs="Consolas"/>
+          <w:color w:val="808080"/>
+          <w:sz w:val="24"/>
+          <w:szCs w:val="24"/>
+          <w:shd w:val="clear" w:fill="1E1F22"/>
+        </w:rPr>
+        <w:t>&lt;</w:t>
+      </w:r>
+      <w:r>
+        <w:rPr>
+          <w:rFonts w:hint="default" w:ascii="Consolas" w:hAnsi="Consolas" w:eastAsia="Consolas" w:cs="Consolas"/>
+          <w:b/>
+          <w:bCs/>
+          <w:color w:val="03A8D8"/>
+          <w:sz w:val="24"/>
+          <w:szCs w:val="24"/>
+          <w:shd w:val="clear" w:fill="1E1F22"/>
+        </w:rPr>
+        <w:t>html</w:t>
+      </w:r>
+      <w:r>
+        <w:rPr>
+          <w:rFonts w:hint="default" w:ascii="Consolas" w:hAnsi="Consolas" w:eastAsia="Consolas" w:cs="Consolas"/>
+          <w:color w:val="CCCCCC"/>
+          <w:sz w:val="24"/>
+          <w:szCs w:val="24"/>
+          <w:shd w:val="clear" w:fill="1E1F22"/>
+        </w:rPr>
+        <w:t xml:space="preserve"> </w:t>
+      </w:r>
+      <w:r>
+        <w:rPr>
+          <w:rFonts w:hint="default" w:ascii="Consolas" w:hAnsi="Consolas" w:eastAsia="Consolas" w:cs="Consolas"/>
+          <w:color w:val="A7EC21"/>
+          <w:sz w:val="24"/>
+          <w:szCs w:val="24"/>
+          <w:shd w:val="clear" w:fill="1E1F22"/>
+        </w:rPr>
+        <w:t>lang</w:t>
+      </w:r>
+      <w:r>
+        <w:rPr>
+          <w:rFonts w:hint="default" w:ascii="Consolas" w:hAnsi="Consolas" w:eastAsia="Consolas" w:cs="Consolas"/>
+          <w:color w:val="52CA11"/>
+          <w:sz w:val="24"/>
+          <w:szCs w:val="24"/>
+          <w:shd w:val="clear" w:fill="1E1F22"/>
+        </w:rPr>
+        <w:t>=</w:t>
+      </w:r>
+      <w:r>
+        <w:rPr>
+          <w:rFonts w:hint="default" w:ascii="Consolas" w:hAnsi="Consolas" w:eastAsia="Consolas" w:cs="Consolas"/>
+          <w:i/>
+          <w:iCs/>
+          <w:color w:val="17C694"/>
+          <w:sz w:val="24"/>
+          <w:szCs w:val="24"/>
+          <w:shd w:val="clear" w:fill="1E1F22"/>
+        </w:rPr>
+        <w:t>"en"</w:t>
+      </w:r>
+      <w:r>
+        <w:rPr>
+          <w:rFonts w:hint="default" w:ascii="Consolas" w:hAnsi="Consolas" w:eastAsia="Consolas" w:cs="Consolas"/>
+          <w:color w:val="808080"/>
+          <w:sz w:val="24"/>
+          <w:szCs w:val="24"/>
+          <w:shd w:val="clear" w:fill="1E1F22"/>
+        </w:rPr>
+        <w:t>&gt;</w:t>
+      </w:r>
+    </w:p>
+    <w:p>
+      <w:pPr>
+        <w:pStyle w:val="6"/>
+        <w:keepNext w:val="0"/>
+        <w:keepLines w:val="0"/>
+        <w:widowControl/>
+        <w:suppressLineNumbers w:val="0"/>
+        <w:spacing w:before="0" w:beforeAutospacing="0" w:after="0" w:afterAutospacing="0"/>
+        <w:ind w:left="0" w:right="0"/>
+      </w:pPr>
+      <w:r>
+        <w:rPr>
+          <w:rFonts w:hint="default" w:ascii="Consolas" w:hAnsi="Consolas" w:eastAsia="Consolas" w:cs="Consolas"/>
+          <w:color w:val="808080"/>
+          <w:sz w:val="24"/>
+          <w:szCs w:val="24"/>
+          <w:shd w:val="clear" w:fill="1E1F22"/>
+        </w:rPr>
+        <w:t>&lt;</w:t>
+      </w:r>
+      <w:r>
+        <w:rPr>
+          <w:rFonts w:hint="default" w:ascii="Consolas" w:hAnsi="Consolas" w:eastAsia="Consolas" w:cs="Consolas"/>
+          <w:b/>
+          <w:bCs/>
+          <w:color w:val="03A8D8"/>
+          <w:sz w:val="24"/>
+          <w:szCs w:val="24"/>
+          <w:shd w:val="clear" w:fill="1E1F22"/>
+        </w:rPr>
+        <w:t>head</w:t>
+      </w:r>
+      <w:r>
+        <w:rPr>
+          <w:rFonts w:hint="default" w:ascii="Consolas" w:hAnsi="Consolas" w:eastAsia="Consolas" w:cs="Consolas"/>
+          <w:color w:val="808080"/>
+          <w:sz w:val="24"/>
+          <w:szCs w:val="24"/>
+          <w:shd w:val="clear" w:fill="1E1F22"/>
+        </w:rPr>
+        <w:t>&gt;</w:t>
+      </w:r>
+    </w:p>
+    <w:p>
+      <w:pPr>
+        <w:pStyle w:val="6"/>
+        <w:keepNext w:val="0"/>
+        <w:keepLines w:val="0"/>
+        <w:widowControl/>
+        <w:suppressLineNumbers w:val="0"/>
+        <w:spacing w:before="0" w:beforeAutospacing="0" w:after="0" w:afterAutospacing="0"/>
+        <w:ind w:left="0" w:right="0"/>
+      </w:pPr>
+      <w:r>
+        <w:rPr>
+          <w:rFonts w:hint="default" w:ascii="Consolas" w:hAnsi="Consolas" w:eastAsia="Consolas" w:cs="Consolas"/>
+          <w:color w:val="808080"/>
+          <w:sz w:val="24"/>
+          <w:szCs w:val="24"/>
+          <w:shd w:val="clear" w:fill="1E1F22"/>
+        </w:rPr>
+        <w:t>&lt;</w:t>
+      </w:r>
+      <w:r>
+        <w:rPr>
+          <w:rFonts w:hint="default" w:ascii="Consolas" w:hAnsi="Consolas" w:eastAsia="Consolas" w:cs="Consolas"/>
+          <w:b/>
+          <w:bCs/>
+          <w:color w:val="03A8D8"/>
+          <w:sz w:val="24"/>
+          <w:szCs w:val="24"/>
+          <w:shd w:val="clear" w:fill="1E1F22"/>
+        </w:rPr>
+        <w:t>meta</w:t>
+      </w:r>
+      <w:r>
+        <w:rPr>
+          <w:rFonts w:hint="default" w:ascii="Consolas" w:hAnsi="Consolas" w:eastAsia="Consolas" w:cs="Consolas"/>
+          <w:color w:val="CCCCCC"/>
+          <w:sz w:val="24"/>
+          <w:szCs w:val="24"/>
+          <w:shd w:val="clear" w:fill="1E1F22"/>
+        </w:rPr>
+        <w:t xml:space="preserve"> </w:t>
+      </w:r>
+      <w:r>
+        <w:rPr>
+          <w:rFonts w:hint="default" w:ascii="Consolas" w:hAnsi="Consolas" w:eastAsia="Consolas" w:cs="Consolas"/>
+          <w:color w:val="A7EC21"/>
+          <w:sz w:val="24"/>
+          <w:szCs w:val="24"/>
+          <w:shd w:val="clear" w:fill="1E1F22"/>
+        </w:rPr>
+        <w:t>charset</w:t>
+      </w:r>
+      <w:r>
+        <w:rPr>
+          <w:rFonts w:hint="default" w:ascii="Consolas" w:hAnsi="Consolas" w:eastAsia="Consolas" w:cs="Consolas"/>
+          <w:color w:val="52CA11"/>
+          <w:sz w:val="24"/>
+          <w:szCs w:val="24"/>
+          <w:shd w:val="clear" w:fill="1E1F22"/>
+        </w:rPr>
+        <w:t>=</w:t>
+      </w:r>
+      <w:r>
+        <w:rPr>
+          <w:rFonts w:hint="default" w:ascii="Consolas" w:hAnsi="Consolas" w:eastAsia="Consolas" w:cs="Consolas"/>
+          <w:i/>
+          <w:iCs/>
+          <w:color w:val="17C694"/>
+          <w:sz w:val="24"/>
+          <w:szCs w:val="24"/>
+          <w:shd w:val="clear" w:fill="1E1F22"/>
+        </w:rPr>
+        <w:t>"UTF-8"</w:t>
+      </w:r>
+      <w:r>
+        <w:rPr>
+          <w:rFonts w:hint="default" w:ascii="Consolas" w:hAnsi="Consolas" w:eastAsia="Consolas" w:cs="Consolas"/>
+          <w:color w:val="808080"/>
+          <w:sz w:val="24"/>
+          <w:szCs w:val="24"/>
+          <w:shd w:val="clear" w:fill="1E1F22"/>
+        </w:rPr>
+        <w:t>&gt;</w:t>
+      </w:r>
+    </w:p>
+    <w:p>
+      <w:pPr>
+        <w:pStyle w:val="6"/>
+        <w:keepNext w:val="0"/>
+        <w:keepLines w:val="0"/>
+        <w:widowControl/>
+        <w:suppressLineNumbers w:val="0"/>
+        <w:spacing w:before="0" w:beforeAutospacing="0" w:after="0" w:afterAutospacing="0"/>
+        <w:ind w:left="0" w:right="0"/>
+      </w:pPr>
+      <w:r>
+        <w:rPr>
+          <w:rFonts w:hint="default" w:ascii="Consolas" w:hAnsi="Consolas" w:eastAsia="Consolas" w:cs="Consolas"/>
+          <w:color w:val="808080"/>
+          <w:sz w:val="24"/>
+          <w:szCs w:val="24"/>
+          <w:shd w:val="clear" w:fill="1E1F22"/>
+        </w:rPr>
+        <w:t>&lt;</w:t>
+      </w:r>
+      <w:r>
+        <w:rPr>
+          <w:rFonts w:hint="default" w:ascii="Consolas" w:hAnsi="Consolas" w:eastAsia="Consolas" w:cs="Consolas"/>
+          <w:b/>
+          <w:bCs/>
+          <w:color w:val="03A8D8"/>
+          <w:sz w:val="24"/>
+          <w:szCs w:val="24"/>
+          <w:shd w:val="clear" w:fill="1E1F22"/>
+        </w:rPr>
+        <w:t>title</w:t>
+      </w:r>
+      <w:r>
+        <w:rPr>
+          <w:rFonts w:hint="default" w:ascii="Consolas" w:hAnsi="Consolas" w:eastAsia="Consolas" w:cs="Consolas"/>
+          <w:color w:val="808080"/>
+          <w:sz w:val="24"/>
+          <w:szCs w:val="24"/>
+          <w:shd w:val="clear" w:fill="1E1F22"/>
+        </w:rPr>
+        <w:t>&gt;</w:t>
+      </w:r>
+      <w:r>
+        <w:rPr>
+          <w:rFonts w:hint="default" w:ascii="Consolas" w:hAnsi="Consolas" w:eastAsia="Consolas" w:cs="Consolas"/>
+          <w:color w:val="D9E8F7"/>
+          <w:sz w:val="24"/>
+          <w:szCs w:val="24"/>
+          <w:shd w:val="clear" w:fill="1E1F22"/>
+        </w:rPr>
+        <w:t>Library Management - Issue Book</w:t>
+      </w:r>
+      <w:r>
+        <w:rPr>
+          <w:rFonts w:hint="default" w:ascii="Consolas" w:hAnsi="Consolas" w:eastAsia="Consolas" w:cs="Consolas"/>
+          <w:color w:val="808080"/>
+          <w:sz w:val="24"/>
+          <w:szCs w:val="24"/>
+          <w:shd w:val="clear" w:fill="1E1F22"/>
+        </w:rPr>
+        <w:t>&lt;/</w:t>
+      </w:r>
+      <w:r>
+        <w:rPr>
+          <w:rFonts w:hint="default" w:ascii="Consolas" w:hAnsi="Consolas" w:eastAsia="Consolas" w:cs="Consolas"/>
+          <w:b/>
+          <w:bCs/>
+          <w:color w:val="03A8D8"/>
+          <w:sz w:val="24"/>
+          <w:szCs w:val="24"/>
+          <w:shd w:val="clear" w:fill="1E1F22"/>
+        </w:rPr>
+        <w:t>title</w:t>
+      </w:r>
+      <w:r>
+        <w:rPr>
+          <w:rFonts w:hint="default" w:ascii="Consolas" w:hAnsi="Consolas" w:eastAsia="Consolas" w:cs="Consolas"/>
+          <w:color w:val="808080"/>
+          <w:sz w:val="24"/>
+          <w:szCs w:val="24"/>
+          <w:shd w:val="clear" w:fill="1E1F22"/>
+        </w:rPr>
+        <w:t>&gt;</w:t>
+      </w:r>
+    </w:p>
+    <w:p>
+      <w:pPr>
+        <w:pStyle w:val="6"/>
+        <w:keepNext w:val="0"/>
+        <w:keepLines w:val="0"/>
+        <w:widowControl/>
+        <w:suppressLineNumbers w:val="0"/>
+        <w:spacing w:before="0" w:beforeAutospacing="0" w:after="0" w:afterAutospacing="0"/>
+        <w:ind w:left="0" w:right="0"/>
+      </w:pPr>
+      <w:r>
+        <w:rPr>
+          <w:rFonts w:hint="default" w:ascii="Consolas" w:hAnsi="Consolas" w:eastAsia="Consolas" w:cs="Consolas"/>
+          <w:color w:val="808080"/>
+          <w:sz w:val="24"/>
+          <w:szCs w:val="24"/>
+          <w:shd w:val="clear" w:fill="1E1F22"/>
+        </w:rPr>
+        <w:t>&lt;</w:t>
+      </w:r>
+      <w:r>
+        <w:rPr>
+          <w:rFonts w:hint="default" w:ascii="Consolas" w:hAnsi="Consolas" w:eastAsia="Consolas" w:cs="Consolas"/>
+          <w:b/>
+          <w:bCs/>
+          <w:color w:val="03A8D8"/>
+          <w:sz w:val="24"/>
+          <w:szCs w:val="24"/>
+          <w:shd w:val="clear" w:fill="1E1F22"/>
+        </w:rPr>
+        <w:t>style</w:t>
+      </w:r>
+      <w:r>
+        <w:rPr>
+          <w:rFonts w:hint="default" w:ascii="Consolas" w:hAnsi="Consolas" w:eastAsia="Consolas" w:cs="Consolas"/>
+          <w:color w:val="808080"/>
+          <w:sz w:val="24"/>
+          <w:szCs w:val="24"/>
+          <w:shd w:val="clear" w:fill="1E1F22"/>
+        </w:rPr>
+        <w:t>&gt;</w:t>
+      </w:r>
+    </w:p>
+    <w:p>
+      <w:pPr>
+        <w:pStyle w:val="6"/>
+        <w:keepNext w:val="0"/>
+        <w:keepLines w:val="0"/>
+        <w:widowControl/>
+        <w:suppressLineNumbers w:val="0"/>
+        <w:spacing w:before="0" w:beforeAutospacing="0" w:after="0" w:afterAutospacing="0"/>
+        <w:ind w:left="0" w:right="0"/>
+      </w:pPr>
+      <w:r>
+        <w:rPr>
+          <w:rFonts w:hint="default" w:ascii="Consolas" w:hAnsi="Consolas" w:eastAsia="Consolas" w:cs="Consolas"/>
+          <w:color w:val="65F228"/>
+          <w:sz w:val="24"/>
+          <w:szCs w:val="24"/>
+          <w:shd w:val="clear" w:fill="1E1F22"/>
+        </w:rPr>
+        <w:t>body</w:t>
+      </w:r>
+      <w:r>
+        <w:rPr>
+          <w:rFonts w:hint="default" w:ascii="Consolas" w:hAnsi="Consolas" w:eastAsia="Consolas" w:cs="Consolas"/>
+          <w:color w:val="D9E8F7"/>
+          <w:sz w:val="24"/>
+          <w:szCs w:val="24"/>
+          <w:shd w:val="clear" w:fill="1E1F22"/>
+        </w:rPr>
+        <w:t xml:space="preserve"> </w:t>
+      </w:r>
+      <w:r>
+        <w:rPr>
+          <w:rFonts w:hint="default" w:ascii="Consolas" w:hAnsi="Consolas" w:eastAsia="Consolas" w:cs="Consolas"/>
+          <w:color w:val="F9FAF4"/>
+          <w:sz w:val="24"/>
+          <w:szCs w:val="24"/>
+          <w:shd w:val="clear" w:fill="1E1F22"/>
+        </w:rPr>
+        <w:t>{</w:t>
+      </w:r>
+      <w:r>
+        <w:rPr>
+          <w:rFonts w:hint="default" w:ascii="Consolas" w:hAnsi="Consolas" w:eastAsia="Consolas" w:cs="Consolas"/>
+          <w:color w:val="D9E8F7"/>
+          <w:sz w:val="24"/>
+          <w:szCs w:val="24"/>
+          <w:shd w:val="clear" w:fill="1E1F22"/>
+        </w:rPr>
+        <w:t xml:space="preserve"> </w:t>
+      </w:r>
+      <w:r>
+        <w:rPr>
+          <w:rFonts w:hint="default" w:ascii="Consolas" w:hAnsi="Consolas" w:eastAsia="Consolas" w:cs="Consolas"/>
+          <w:color w:val="0699F0"/>
+          <w:sz w:val="24"/>
+          <w:szCs w:val="24"/>
+          <w:shd w:val="clear" w:fill="1E1F22"/>
+        </w:rPr>
+        <w:t>font-family</w:t>
+      </w:r>
+      <w:r>
+        <w:rPr>
+          <w:rFonts w:hint="default" w:ascii="Consolas" w:hAnsi="Consolas" w:eastAsia="Consolas" w:cs="Consolas"/>
+          <w:color w:val="3198FF"/>
+          <w:sz w:val="24"/>
+          <w:szCs w:val="24"/>
+          <w:shd w:val="clear" w:fill="1E1F22"/>
+        </w:rPr>
+        <w:t>:</w:t>
+      </w:r>
+      <w:r>
+        <w:rPr>
+          <w:rFonts w:hint="default" w:ascii="Consolas" w:hAnsi="Consolas" w:eastAsia="Consolas" w:cs="Consolas"/>
+          <w:color w:val="D9E8F7"/>
+          <w:sz w:val="24"/>
+          <w:szCs w:val="24"/>
+          <w:shd w:val="clear" w:fill="1E1F22"/>
+        </w:rPr>
+        <w:t xml:space="preserve"> </w:t>
+      </w:r>
+      <w:r>
+        <w:rPr>
+          <w:rFonts w:hint="default" w:ascii="Consolas" w:hAnsi="Consolas" w:eastAsia="Consolas" w:cs="Consolas"/>
+          <w:i/>
+          <w:iCs/>
+          <w:color w:val="17C6A3"/>
+          <w:sz w:val="24"/>
+          <w:szCs w:val="24"/>
+          <w:shd w:val="clear" w:fill="1E1F22"/>
+        </w:rPr>
+        <w:t>sans-serif</w:t>
+      </w:r>
+      <w:r>
+        <w:rPr>
+          <w:rFonts w:hint="default" w:ascii="Consolas" w:hAnsi="Consolas" w:eastAsia="Consolas" w:cs="Consolas"/>
+          <w:color w:val="D9E8F7"/>
+          <w:sz w:val="24"/>
+          <w:szCs w:val="24"/>
+          <w:shd w:val="clear" w:fill="1E1F22"/>
+        </w:rPr>
+        <w:t xml:space="preserve">; </w:t>
+      </w:r>
+      <w:r>
+        <w:rPr>
+          <w:rFonts w:hint="default" w:ascii="Consolas" w:hAnsi="Consolas" w:eastAsia="Consolas" w:cs="Consolas"/>
+          <w:color w:val="0699F0"/>
+          <w:sz w:val="24"/>
+          <w:szCs w:val="24"/>
+          <w:shd w:val="clear" w:fill="1E1F22"/>
+        </w:rPr>
+        <w:t>margin</w:t>
+      </w:r>
+      <w:r>
+        <w:rPr>
+          <w:rFonts w:hint="default" w:ascii="Consolas" w:hAnsi="Consolas" w:eastAsia="Consolas" w:cs="Consolas"/>
+          <w:color w:val="3198FF"/>
+          <w:sz w:val="24"/>
+          <w:szCs w:val="24"/>
+          <w:shd w:val="clear" w:fill="1E1F22"/>
+        </w:rPr>
+        <w:t>:</w:t>
+      </w:r>
+      <w:r>
+        <w:rPr>
+          <w:rFonts w:hint="default" w:ascii="Consolas" w:hAnsi="Consolas" w:eastAsia="Consolas" w:cs="Consolas"/>
+          <w:color w:val="D9E8F7"/>
+          <w:sz w:val="24"/>
+          <w:szCs w:val="24"/>
+          <w:shd w:val="clear" w:fill="1E1F22"/>
+        </w:rPr>
+        <w:t xml:space="preserve"> </w:t>
+      </w:r>
+      <w:r>
+        <w:rPr>
+          <w:rFonts w:hint="default" w:ascii="Consolas" w:hAnsi="Consolas" w:eastAsia="Consolas" w:cs="Consolas"/>
+          <w:i/>
+          <w:iCs/>
+          <w:color w:val="17C6A3"/>
+          <w:sz w:val="24"/>
+          <w:szCs w:val="24"/>
+          <w:shd w:val="clear" w:fill="1E1F22"/>
+        </w:rPr>
+        <w:t>40px</w:t>
+      </w:r>
+      <w:r>
+        <w:rPr>
+          <w:rFonts w:hint="default" w:ascii="Consolas" w:hAnsi="Consolas" w:eastAsia="Consolas" w:cs="Consolas"/>
+          <w:color w:val="D9E8F7"/>
+          <w:sz w:val="24"/>
+          <w:szCs w:val="24"/>
+          <w:shd w:val="clear" w:fill="1E1F22"/>
+        </w:rPr>
+        <w:t xml:space="preserve">; </w:t>
+      </w:r>
+      <w:r>
+        <w:rPr>
+          <w:rFonts w:hint="default" w:ascii="Consolas" w:hAnsi="Consolas" w:eastAsia="Consolas" w:cs="Consolas"/>
+          <w:color w:val="0699F0"/>
+          <w:sz w:val="24"/>
+          <w:szCs w:val="24"/>
+          <w:shd w:val="clear" w:fill="1E1F22"/>
+        </w:rPr>
+        <w:t>line-height</w:t>
+      </w:r>
+      <w:r>
+        <w:rPr>
+          <w:rFonts w:hint="default" w:ascii="Consolas" w:hAnsi="Consolas" w:eastAsia="Consolas" w:cs="Consolas"/>
+          <w:color w:val="3198FF"/>
+          <w:sz w:val="24"/>
+          <w:szCs w:val="24"/>
+          <w:shd w:val="clear" w:fill="1E1F22"/>
+        </w:rPr>
+        <w:t>:</w:t>
+      </w:r>
+      <w:r>
+        <w:rPr>
+          <w:rFonts w:hint="default" w:ascii="Consolas" w:hAnsi="Consolas" w:eastAsia="Consolas" w:cs="Consolas"/>
+          <w:color w:val="D9E8F7"/>
+          <w:sz w:val="24"/>
+          <w:szCs w:val="24"/>
+          <w:shd w:val="clear" w:fill="1E1F22"/>
+        </w:rPr>
+        <w:t xml:space="preserve"> </w:t>
+      </w:r>
+      <w:r>
+        <w:rPr>
+          <w:rFonts w:hint="default" w:ascii="Consolas" w:hAnsi="Consolas" w:eastAsia="Consolas" w:cs="Consolas"/>
+          <w:i/>
+          <w:iCs/>
+          <w:color w:val="17C6A3"/>
+          <w:sz w:val="24"/>
+          <w:szCs w:val="24"/>
+          <w:shd w:val="clear" w:fill="1E1F22"/>
+        </w:rPr>
+        <w:t>1.6</w:t>
+      </w:r>
+      <w:r>
+        <w:rPr>
+          <w:rFonts w:hint="default" w:ascii="Consolas" w:hAnsi="Consolas" w:eastAsia="Consolas" w:cs="Consolas"/>
+          <w:color w:val="D9E8F7"/>
+          <w:sz w:val="24"/>
+          <w:szCs w:val="24"/>
+          <w:shd w:val="clear" w:fill="1E1F22"/>
+        </w:rPr>
+        <w:t xml:space="preserve">; </w:t>
+      </w:r>
+      <w:r>
+        <w:rPr>
+          <w:rFonts w:hint="default" w:ascii="Consolas" w:hAnsi="Consolas" w:eastAsia="Consolas" w:cs="Consolas"/>
+          <w:color w:val="F9FAF4"/>
+          <w:sz w:val="24"/>
+          <w:szCs w:val="24"/>
+          <w:shd w:val="clear" w:fill="1E1F22"/>
+        </w:rPr>
+        <w:t>}</w:t>
+      </w:r>
+    </w:p>
+    <w:p>
+      <w:pPr>
+        <w:pStyle w:val="6"/>
+        <w:keepNext w:val="0"/>
+        <w:keepLines w:val="0"/>
+        <w:widowControl/>
+        <w:suppressLineNumbers w:val="0"/>
+        <w:spacing w:before="0" w:beforeAutospacing="0" w:after="0" w:afterAutospacing="0"/>
+        <w:ind w:left="0" w:right="0"/>
+      </w:pPr>
+      <w:r>
+        <w:rPr>
+          <w:rFonts w:hint="default" w:ascii="Consolas" w:hAnsi="Consolas" w:eastAsia="Consolas" w:cs="Consolas"/>
+          <w:color w:val="12E046"/>
+          <w:sz w:val="24"/>
+          <w:szCs w:val="24"/>
+          <w:shd w:val="clear" w:fill="1E1F22"/>
+        </w:rPr>
+        <w:t>.container</w:t>
+      </w:r>
+      <w:r>
+        <w:rPr>
+          <w:rFonts w:hint="default" w:ascii="Consolas" w:hAnsi="Consolas" w:eastAsia="Consolas" w:cs="Consolas"/>
+          <w:color w:val="D9E8F7"/>
+          <w:sz w:val="24"/>
+          <w:szCs w:val="24"/>
+          <w:shd w:val="clear" w:fill="1E1F22"/>
+        </w:rPr>
+        <w:t xml:space="preserve"> </w:t>
+      </w:r>
+      <w:r>
+        <w:rPr>
+          <w:rFonts w:hint="default" w:ascii="Consolas" w:hAnsi="Consolas" w:eastAsia="Consolas" w:cs="Consolas"/>
+          <w:color w:val="F9FAF4"/>
+          <w:sz w:val="24"/>
+          <w:szCs w:val="24"/>
+          <w:shd w:val="clear" w:fill="1E1F22"/>
+        </w:rPr>
+        <w:t>{</w:t>
+      </w:r>
+      <w:r>
+        <w:rPr>
+          <w:rFonts w:hint="default" w:ascii="Consolas" w:hAnsi="Consolas" w:eastAsia="Consolas" w:cs="Consolas"/>
+          <w:color w:val="D9E8F7"/>
+          <w:sz w:val="24"/>
+          <w:szCs w:val="24"/>
+          <w:shd w:val="clear" w:fill="1E1F22"/>
+        </w:rPr>
+        <w:t xml:space="preserve"> </w:t>
+      </w:r>
+      <w:r>
+        <w:rPr>
+          <w:rFonts w:hint="default" w:ascii="Consolas" w:hAnsi="Consolas" w:eastAsia="Consolas" w:cs="Consolas"/>
+          <w:color w:val="0699F0"/>
+          <w:sz w:val="24"/>
+          <w:szCs w:val="24"/>
+          <w:shd w:val="clear" w:fill="1E1F22"/>
+        </w:rPr>
+        <w:t>max-width</w:t>
+      </w:r>
+      <w:r>
+        <w:rPr>
+          <w:rFonts w:hint="default" w:ascii="Consolas" w:hAnsi="Consolas" w:eastAsia="Consolas" w:cs="Consolas"/>
+          <w:color w:val="3198FF"/>
+          <w:sz w:val="24"/>
+          <w:szCs w:val="24"/>
+          <w:shd w:val="clear" w:fill="1E1F22"/>
+        </w:rPr>
+        <w:t>:</w:t>
+      </w:r>
+      <w:r>
+        <w:rPr>
+          <w:rFonts w:hint="default" w:ascii="Consolas" w:hAnsi="Consolas" w:eastAsia="Consolas" w:cs="Consolas"/>
+          <w:color w:val="D9E8F7"/>
+          <w:sz w:val="24"/>
+          <w:szCs w:val="24"/>
+          <w:shd w:val="clear" w:fill="1E1F22"/>
+        </w:rPr>
+        <w:t xml:space="preserve"> </w:t>
+      </w:r>
+      <w:r>
+        <w:rPr>
+          <w:rFonts w:hint="default" w:ascii="Consolas" w:hAnsi="Consolas" w:eastAsia="Consolas" w:cs="Consolas"/>
+          <w:i/>
+          <w:iCs/>
+          <w:color w:val="17C6A3"/>
+          <w:sz w:val="24"/>
+          <w:szCs w:val="24"/>
+          <w:shd w:val="clear" w:fill="1E1F22"/>
+        </w:rPr>
+        <w:t>400px</w:t>
+      </w:r>
+      <w:r>
+        <w:rPr>
+          <w:rFonts w:hint="default" w:ascii="Consolas" w:hAnsi="Consolas" w:eastAsia="Consolas" w:cs="Consolas"/>
+          <w:color w:val="D9E8F7"/>
+          <w:sz w:val="24"/>
+          <w:szCs w:val="24"/>
+          <w:shd w:val="clear" w:fill="1E1F22"/>
+        </w:rPr>
+        <w:t xml:space="preserve">; </w:t>
+      </w:r>
+      <w:r>
+        <w:rPr>
+          <w:rFonts w:hint="default" w:ascii="Consolas" w:hAnsi="Consolas" w:eastAsia="Consolas" w:cs="Consolas"/>
+          <w:color w:val="0699F0"/>
+          <w:sz w:val="24"/>
+          <w:szCs w:val="24"/>
+          <w:shd w:val="clear" w:fill="1E1F22"/>
+        </w:rPr>
+        <w:t>border</w:t>
+      </w:r>
+      <w:r>
+        <w:rPr>
+          <w:rFonts w:hint="default" w:ascii="Consolas" w:hAnsi="Consolas" w:eastAsia="Consolas" w:cs="Consolas"/>
+          <w:color w:val="3198FF"/>
+          <w:sz w:val="24"/>
+          <w:szCs w:val="24"/>
+          <w:shd w:val="clear" w:fill="1E1F22"/>
+        </w:rPr>
+        <w:t>:</w:t>
+      </w:r>
+      <w:r>
+        <w:rPr>
+          <w:rFonts w:hint="default" w:ascii="Consolas" w:hAnsi="Consolas" w:eastAsia="Consolas" w:cs="Consolas"/>
+          <w:color w:val="D9E8F7"/>
+          <w:sz w:val="24"/>
+          <w:szCs w:val="24"/>
+          <w:shd w:val="clear" w:fill="1E1F22"/>
+        </w:rPr>
+        <w:t xml:space="preserve"> </w:t>
+      </w:r>
+      <w:r>
+        <w:rPr>
+          <w:rFonts w:hint="default" w:ascii="Consolas" w:hAnsi="Consolas" w:eastAsia="Consolas" w:cs="Consolas"/>
+          <w:i/>
+          <w:iCs/>
+          <w:color w:val="17C6A3"/>
+          <w:sz w:val="24"/>
+          <w:szCs w:val="24"/>
+          <w:shd w:val="clear" w:fill="1E1F22"/>
+        </w:rPr>
+        <w:t>1px solid #ccc</w:t>
+      </w:r>
+      <w:r>
+        <w:rPr>
+          <w:rFonts w:hint="default" w:ascii="Consolas" w:hAnsi="Consolas" w:eastAsia="Consolas" w:cs="Consolas"/>
+          <w:color w:val="D9E8F7"/>
+          <w:sz w:val="24"/>
+          <w:szCs w:val="24"/>
+          <w:shd w:val="clear" w:fill="1E1F22"/>
+        </w:rPr>
+        <w:t xml:space="preserve">; </w:t>
+      </w:r>
+      <w:r>
+        <w:rPr>
+          <w:rFonts w:hint="default" w:ascii="Consolas" w:hAnsi="Consolas" w:eastAsia="Consolas" w:cs="Consolas"/>
+          <w:color w:val="0699F0"/>
+          <w:sz w:val="24"/>
+          <w:szCs w:val="24"/>
+          <w:shd w:val="clear" w:fill="1E1F22"/>
+        </w:rPr>
+        <w:t>padding</w:t>
+      </w:r>
+      <w:r>
+        <w:rPr>
+          <w:rFonts w:hint="default" w:ascii="Consolas" w:hAnsi="Consolas" w:eastAsia="Consolas" w:cs="Consolas"/>
+          <w:color w:val="3198FF"/>
+          <w:sz w:val="24"/>
+          <w:szCs w:val="24"/>
+          <w:shd w:val="clear" w:fill="1E1F22"/>
+        </w:rPr>
+        <w:t>:</w:t>
+      </w:r>
+      <w:r>
+        <w:rPr>
+          <w:rFonts w:hint="default" w:ascii="Consolas" w:hAnsi="Consolas" w:eastAsia="Consolas" w:cs="Consolas"/>
+          <w:color w:val="D9E8F7"/>
+          <w:sz w:val="24"/>
+          <w:szCs w:val="24"/>
+          <w:shd w:val="clear" w:fill="1E1F22"/>
+        </w:rPr>
+        <w:t xml:space="preserve"> </w:t>
+      </w:r>
+      <w:r>
+        <w:rPr>
+          <w:rFonts w:hint="default" w:ascii="Consolas" w:hAnsi="Consolas" w:eastAsia="Consolas" w:cs="Consolas"/>
+          <w:i/>
+          <w:iCs/>
+          <w:color w:val="17C6A3"/>
+          <w:sz w:val="24"/>
+          <w:szCs w:val="24"/>
+          <w:shd w:val="clear" w:fill="1E1F22"/>
+        </w:rPr>
+        <w:t>20px</w:t>
+      </w:r>
+      <w:r>
+        <w:rPr>
+          <w:rFonts w:hint="default" w:ascii="Consolas" w:hAnsi="Consolas" w:eastAsia="Consolas" w:cs="Consolas"/>
+          <w:color w:val="D9E8F7"/>
+          <w:sz w:val="24"/>
+          <w:szCs w:val="24"/>
+          <w:shd w:val="clear" w:fill="1E1F22"/>
+        </w:rPr>
+        <w:t xml:space="preserve">; </w:t>
+      </w:r>
+      <w:r>
+        <w:rPr>
+          <w:rFonts w:hint="default" w:ascii="Consolas" w:hAnsi="Consolas" w:eastAsia="Consolas" w:cs="Consolas"/>
+          <w:color w:val="0699F0"/>
+          <w:sz w:val="24"/>
+          <w:szCs w:val="24"/>
+          <w:shd w:val="clear" w:fill="1E1F22"/>
+        </w:rPr>
+        <w:t>border-radius</w:t>
+      </w:r>
+      <w:r>
+        <w:rPr>
+          <w:rFonts w:hint="default" w:ascii="Consolas" w:hAnsi="Consolas" w:eastAsia="Consolas" w:cs="Consolas"/>
+          <w:color w:val="3198FF"/>
+          <w:sz w:val="24"/>
+          <w:szCs w:val="24"/>
+          <w:shd w:val="clear" w:fill="1E1F22"/>
+        </w:rPr>
+        <w:t>:</w:t>
+      </w:r>
+      <w:r>
+        <w:rPr>
+          <w:rFonts w:hint="default" w:ascii="Consolas" w:hAnsi="Consolas" w:eastAsia="Consolas" w:cs="Consolas"/>
+          <w:color w:val="D9E8F7"/>
+          <w:sz w:val="24"/>
+          <w:szCs w:val="24"/>
+          <w:shd w:val="clear" w:fill="1E1F22"/>
+        </w:rPr>
+        <w:t xml:space="preserve"> </w:t>
+      </w:r>
+      <w:r>
+        <w:rPr>
+          <w:rFonts w:hint="default" w:ascii="Consolas" w:hAnsi="Consolas" w:eastAsia="Consolas" w:cs="Consolas"/>
+          <w:i/>
+          <w:iCs/>
+          <w:color w:val="17C6A3"/>
+          <w:sz w:val="24"/>
+          <w:szCs w:val="24"/>
+          <w:shd w:val="clear" w:fill="1E1F22"/>
+        </w:rPr>
+        <w:t>8px</w:t>
+      </w:r>
+      <w:r>
+        <w:rPr>
+          <w:rFonts w:hint="default" w:ascii="Consolas" w:hAnsi="Consolas" w:eastAsia="Consolas" w:cs="Consolas"/>
+          <w:color w:val="D9E8F7"/>
+          <w:sz w:val="24"/>
+          <w:szCs w:val="24"/>
+          <w:shd w:val="clear" w:fill="1E1F22"/>
+        </w:rPr>
+        <w:t xml:space="preserve">; </w:t>
+      </w:r>
+      <w:r>
+        <w:rPr>
+          <w:rFonts w:hint="default" w:ascii="Consolas" w:hAnsi="Consolas" w:eastAsia="Consolas" w:cs="Consolas"/>
+          <w:color w:val="F9FAF4"/>
+          <w:sz w:val="24"/>
+          <w:szCs w:val="24"/>
+          <w:shd w:val="clear" w:fill="1E1F22"/>
+        </w:rPr>
+        <w:t>}</w:t>
+      </w:r>
+    </w:p>
+    <w:p>
+      <w:pPr>
+        <w:pStyle w:val="6"/>
+        <w:keepNext w:val="0"/>
+        <w:keepLines w:val="0"/>
+        <w:widowControl/>
+        <w:suppressLineNumbers w:val="0"/>
+        <w:spacing w:before="0" w:beforeAutospacing="0" w:after="0" w:afterAutospacing="0"/>
+        <w:ind w:left="0" w:right="0"/>
+      </w:pPr>
+      <w:r>
+        <w:rPr>
+          <w:rFonts w:hint="default" w:ascii="Consolas" w:hAnsi="Consolas" w:eastAsia="Consolas" w:cs="Consolas"/>
+          <w:color w:val="65F228"/>
+          <w:sz w:val="24"/>
+          <w:szCs w:val="24"/>
+          <w:shd w:val="clear" w:fill="1E1F22"/>
+        </w:rPr>
+        <w:t>input</w:t>
+      </w:r>
+      <w:r>
+        <w:rPr>
+          <w:rFonts w:hint="default" w:ascii="Consolas" w:hAnsi="Consolas" w:eastAsia="Consolas" w:cs="Consolas"/>
+          <w:color w:val="D9E8F7"/>
+          <w:sz w:val="24"/>
+          <w:szCs w:val="24"/>
+          <w:shd w:val="clear" w:fill="1E1F22"/>
+        </w:rPr>
+        <w:t xml:space="preserve"> </w:t>
+      </w:r>
+      <w:r>
+        <w:rPr>
+          <w:rFonts w:hint="default" w:ascii="Consolas" w:hAnsi="Consolas" w:eastAsia="Consolas" w:cs="Consolas"/>
+          <w:color w:val="F9FAF4"/>
+          <w:sz w:val="24"/>
+          <w:szCs w:val="24"/>
+          <w:shd w:val="clear" w:fill="1E1F22"/>
+        </w:rPr>
+        <w:t>{</w:t>
+      </w:r>
+      <w:r>
+        <w:rPr>
+          <w:rFonts w:hint="default" w:ascii="Consolas" w:hAnsi="Consolas" w:eastAsia="Consolas" w:cs="Consolas"/>
+          <w:color w:val="D9E8F7"/>
+          <w:sz w:val="24"/>
+          <w:szCs w:val="24"/>
+          <w:shd w:val="clear" w:fill="1E1F22"/>
+        </w:rPr>
+        <w:t xml:space="preserve"> </w:t>
+      </w:r>
+      <w:r>
+        <w:rPr>
+          <w:rFonts w:hint="default" w:ascii="Consolas" w:hAnsi="Consolas" w:eastAsia="Consolas" w:cs="Consolas"/>
+          <w:color w:val="0699F0"/>
+          <w:sz w:val="24"/>
+          <w:szCs w:val="24"/>
+          <w:shd w:val="clear" w:fill="1E1F22"/>
+        </w:rPr>
+        <w:t>width</w:t>
+      </w:r>
+      <w:r>
+        <w:rPr>
+          <w:rFonts w:hint="default" w:ascii="Consolas" w:hAnsi="Consolas" w:eastAsia="Consolas" w:cs="Consolas"/>
+          <w:color w:val="3198FF"/>
+          <w:sz w:val="24"/>
+          <w:szCs w:val="24"/>
+          <w:shd w:val="clear" w:fill="1E1F22"/>
+        </w:rPr>
+        <w:t>:</w:t>
+      </w:r>
+      <w:r>
+        <w:rPr>
+          <w:rFonts w:hint="default" w:ascii="Consolas" w:hAnsi="Consolas" w:eastAsia="Consolas" w:cs="Consolas"/>
+          <w:color w:val="D9E8F7"/>
+          <w:sz w:val="24"/>
+          <w:szCs w:val="24"/>
+          <w:shd w:val="clear" w:fill="1E1F22"/>
+        </w:rPr>
+        <w:t xml:space="preserve"> </w:t>
+      </w:r>
+      <w:r>
+        <w:rPr>
+          <w:rFonts w:hint="default" w:ascii="Consolas" w:hAnsi="Consolas" w:eastAsia="Consolas" w:cs="Consolas"/>
+          <w:i/>
+          <w:iCs/>
+          <w:color w:val="17C6A3"/>
+          <w:sz w:val="24"/>
+          <w:szCs w:val="24"/>
+          <w:shd w:val="clear" w:fill="1E1F22"/>
+        </w:rPr>
+        <w:t>100%</w:t>
+      </w:r>
+      <w:r>
+        <w:rPr>
+          <w:rFonts w:hint="default" w:ascii="Consolas" w:hAnsi="Consolas" w:eastAsia="Consolas" w:cs="Consolas"/>
+          <w:color w:val="D9E8F7"/>
+          <w:sz w:val="24"/>
+          <w:szCs w:val="24"/>
+          <w:shd w:val="clear" w:fill="1E1F22"/>
+        </w:rPr>
+        <w:t xml:space="preserve">; </w:t>
+      </w:r>
+      <w:r>
+        <w:rPr>
+          <w:rFonts w:hint="default" w:ascii="Consolas" w:hAnsi="Consolas" w:eastAsia="Consolas" w:cs="Consolas"/>
+          <w:color w:val="0699F0"/>
+          <w:sz w:val="24"/>
+          <w:szCs w:val="24"/>
+          <w:shd w:val="clear" w:fill="1E1F22"/>
+        </w:rPr>
+        <w:t>padding</w:t>
+      </w:r>
+      <w:r>
+        <w:rPr>
+          <w:rFonts w:hint="default" w:ascii="Consolas" w:hAnsi="Consolas" w:eastAsia="Consolas" w:cs="Consolas"/>
+          <w:color w:val="3198FF"/>
+          <w:sz w:val="24"/>
+          <w:szCs w:val="24"/>
+          <w:shd w:val="clear" w:fill="1E1F22"/>
+        </w:rPr>
+        <w:t>:</w:t>
+      </w:r>
+      <w:r>
+        <w:rPr>
+          <w:rFonts w:hint="default" w:ascii="Consolas" w:hAnsi="Consolas" w:eastAsia="Consolas" w:cs="Consolas"/>
+          <w:color w:val="D9E8F7"/>
+          <w:sz w:val="24"/>
+          <w:szCs w:val="24"/>
+          <w:shd w:val="clear" w:fill="1E1F22"/>
+        </w:rPr>
+        <w:t xml:space="preserve"> </w:t>
+      </w:r>
+      <w:r>
+        <w:rPr>
+          <w:rFonts w:hint="default" w:ascii="Consolas" w:hAnsi="Consolas" w:eastAsia="Consolas" w:cs="Consolas"/>
+          <w:i/>
+          <w:iCs/>
+          <w:color w:val="17C6A3"/>
+          <w:sz w:val="24"/>
+          <w:szCs w:val="24"/>
+          <w:shd w:val="clear" w:fill="1E1F22"/>
+        </w:rPr>
+        <w:t>8px</w:t>
+      </w:r>
+      <w:r>
+        <w:rPr>
+          <w:rFonts w:hint="default" w:ascii="Consolas" w:hAnsi="Consolas" w:eastAsia="Consolas" w:cs="Consolas"/>
+          <w:color w:val="D9E8F7"/>
+          <w:sz w:val="24"/>
+          <w:szCs w:val="24"/>
+          <w:shd w:val="clear" w:fill="1E1F22"/>
+        </w:rPr>
+        <w:t xml:space="preserve">; </w:t>
+      </w:r>
+      <w:r>
+        <w:rPr>
+          <w:rFonts w:hint="default" w:ascii="Consolas" w:hAnsi="Consolas" w:eastAsia="Consolas" w:cs="Consolas"/>
+          <w:color w:val="0699F0"/>
+          <w:sz w:val="24"/>
+          <w:szCs w:val="24"/>
+          <w:shd w:val="clear" w:fill="1E1F22"/>
+        </w:rPr>
+        <w:t>margin</w:t>
+      </w:r>
+      <w:r>
+        <w:rPr>
+          <w:rFonts w:hint="default" w:ascii="Consolas" w:hAnsi="Consolas" w:eastAsia="Consolas" w:cs="Consolas"/>
+          <w:color w:val="3198FF"/>
+          <w:sz w:val="24"/>
+          <w:szCs w:val="24"/>
+          <w:shd w:val="clear" w:fill="1E1F22"/>
+        </w:rPr>
+        <w:t>:</w:t>
+      </w:r>
+      <w:r>
+        <w:rPr>
+          <w:rFonts w:hint="default" w:ascii="Consolas" w:hAnsi="Consolas" w:eastAsia="Consolas" w:cs="Consolas"/>
+          <w:color w:val="D9E8F7"/>
+          <w:sz w:val="24"/>
+          <w:szCs w:val="24"/>
+          <w:shd w:val="clear" w:fill="1E1F22"/>
+        </w:rPr>
+        <w:t xml:space="preserve"> </w:t>
+      </w:r>
+      <w:r>
+        <w:rPr>
+          <w:rFonts w:hint="default" w:ascii="Consolas" w:hAnsi="Consolas" w:eastAsia="Consolas" w:cs="Consolas"/>
+          <w:i/>
+          <w:iCs/>
+          <w:color w:val="17C6A3"/>
+          <w:sz w:val="24"/>
+          <w:szCs w:val="24"/>
+          <w:shd w:val="clear" w:fill="1E1F22"/>
+        </w:rPr>
+        <w:t>10px 0</w:t>
+      </w:r>
+      <w:r>
+        <w:rPr>
+          <w:rFonts w:hint="default" w:ascii="Consolas" w:hAnsi="Consolas" w:eastAsia="Consolas" w:cs="Consolas"/>
+          <w:color w:val="D9E8F7"/>
+          <w:sz w:val="24"/>
+          <w:szCs w:val="24"/>
+          <w:shd w:val="clear" w:fill="1E1F22"/>
+        </w:rPr>
+        <w:t xml:space="preserve">; </w:t>
+      </w:r>
+      <w:r>
+        <w:rPr>
+          <w:rFonts w:hint="default" w:ascii="Consolas" w:hAnsi="Consolas" w:eastAsia="Consolas" w:cs="Consolas"/>
+          <w:color w:val="0699F0"/>
+          <w:sz w:val="24"/>
+          <w:szCs w:val="24"/>
+          <w:shd w:val="clear" w:fill="1E1F22"/>
+        </w:rPr>
+        <w:t>display</w:t>
+      </w:r>
+      <w:r>
+        <w:rPr>
+          <w:rFonts w:hint="default" w:ascii="Consolas" w:hAnsi="Consolas" w:eastAsia="Consolas" w:cs="Consolas"/>
+          <w:color w:val="3198FF"/>
+          <w:sz w:val="24"/>
+          <w:szCs w:val="24"/>
+          <w:shd w:val="clear" w:fill="1E1F22"/>
+        </w:rPr>
+        <w:t>:</w:t>
+      </w:r>
+      <w:r>
+        <w:rPr>
+          <w:rFonts w:hint="default" w:ascii="Consolas" w:hAnsi="Consolas" w:eastAsia="Consolas" w:cs="Consolas"/>
+          <w:color w:val="D9E8F7"/>
+          <w:sz w:val="24"/>
+          <w:szCs w:val="24"/>
+          <w:shd w:val="clear" w:fill="1E1F22"/>
+        </w:rPr>
+        <w:t xml:space="preserve"> </w:t>
+      </w:r>
+      <w:r>
+        <w:rPr>
+          <w:rFonts w:hint="default" w:ascii="Consolas" w:hAnsi="Consolas" w:eastAsia="Consolas" w:cs="Consolas"/>
+          <w:i/>
+          <w:iCs/>
+          <w:color w:val="17C6A3"/>
+          <w:sz w:val="24"/>
+          <w:szCs w:val="24"/>
+          <w:shd w:val="clear" w:fill="1E1F22"/>
+        </w:rPr>
+        <w:t>block</w:t>
+      </w:r>
+      <w:r>
+        <w:rPr>
+          <w:rFonts w:hint="default" w:ascii="Consolas" w:hAnsi="Consolas" w:eastAsia="Consolas" w:cs="Consolas"/>
+          <w:color w:val="D9E8F7"/>
+          <w:sz w:val="24"/>
+          <w:szCs w:val="24"/>
+          <w:shd w:val="clear" w:fill="1E1F22"/>
+        </w:rPr>
+        <w:t xml:space="preserve">; </w:t>
+      </w:r>
+      <w:r>
+        <w:rPr>
+          <w:rFonts w:hint="default" w:ascii="Consolas" w:hAnsi="Consolas" w:eastAsia="Consolas" w:cs="Consolas"/>
+          <w:color w:val="F9FAF4"/>
+          <w:sz w:val="24"/>
+          <w:szCs w:val="24"/>
+          <w:shd w:val="clear" w:fill="1E1F22"/>
+        </w:rPr>
+        <w:t>}</w:t>
+      </w:r>
+    </w:p>
+    <w:p>
+      <w:pPr>
+        <w:pStyle w:val="6"/>
+        <w:keepNext w:val="0"/>
+        <w:keepLines w:val="0"/>
+        <w:widowControl/>
+        <w:suppressLineNumbers w:val="0"/>
+        <w:spacing w:before="0" w:beforeAutospacing="0" w:after="0" w:afterAutospacing="0"/>
+        <w:ind w:left="0" w:right="0"/>
+      </w:pPr>
+      <w:r>
+        <w:rPr>
+          <w:rFonts w:hint="default" w:ascii="Consolas" w:hAnsi="Consolas" w:eastAsia="Consolas" w:cs="Consolas"/>
+          <w:color w:val="65F228"/>
+          <w:sz w:val="24"/>
+          <w:szCs w:val="24"/>
+          <w:shd w:val="clear" w:fill="1E1F22"/>
+        </w:rPr>
+        <w:t>button</w:t>
+      </w:r>
+      <w:r>
+        <w:rPr>
+          <w:rFonts w:hint="default" w:ascii="Consolas" w:hAnsi="Consolas" w:eastAsia="Consolas" w:cs="Consolas"/>
+          <w:color w:val="D9E8F7"/>
+          <w:sz w:val="24"/>
+          <w:szCs w:val="24"/>
+          <w:shd w:val="clear" w:fill="1E1F22"/>
+        </w:rPr>
+        <w:t xml:space="preserve"> </w:t>
+      </w:r>
+      <w:r>
+        <w:rPr>
+          <w:rFonts w:hint="default" w:ascii="Consolas" w:hAnsi="Consolas" w:eastAsia="Consolas" w:cs="Consolas"/>
+          <w:color w:val="F9FAF4"/>
+          <w:sz w:val="24"/>
+          <w:szCs w:val="24"/>
+          <w:shd w:val="clear" w:fill="1E1F22"/>
+        </w:rPr>
+        <w:t>{</w:t>
+      </w:r>
+      <w:r>
+        <w:rPr>
+          <w:rFonts w:hint="default" w:ascii="Consolas" w:hAnsi="Consolas" w:eastAsia="Consolas" w:cs="Consolas"/>
+          <w:color w:val="D9E8F7"/>
+          <w:sz w:val="24"/>
+          <w:szCs w:val="24"/>
+          <w:shd w:val="clear" w:fill="1E1F22"/>
+        </w:rPr>
+        <w:t xml:space="preserve"> </w:t>
+      </w:r>
+      <w:r>
+        <w:rPr>
+          <w:rFonts w:hint="default" w:ascii="Consolas" w:hAnsi="Consolas" w:eastAsia="Consolas" w:cs="Consolas"/>
+          <w:color w:val="0699F0"/>
+          <w:sz w:val="24"/>
+          <w:szCs w:val="24"/>
+          <w:shd w:val="clear" w:fill="1E1F22"/>
+        </w:rPr>
+        <w:t>background</w:t>
+      </w:r>
+      <w:r>
+        <w:rPr>
+          <w:rFonts w:hint="default" w:ascii="Consolas" w:hAnsi="Consolas" w:eastAsia="Consolas" w:cs="Consolas"/>
+          <w:color w:val="3198FF"/>
+          <w:sz w:val="24"/>
+          <w:szCs w:val="24"/>
+          <w:shd w:val="clear" w:fill="1E1F22"/>
+        </w:rPr>
+        <w:t>:</w:t>
+      </w:r>
+      <w:r>
+        <w:rPr>
+          <w:rFonts w:hint="default" w:ascii="Consolas" w:hAnsi="Consolas" w:eastAsia="Consolas" w:cs="Consolas"/>
+          <w:color w:val="D9E8F7"/>
+          <w:sz w:val="24"/>
+          <w:szCs w:val="24"/>
+          <w:shd w:val="clear" w:fill="1E1F22"/>
+        </w:rPr>
+        <w:t xml:space="preserve"> </w:t>
+      </w:r>
+      <w:r>
+        <w:rPr>
+          <w:rFonts w:hint="default" w:ascii="Consolas" w:hAnsi="Consolas" w:eastAsia="Consolas" w:cs="Consolas"/>
+          <w:i/>
+          <w:iCs/>
+          <w:color w:val="17C6A3"/>
+          <w:sz w:val="24"/>
+          <w:szCs w:val="24"/>
+          <w:shd w:val="clear" w:fill="1E1F22"/>
+        </w:rPr>
+        <w:t>#007bff</w:t>
+      </w:r>
+      <w:r>
+        <w:rPr>
+          <w:rFonts w:hint="default" w:ascii="Consolas" w:hAnsi="Consolas" w:eastAsia="Consolas" w:cs="Consolas"/>
+          <w:color w:val="D9E8F7"/>
+          <w:sz w:val="24"/>
+          <w:szCs w:val="24"/>
+          <w:shd w:val="clear" w:fill="1E1F22"/>
+        </w:rPr>
+        <w:t xml:space="preserve">; </w:t>
+      </w:r>
+      <w:r>
+        <w:rPr>
+          <w:rFonts w:hint="default" w:ascii="Consolas" w:hAnsi="Consolas" w:eastAsia="Consolas" w:cs="Consolas"/>
+          <w:color w:val="0699F0"/>
+          <w:sz w:val="24"/>
+          <w:szCs w:val="24"/>
+          <w:shd w:val="clear" w:fill="1E1F22"/>
+        </w:rPr>
+        <w:t>color</w:t>
+      </w:r>
+      <w:r>
+        <w:rPr>
+          <w:rFonts w:hint="default" w:ascii="Consolas" w:hAnsi="Consolas" w:eastAsia="Consolas" w:cs="Consolas"/>
+          <w:color w:val="3198FF"/>
+          <w:sz w:val="24"/>
+          <w:szCs w:val="24"/>
+          <w:shd w:val="clear" w:fill="1E1F22"/>
+        </w:rPr>
+        <w:t>:</w:t>
+      </w:r>
+      <w:r>
+        <w:rPr>
+          <w:rFonts w:hint="default" w:ascii="Consolas" w:hAnsi="Consolas" w:eastAsia="Consolas" w:cs="Consolas"/>
+          <w:color w:val="D9E8F7"/>
+          <w:sz w:val="24"/>
+          <w:szCs w:val="24"/>
+          <w:shd w:val="clear" w:fill="1E1F22"/>
+        </w:rPr>
+        <w:t xml:space="preserve"> </w:t>
+      </w:r>
+      <w:r>
+        <w:rPr>
+          <w:rFonts w:hint="default" w:ascii="Consolas" w:hAnsi="Consolas" w:eastAsia="Consolas" w:cs="Consolas"/>
+          <w:i/>
+          <w:iCs/>
+          <w:color w:val="17C6A3"/>
+          <w:sz w:val="24"/>
+          <w:szCs w:val="24"/>
+          <w:shd w:val="clear" w:fill="1E1F22"/>
+        </w:rPr>
+        <w:t>white</w:t>
+      </w:r>
+      <w:r>
+        <w:rPr>
+          <w:rFonts w:hint="default" w:ascii="Consolas" w:hAnsi="Consolas" w:eastAsia="Consolas" w:cs="Consolas"/>
+          <w:color w:val="D9E8F7"/>
+          <w:sz w:val="24"/>
+          <w:szCs w:val="24"/>
+          <w:shd w:val="clear" w:fill="1E1F22"/>
+        </w:rPr>
+        <w:t xml:space="preserve">; </w:t>
+      </w:r>
+      <w:r>
+        <w:rPr>
+          <w:rFonts w:hint="default" w:ascii="Consolas" w:hAnsi="Consolas" w:eastAsia="Consolas" w:cs="Consolas"/>
+          <w:color w:val="0699F0"/>
+          <w:sz w:val="24"/>
+          <w:szCs w:val="24"/>
+          <w:shd w:val="clear" w:fill="1E1F22"/>
+        </w:rPr>
+        <w:t>border</w:t>
+      </w:r>
+      <w:r>
+        <w:rPr>
+          <w:rFonts w:hint="default" w:ascii="Consolas" w:hAnsi="Consolas" w:eastAsia="Consolas" w:cs="Consolas"/>
+          <w:color w:val="3198FF"/>
+          <w:sz w:val="24"/>
+          <w:szCs w:val="24"/>
+          <w:shd w:val="clear" w:fill="1E1F22"/>
+        </w:rPr>
+        <w:t>:</w:t>
+      </w:r>
+      <w:r>
+        <w:rPr>
+          <w:rFonts w:hint="default" w:ascii="Consolas" w:hAnsi="Consolas" w:eastAsia="Consolas" w:cs="Consolas"/>
+          <w:color w:val="D9E8F7"/>
+          <w:sz w:val="24"/>
+          <w:szCs w:val="24"/>
+          <w:shd w:val="clear" w:fill="1E1F22"/>
+        </w:rPr>
+        <w:t xml:space="preserve"> </w:t>
+      </w:r>
+      <w:r>
+        <w:rPr>
+          <w:rFonts w:hint="default" w:ascii="Consolas" w:hAnsi="Consolas" w:eastAsia="Consolas" w:cs="Consolas"/>
+          <w:i/>
+          <w:iCs/>
+          <w:color w:val="17C6A3"/>
+          <w:sz w:val="24"/>
+          <w:szCs w:val="24"/>
+          <w:shd w:val="clear" w:fill="1E1F22"/>
+        </w:rPr>
+        <w:t>none</w:t>
+      </w:r>
+      <w:r>
+        <w:rPr>
+          <w:rFonts w:hint="default" w:ascii="Consolas" w:hAnsi="Consolas" w:eastAsia="Consolas" w:cs="Consolas"/>
+          <w:color w:val="D9E8F7"/>
+          <w:sz w:val="24"/>
+          <w:szCs w:val="24"/>
+          <w:shd w:val="clear" w:fill="1E1F22"/>
+        </w:rPr>
+        <w:t xml:space="preserve">; </w:t>
+      </w:r>
+      <w:r>
+        <w:rPr>
+          <w:rFonts w:hint="default" w:ascii="Consolas" w:hAnsi="Consolas" w:eastAsia="Consolas" w:cs="Consolas"/>
+          <w:color w:val="0699F0"/>
+          <w:sz w:val="24"/>
+          <w:szCs w:val="24"/>
+          <w:shd w:val="clear" w:fill="1E1F22"/>
+        </w:rPr>
+        <w:t>padding</w:t>
+      </w:r>
+      <w:r>
+        <w:rPr>
+          <w:rFonts w:hint="default" w:ascii="Consolas" w:hAnsi="Consolas" w:eastAsia="Consolas" w:cs="Consolas"/>
+          <w:color w:val="3198FF"/>
+          <w:sz w:val="24"/>
+          <w:szCs w:val="24"/>
+          <w:shd w:val="clear" w:fill="1E1F22"/>
+        </w:rPr>
+        <w:t>:</w:t>
+      </w:r>
+      <w:r>
+        <w:rPr>
+          <w:rFonts w:hint="default" w:ascii="Consolas" w:hAnsi="Consolas" w:eastAsia="Consolas" w:cs="Consolas"/>
+          <w:color w:val="D9E8F7"/>
+          <w:sz w:val="24"/>
+          <w:szCs w:val="24"/>
+          <w:shd w:val="clear" w:fill="1E1F22"/>
+        </w:rPr>
+        <w:t xml:space="preserve"> </w:t>
+      </w:r>
+      <w:r>
+        <w:rPr>
+          <w:rFonts w:hint="default" w:ascii="Consolas" w:hAnsi="Consolas" w:eastAsia="Consolas" w:cs="Consolas"/>
+          <w:i/>
+          <w:iCs/>
+          <w:color w:val="17C6A3"/>
+          <w:sz w:val="24"/>
+          <w:szCs w:val="24"/>
+          <w:shd w:val="clear" w:fill="1E1F22"/>
+        </w:rPr>
+        <w:t>10px</w:t>
+      </w:r>
+      <w:r>
+        <w:rPr>
+          <w:rFonts w:hint="default" w:ascii="Consolas" w:hAnsi="Consolas" w:eastAsia="Consolas" w:cs="Consolas"/>
+          <w:color w:val="D9E8F7"/>
+          <w:sz w:val="24"/>
+          <w:szCs w:val="24"/>
+          <w:shd w:val="clear" w:fill="1E1F22"/>
+        </w:rPr>
+        <w:t xml:space="preserve">; </w:t>
+      </w:r>
+      <w:r>
+        <w:rPr>
+          <w:rFonts w:hint="default" w:ascii="Consolas" w:hAnsi="Consolas" w:eastAsia="Consolas" w:cs="Consolas"/>
+          <w:color w:val="0699F0"/>
+          <w:sz w:val="24"/>
+          <w:szCs w:val="24"/>
+          <w:shd w:val="clear" w:fill="1E1F22"/>
+        </w:rPr>
+        <w:t>cursor</w:t>
+      </w:r>
+      <w:r>
+        <w:rPr>
+          <w:rFonts w:hint="default" w:ascii="Consolas" w:hAnsi="Consolas" w:eastAsia="Consolas" w:cs="Consolas"/>
+          <w:color w:val="3198FF"/>
+          <w:sz w:val="24"/>
+          <w:szCs w:val="24"/>
+          <w:shd w:val="clear" w:fill="1E1F22"/>
+        </w:rPr>
+        <w:t>:</w:t>
+      </w:r>
+      <w:r>
+        <w:rPr>
+          <w:rFonts w:hint="default" w:ascii="Consolas" w:hAnsi="Consolas" w:eastAsia="Consolas" w:cs="Consolas"/>
+          <w:color w:val="D9E8F7"/>
+          <w:sz w:val="24"/>
+          <w:szCs w:val="24"/>
+          <w:shd w:val="clear" w:fill="1E1F22"/>
+        </w:rPr>
+        <w:t xml:space="preserve"> </w:t>
+      </w:r>
+      <w:r>
+        <w:rPr>
+          <w:rFonts w:hint="default" w:ascii="Consolas" w:hAnsi="Consolas" w:eastAsia="Consolas" w:cs="Consolas"/>
+          <w:i/>
+          <w:iCs/>
+          <w:color w:val="17C6A3"/>
+          <w:sz w:val="24"/>
+          <w:szCs w:val="24"/>
+          <w:shd w:val="clear" w:fill="1E1F22"/>
+        </w:rPr>
+        <w:t>pointer</w:t>
+      </w:r>
+      <w:r>
+        <w:rPr>
+          <w:rFonts w:hint="default" w:ascii="Consolas" w:hAnsi="Consolas" w:eastAsia="Consolas" w:cs="Consolas"/>
+          <w:color w:val="D9E8F7"/>
+          <w:sz w:val="24"/>
+          <w:szCs w:val="24"/>
+          <w:shd w:val="clear" w:fill="1E1F22"/>
+        </w:rPr>
+        <w:t xml:space="preserve">; </w:t>
+      </w:r>
+      <w:r>
+        <w:rPr>
+          <w:rFonts w:hint="default" w:ascii="Consolas" w:hAnsi="Consolas" w:eastAsia="Consolas" w:cs="Consolas"/>
+          <w:color w:val="0699F0"/>
+          <w:sz w:val="24"/>
+          <w:szCs w:val="24"/>
+          <w:shd w:val="clear" w:fill="1E1F22"/>
+        </w:rPr>
+        <w:t>width</w:t>
+      </w:r>
+      <w:r>
+        <w:rPr>
+          <w:rFonts w:hint="default" w:ascii="Consolas" w:hAnsi="Consolas" w:eastAsia="Consolas" w:cs="Consolas"/>
+          <w:color w:val="3198FF"/>
+          <w:sz w:val="24"/>
+          <w:szCs w:val="24"/>
+          <w:shd w:val="clear" w:fill="1E1F22"/>
+        </w:rPr>
+        <w:t>:</w:t>
+      </w:r>
+      <w:r>
+        <w:rPr>
+          <w:rFonts w:hint="default" w:ascii="Consolas" w:hAnsi="Consolas" w:eastAsia="Consolas" w:cs="Consolas"/>
+          <w:color w:val="D9E8F7"/>
+          <w:sz w:val="24"/>
+          <w:szCs w:val="24"/>
+          <w:shd w:val="clear" w:fill="1E1F22"/>
+        </w:rPr>
+        <w:t xml:space="preserve"> </w:t>
+      </w:r>
+      <w:r>
+        <w:rPr>
+          <w:rFonts w:hint="default" w:ascii="Consolas" w:hAnsi="Consolas" w:eastAsia="Consolas" w:cs="Consolas"/>
+          <w:i/>
+          <w:iCs/>
+          <w:color w:val="17C6A3"/>
+          <w:sz w:val="24"/>
+          <w:szCs w:val="24"/>
+          <w:shd w:val="clear" w:fill="1E1F22"/>
+        </w:rPr>
+        <w:t>100%</w:t>
+      </w:r>
+      <w:r>
+        <w:rPr>
+          <w:rFonts w:hint="default" w:ascii="Consolas" w:hAnsi="Consolas" w:eastAsia="Consolas" w:cs="Consolas"/>
+          <w:color w:val="D9E8F7"/>
+          <w:sz w:val="24"/>
+          <w:szCs w:val="24"/>
+          <w:shd w:val="clear" w:fill="1E1F22"/>
+        </w:rPr>
+        <w:t xml:space="preserve">; </w:t>
+      </w:r>
+      <w:r>
+        <w:rPr>
+          <w:rFonts w:hint="default" w:ascii="Consolas" w:hAnsi="Consolas" w:eastAsia="Consolas" w:cs="Consolas"/>
+          <w:color w:val="F9FAF4"/>
+          <w:sz w:val="24"/>
+          <w:szCs w:val="24"/>
+          <w:shd w:val="clear" w:fill="1E1F22"/>
+        </w:rPr>
+        <w:t>}</w:t>
+      </w:r>
+    </w:p>
+    <w:p>
+      <w:pPr>
+        <w:pStyle w:val="6"/>
+        <w:keepNext w:val="0"/>
+        <w:keepLines w:val="0"/>
+        <w:widowControl/>
+        <w:suppressLineNumbers w:val="0"/>
+        <w:spacing w:before="0" w:beforeAutospacing="0" w:after="0" w:afterAutospacing="0"/>
+        <w:ind w:left="0" w:right="0"/>
+      </w:pPr>
+      <w:r>
+        <w:rPr>
+          <w:rFonts w:hint="default" w:ascii="Consolas" w:hAnsi="Consolas" w:eastAsia="Consolas" w:cs="Consolas"/>
+          <w:color w:val="A7EC21"/>
+          <w:sz w:val="24"/>
+          <w:szCs w:val="24"/>
+          <w:shd w:val="clear" w:fill="1E1F22"/>
+        </w:rPr>
+        <w:t>#errorLog</w:t>
+      </w:r>
+      <w:r>
+        <w:rPr>
+          <w:rFonts w:hint="default" w:ascii="Consolas" w:hAnsi="Consolas" w:eastAsia="Consolas" w:cs="Consolas"/>
+          <w:color w:val="D9E8F7"/>
+          <w:sz w:val="24"/>
+          <w:szCs w:val="24"/>
+          <w:shd w:val="clear" w:fill="1E1F22"/>
+        </w:rPr>
+        <w:t xml:space="preserve"> </w:t>
+      </w:r>
+      <w:r>
+        <w:rPr>
+          <w:rFonts w:hint="default" w:ascii="Consolas" w:hAnsi="Consolas" w:eastAsia="Consolas" w:cs="Consolas"/>
+          <w:color w:val="F9FAF4"/>
+          <w:sz w:val="24"/>
+          <w:szCs w:val="24"/>
+          <w:shd w:val="clear" w:fill="1E1F22"/>
+        </w:rPr>
+        <w:t>{</w:t>
+      </w:r>
+      <w:r>
+        <w:rPr>
+          <w:rFonts w:hint="default" w:ascii="Consolas" w:hAnsi="Consolas" w:eastAsia="Consolas" w:cs="Consolas"/>
+          <w:color w:val="D9E8F7"/>
+          <w:sz w:val="24"/>
+          <w:szCs w:val="24"/>
+          <w:shd w:val="clear" w:fill="1E1F22"/>
+        </w:rPr>
+        <w:t xml:space="preserve"> </w:t>
+      </w:r>
+      <w:r>
+        <w:rPr>
+          <w:rFonts w:hint="default" w:ascii="Consolas" w:hAnsi="Consolas" w:eastAsia="Consolas" w:cs="Consolas"/>
+          <w:color w:val="0699F0"/>
+          <w:sz w:val="24"/>
+          <w:szCs w:val="24"/>
+          <w:shd w:val="clear" w:fill="1E1F22"/>
+        </w:rPr>
+        <w:t>color</w:t>
+      </w:r>
+      <w:r>
+        <w:rPr>
+          <w:rFonts w:hint="default" w:ascii="Consolas" w:hAnsi="Consolas" w:eastAsia="Consolas" w:cs="Consolas"/>
+          <w:color w:val="3198FF"/>
+          <w:sz w:val="24"/>
+          <w:szCs w:val="24"/>
+          <w:shd w:val="clear" w:fill="1E1F22"/>
+        </w:rPr>
+        <w:t>:</w:t>
+      </w:r>
+      <w:r>
+        <w:rPr>
+          <w:rFonts w:hint="default" w:ascii="Consolas" w:hAnsi="Consolas" w:eastAsia="Consolas" w:cs="Consolas"/>
+          <w:color w:val="D9E8F7"/>
+          <w:sz w:val="24"/>
+          <w:szCs w:val="24"/>
+          <w:shd w:val="clear" w:fill="1E1F22"/>
+        </w:rPr>
+        <w:t xml:space="preserve"> </w:t>
+      </w:r>
+      <w:r>
+        <w:rPr>
+          <w:rFonts w:hint="default" w:ascii="Consolas" w:hAnsi="Consolas" w:eastAsia="Consolas" w:cs="Consolas"/>
+          <w:i/>
+          <w:iCs/>
+          <w:color w:val="17C6A3"/>
+          <w:sz w:val="24"/>
+          <w:szCs w:val="24"/>
+          <w:shd w:val="clear" w:fill="1E1F22"/>
+        </w:rPr>
+        <w:t>#d9534f</w:t>
+      </w:r>
+      <w:r>
+        <w:rPr>
+          <w:rFonts w:hint="default" w:ascii="Consolas" w:hAnsi="Consolas" w:eastAsia="Consolas" w:cs="Consolas"/>
+          <w:color w:val="D9E8F7"/>
+          <w:sz w:val="24"/>
+          <w:szCs w:val="24"/>
+          <w:shd w:val="clear" w:fill="1E1F22"/>
+        </w:rPr>
+        <w:t xml:space="preserve">; </w:t>
+      </w:r>
+      <w:r>
+        <w:rPr>
+          <w:rFonts w:hint="default" w:ascii="Consolas" w:hAnsi="Consolas" w:eastAsia="Consolas" w:cs="Consolas"/>
+          <w:color w:val="0699F0"/>
+          <w:sz w:val="24"/>
+          <w:szCs w:val="24"/>
+          <w:shd w:val="clear" w:fill="1E1F22"/>
+        </w:rPr>
+        <w:t>font-size</w:t>
+      </w:r>
+      <w:r>
+        <w:rPr>
+          <w:rFonts w:hint="default" w:ascii="Consolas" w:hAnsi="Consolas" w:eastAsia="Consolas" w:cs="Consolas"/>
+          <w:color w:val="3198FF"/>
+          <w:sz w:val="24"/>
+          <w:szCs w:val="24"/>
+          <w:shd w:val="clear" w:fill="1E1F22"/>
+        </w:rPr>
+        <w:t>:</w:t>
+      </w:r>
+      <w:r>
+        <w:rPr>
+          <w:rFonts w:hint="default" w:ascii="Consolas" w:hAnsi="Consolas" w:eastAsia="Consolas" w:cs="Consolas"/>
+          <w:color w:val="D9E8F7"/>
+          <w:sz w:val="24"/>
+          <w:szCs w:val="24"/>
+          <w:shd w:val="clear" w:fill="1E1F22"/>
+        </w:rPr>
+        <w:t xml:space="preserve"> </w:t>
+      </w:r>
+      <w:r>
+        <w:rPr>
+          <w:rFonts w:hint="default" w:ascii="Consolas" w:hAnsi="Consolas" w:eastAsia="Consolas" w:cs="Consolas"/>
+          <w:i/>
+          <w:iCs/>
+          <w:color w:val="17C6A3"/>
+          <w:sz w:val="24"/>
+          <w:szCs w:val="24"/>
+          <w:shd w:val="clear" w:fill="1E1F22"/>
+        </w:rPr>
+        <w:t>0.9em</w:t>
+      </w:r>
+      <w:r>
+        <w:rPr>
+          <w:rFonts w:hint="default" w:ascii="Consolas" w:hAnsi="Consolas" w:eastAsia="Consolas" w:cs="Consolas"/>
+          <w:color w:val="D9E8F7"/>
+          <w:sz w:val="24"/>
+          <w:szCs w:val="24"/>
+          <w:shd w:val="clear" w:fill="1E1F22"/>
+        </w:rPr>
+        <w:t xml:space="preserve">; </w:t>
+      </w:r>
+      <w:r>
+        <w:rPr>
+          <w:rFonts w:hint="default" w:ascii="Consolas" w:hAnsi="Consolas" w:eastAsia="Consolas" w:cs="Consolas"/>
+          <w:color w:val="0699F0"/>
+          <w:sz w:val="24"/>
+          <w:szCs w:val="24"/>
+          <w:shd w:val="clear" w:fill="1E1F22"/>
+        </w:rPr>
+        <w:t>margin-bottom</w:t>
+      </w:r>
+      <w:r>
+        <w:rPr>
+          <w:rFonts w:hint="default" w:ascii="Consolas" w:hAnsi="Consolas" w:eastAsia="Consolas" w:cs="Consolas"/>
+          <w:color w:val="3198FF"/>
+          <w:sz w:val="24"/>
+          <w:szCs w:val="24"/>
+          <w:shd w:val="clear" w:fill="1E1F22"/>
+        </w:rPr>
+        <w:t>:</w:t>
+      </w:r>
+      <w:r>
+        <w:rPr>
+          <w:rFonts w:hint="default" w:ascii="Consolas" w:hAnsi="Consolas" w:eastAsia="Consolas" w:cs="Consolas"/>
+          <w:color w:val="D9E8F7"/>
+          <w:sz w:val="24"/>
+          <w:szCs w:val="24"/>
+          <w:shd w:val="clear" w:fill="1E1F22"/>
+        </w:rPr>
+        <w:t xml:space="preserve"> </w:t>
+      </w:r>
+      <w:r>
+        <w:rPr>
+          <w:rFonts w:hint="default" w:ascii="Consolas" w:hAnsi="Consolas" w:eastAsia="Consolas" w:cs="Consolas"/>
+          <w:i/>
+          <w:iCs/>
+          <w:color w:val="17C6A3"/>
+          <w:sz w:val="24"/>
+          <w:szCs w:val="24"/>
+          <w:shd w:val="clear" w:fill="1E1F22"/>
+        </w:rPr>
+        <w:t>10px</w:t>
+      </w:r>
+      <w:r>
+        <w:rPr>
+          <w:rFonts w:hint="default" w:ascii="Consolas" w:hAnsi="Consolas" w:eastAsia="Consolas" w:cs="Consolas"/>
+          <w:color w:val="D9E8F7"/>
+          <w:sz w:val="24"/>
+          <w:szCs w:val="24"/>
+          <w:shd w:val="clear" w:fill="1E1F22"/>
+        </w:rPr>
+        <w:t xml:space="preserve">; </w:t>
+      </w:r>
+      <w:r>
+        <w:rPr>
+          <w:rFonts w:hint="default" w:ascii="Consolas" w:hAnsi="Consolas" w:eastAsia="Consolas" w:cs="Consolas"/>
+          <w:color w:val="F9FAF4"/>
+          <w:sz w:val="24"/>
+          <w:szCs w:val="24"/>
+          <w:shd w:val="clear" w:fill="1E1F22"/>
+        </w:rPr>
+        <w:t>}</w:t>
+      </w:r>
+    </w:p>
+    <w:p>
+      <w:pPr>
+        <w:pStyle w:val="6"/>
+        <w:keepNext w:val="0"/>
+        <w:keepLines w:val="0"/>
+        <w:widowControl/>
+        <w:suppressLineNumbers w:val="0"/>
+        <w:spacing w:before="0" w:beforeAutospacing="0" w:after="0" w:afterAutospacing="0"/>
+        <w:ind w:left="0" w:right="0"/>
+      </w:pPr>
+      <w:r>
+        <w:rPr>
+          <w:rFonts w:hint="default" w:ascii="Consolas" w:hAnsi="Consolas" w:eastAsia="Consolas" w:cs="Consolas"/>
+          <w:color w:val="808080"/>
+          <w:sz w:val="24"/>
+          <w:szCs w:val="24"/>
+          <w:shd w:val="clear" w:fill="1E1F22"/>
+        </w:rPr>
+        <w:t>&lt;/</w:t>
+      </w:r>
+      <w:r>
+        <w:rPr>
+          <w:rFonts w:hint="default" w:ascii="Consolas" w:hAnsi="Consolas" w:eastAsia="Consolas" w:cs="Consolas"/>
+          <w:b/>
+          <w:bCs/>
+          <w:color w:val="03A8D8"/>
+          <w:sz w:val="24"/>
+          <w:szCs w:val="24"/>
+          <w:shd w:val="clear" w:fill="1E1F22"/>
+        </w:rPr>
+        <w:t>style</w:t>
+      </w:r>
+      <w:r>
+        <w:rPr>
+          <w:rFonts w:hint="default" w:ascii="Consolas" w:hAnsi="Consolas" w:eastAsia="Consolas" w:cs="Consolas"/>
+          <w:color w:val="808080"/>
+          <w:sz w:val="24"/>
+          <w:szCs w:val="24"/>
+          <w:shd w:val="clear" w:fill="1E1F22"/>
+        </w:rPr>
+        <w:t>&gt;</w:t>
+      </w:r>
+    </w:p>
+    <w:p>
+      <w:pPr>
+        <w:pStyle w:val="6"/>
+        <w:keepNext w:val="0"/>
+        <w:keepLines w:val="0"/>
+        <w:widowControl/>
+        <w:suppressLineNumbers w:val="0"/>
+        <w:spacing w:before="0" w:beforeAutospacing="0" w:after="0" w:afterAutospacing="0"/>
+        <w:ind w:left="0" w:right="0"/>
+      </w:pPr>
+      <w:r>
+        <w:rPr>
+          <w:rFonts w:hint="default" w:ascii="Consolas" w:hAnsi="Consolas" w:eastAsia="Consolas" w:cs="Consolas"/>
+          <w:color w:val="808080"/>
+          <w:sz w:val="24"/>
+          <w:szCs w:val="24"/>
+          <w:shd w:val="clear" w:fill="1E1F22"/>
+        </w:rPr>
+        <w:t>&lt;/</w:t>
+      </w:r>
+      <w:r>
+        <w:rPr>
+          <w:rFonts w:hint="default" w:ascii="Consolas" w:hAnsi="Consolas" w:eastAsia="Consolas" w:cs="Consolas"/>
+          <w:b/>
+          <w:bCs/>
+          <w:color w:val="03A8D8"/>
+          <w:sz w:val="24"/>
+          <w:szCs w:val="24"/>
+          <w:shd w:val="clear" w:fill="1E1F22"/>
+        </w:rPr>
+        <w:t>head</w:t>
+      </w:r>
+      <w:r>
+        <w:rPr>
+          <w:rFonts w:hint="default" w:ascii="Consolas" w:hAnsi="Consolas" w:eastAsia="Consolas" w:cs="Consolas"/>
+          <w:color w:val="808080"/>
+          <w:sz w:val="24"/>
+          <w:szCs w:val="24"/>
+          <w:shd w:val="clear" w:fill="1E1F22"/>
+        </w:rPr>
+        <w:t>&gt;</w:t>
+      </w:r>
+    </w:p>
+    <w:p>
+      <w:pPr>
+        <w:pStyle w:val="6"/>
+        <w:keepNext w:val="0"/>
+        <w:keepLines w:val="0"/>
+        <w:widowControl/>
+        <w:suppressLineNumbers w:val="0"/>
+        <w:spacing w:before="0" w:beforeAutospacing="0" w:after="0" w:afterAutospacing="0"/>
+        <w:ind w:left="0" w:right="0"/>
+      </w:pPr>
+      <w:r>
+        <w:rPr>
+          <w:rFonts w:hint="default" w:ascii="Consolas" w:hAnsi="Consolas" w:eastAsia="Consolas" w:cs="Consolas"/>
+          <w:color w:val="808080"/>
+          <w:sz w:val="24"/>
+          <w:szCs w:val="24"/>
+          <w:shd w:val="clear" w:fill="1E1F22"/>
+        </w:rPr>
+        <w:t>&lt;</w:t>
+      </w:r>
+      <w:r>
+        <w:rPr>
+          <w:rFonts w:hint="default" w:ascii="Consolas" w:hAnsi="Consolas" w:eastAsia="Consolas" w:cs="Consolas"/>
+          <w:b/>
+          <w:bCs/>
+          <w:color w:val="03A8D8"/>
+          <w:sz w:val="24"/>
+          <w:szCs w:val="24"/>
+          <w:shd w:val="clear" w:fill="1E1F22"/>
+        </w:rPr>
+        <w:t>body</w:t>
+      </w:r>
+      <w:r>
+        <w:rPr>
+          <w:rFonts w:hint="default" w:ascii="Consolas" w:hAnsi="Consolas" w:eastAsia="Consolas" w:cs="Consolas"/>
+          <w:color w:val="808080"/>
+          <w:sz w:val="24"/>
+          <w:szCs w:val="24"/>
+          <w:shd w:val="clear" w:fill="1E1F22"/>
+        </w:rPr>
+        <w:t>&gt;</w:t>
+      </w:r>
+    </w:p>
+    <w:p>
+      <w:pPr>
+        <w:pStyle w:val="6"/>
+        <w:keepNext w:val="0"/>
+        <w:keepLines w:val="0"/>
+        <w:widowControl/>
+        <w:suppressLineNumbers w:val="0"/>
+        <w:spacing w:before="0" w:beforeAutospacing="0" w:after="0" w:afterAutospacing="0"/>
+        <w:ind w:left="0" w:right="0"/>
+      </w:pPr>
+    </w:p>
+    <w:p>
+      <w:pPr>
+        <w:pStyle w:val="6"/>
+        <w:keepNext w:val="0"/>
+        <w:keepLines w:val="0"/>
+        <w:widowControl/>
+        <w:suppressLineNumbers w:val="0"/>
+        <w:spacing w:before="0" w:beforeAutospacing="0" w:after="0" w:afterAutospacing="0"/>
+        <w:ind w:left="0" w:right="0"/>
+      </w:pPr>
+      <w:r>
+        <w:rPr>
+          <w:rFonts w:hint="default" w:ascii="Consolas" w:hAnsi="Consolas" w:eastAsia="Consolas" w:cs="Consolas"/>
+          <w:color w:val="808080"/>
+          <w:sz w:val="24"/>
+          <w:szCs w:val="24"/>
+          <w:shd w:val="clear" w:fill="1E1F22"/>
+        </w:rPr>
+        <w:t>&lt;</w:t>
+      </w:r>
+      <w:r>
+        <w:rPr>
+          <w:rFonts w:hint="default" w:ascii="Consolas" w:hAnsi="Consolas" w:eastAsia="Consolas" w:cs="Consolas"/>
+          <w:b/>
+          <w:bCs/>
+          <w:color w:val="03A8D8"/>
+          <w:sz w:val="24"/>
+          <w:szCs w:val="24"/>
+          <w:shd w:val="clear" w:fill="1E1F22"/>
+        </w:rPr>
+        <w:t>div</w:t>
+      </w:r>
+      <w:r>
+        <w:rPr>
+          <w:rFonts w:hint="default" w:ascii="Consolas" w:hAnsi="Consolas" w:eastAsia="Consolas" w:cs="Consolas"/>
+          <w:color w:val="CCCCCC"/>
+          <w:sz w:val="24"/>
+          <w:szCs w:val="24"/>
+          <w:shd w:val="clear" w:fill="1E1F22"/>
+        </w:rPr>
+        <w:t xml:space="preserve"> </w:t>
+      </w:r>
+      <w:r>
+        <w:rPr>
+          <w:rFonts w:hint="default" w:ascii="Consolas" w:hAnsi="Consolas" w:eastAsia="Consolas" w:cs="Consolas"/>
+          <w:color w:val="A7EC21"/>
+          <w:sz w:val="24"/>
+          <w:szCs w:val="24"/>
+          <w:shd w:val="clear" w:fill="1E1F22"/>
+        </w:rPr>
+        <w:t>class</w:t>
+      </w:r>
+      <w:r>
+        <w:rPr>
+          <w:rFonts w:hint="default" w:ascii="Consolas" w:hAnsi="Consolas" w:eastAsia="Consolas" w:cs="Consolas"/>
+          <w:color w:val="52CA11"/>
+          <w:sz w:val="24"/>
+          <w:szCs w:val="24"/>
+          <w:shd w:val="clear" w:fill="1E1F22"/>
+        </w:rPr>
+        <w:t>=</w:t>
+      </w:r>
+      <w:r>
+        <w:rPr>
+          <w:rFonts w:hint="default" w:ascii="Consolas" w:hAnsi="Consolas" w:eastAsia="Consolas" w:cs="Consolas"/>
+          <w:i/>
+          <w:iCs/>
+          <w:color w:val="17C694"/>
+          <w:sz w:val="24"/>
+          <w:szCs w:val="24"/>
+          <w:shd w:val="clear" w:fill="1E1F22"/>
+        </w:rPr>
+        <w:t>"container"</w:t>
+      </w:r>
+      <w:r>
+        <w:rPr>
+          <w:rFonts w:hint="default" w:ascii="Consolas" w:hAnsi="Consolas" w:eastAsia="Consolas" w:cs="Consolas"/>
+          <w:color w:val="808080"/>
+          <w:sz w:val="24"/>
+          <w:szCs w:val="24"/>
+          <w:shd w:val="clear" w:fill="1E1F22"/>
+        </w:rPr>
+        <w:t>&gt;</w:t>
+      </w:r>
+    </w:p>
+    <w:p>
+      <w:pPr>
+        <w:pStyle w:val="6"/>
+        <w:keepNext w:val="0"/>
+        <w:keepLines w:val="0"/>
+        <w:widowControl/>
+        <w:suppressLineNumbers w:val="0"/>
+        <w:spacing w:before="0" w:beforeAutospacing="0" w:after="0" w:afterAutospacing="0"/>
+        <w:ind w:left="0" w:right="0"/>
+      </w:pPr>
+      <w:r>
+        <w:rPr>
+          <w:rFonts w:hint="default" w:ascii="Consolas" w:hAnsi="Consolas" w:eastAsia="Consolas" w:cs="Consolas"/>
+          <w:color w:val="808080"/>
+          <w:sz w:val="24"/>
+          <w:szCs w:val="24"/>
+          <w:shd w:val="clear" w:fill="1E1F22"/>
+        </w:rPr>
+        <w:t>&lt;</w:t>
+      </w:r>
+      <w:r>
+        <w:rPr>
+          <w:rFonts w:hint="default" w:ascii="Consolas" w:hAnsi="Consolas" w:eastAsia="Consolas" w:cs="Consolas"/>
+          <w:b/>
+          <w:bCs/>
+          <w:color w:val="03A8D8"/>
+          <w:sz w:val="24"/>
+          <w:szCs w:val="24"/>
+          <w:shd w:val="clear" w:fill="1E1F22"/>
+        </w:rPr>
+        <w:t>h2</w:t>
+      </w:r>
+      <w:r>
+        <w:rPr>
+          <w:rFonts w:hint="default" w:ascii="Consolas" w:hAnsi="Consolas" w:eastAsia="Consolas" w:cs="Consolas"/>
+          <w:color w:val="808080"/>
+          <w:sz w:val="24"/>
+          <w:szCs w:val="24"/>
+          <w:shd w:val="clear" w:fill="1E1F22"/>
+        </w:rPr>
+        <w:t>&gt;</w:t>
+      </w:r>
+      <w:r>
+        <w:rPr>
+          <w:rFonts w:hint="default" w:ascii="Consolas" w:hAnsi="Consolas" w:eastAsia="Consolas" w:cs="Consolas"/>
+          <w:color w:val="D9E8F7"/>
+          <w:sz w:val="24"/>
+          <w:szCs w:val="24"/>
+          <w:shd w:val="clear" w:fill="1E1F22"/>
+        </w:rPr>
+        <w:t>Issue Book</w:t>
+      </w:r>
+      <w:r>
+        <w:rPr>
+          <w:rFonts w:hint="default" w:ascii="Consolas" w:hAnsi="Consolas" w:eastAsia="Consolas" w:cs="Consolas"/>
+          <w:color w:val="808080"/>
+          <w:sz w:val="24"/>
+          <w:szCs w:val="24"/>
+          <w:shd w:val="clear" w:fill="1E1F22"/>
+        </w:rPr>
+        <w:t>&lt;/</w:t>
+      </w:r>
+      <w:r>
+        <w:rPr>
+          <w:rFonts w:hint="default" w:ascii="Consolas" w:hAnsi="Consolas" w:eastAsia="Consolas" w:cs="Consolas"/>
+          <w:b/>
+          <w:bCs/>
+          <w:color w:val="03A8D8"/>
+          <w:sz w:val="24"/>
+          <w:szCs w:val="24"/>
+          <w:shd w:val="clear" w:fill="1E1F22"/>
+        </w:rPr>
+        <w:t>h2</w:t>
+      </w:r>
+      <w:r>
+        <w:rPr>
+          <w:rFonts w:hint="default" w:ascii="Consolas" w:hAnsi="Consolas" w:eastAsia="Consolas" w:cs="Consolas"/>
+          <w:color w:val="808080"/>
+          <w:sz w:val="24"/>
+          <w:szCs w:val="24"/>
+          <w:shd w:val="clear" w:fill="1E1F22"/>
+        </w:rPr>
+        <w:t>&gt;</w:t>
+      </w:r>
+    </w:p>
+    <w:p>
+      <w:pPr>
+        <w:pStyle w:val="6"/>
+        <w:keepNext w:val="0"/>
+        <w:keepLines w:val="0"/>
+        <w:widowControl/>
+        <w:suppressLineNumbers w:val="0"/>
+        <w:spacing w:before="0" w:beforeAutospacing="0" w:after="0" w:afterAutospacing="0"/>
+        <w:ind w:left="0" w:right="0"/>
+      </w:pPr>
+      <w:r>
+        <w:rPr>
+          <w:rFonts w:hint="default" w:ascii="Consolas" w:hAnsi="Consolas" w:eastAsia="Consolas" w:cs="Consolas"/>
+          <w:color w:val="808080"/>
+          <w:sz w:val="24"/>
+          <w:szCs w:val="24"/>
+          <w:shd w:val="clear" w:fill="1E1F22"/>
+        </w:rPr>
+        <w:t>&lt;</w:t>
+      </w:r>
+      <w:r>
+        <w:rPr>
+          <w:rFonts w:hint="default" w:ascii="Consolas" w:hAnsi="Consolas" w:eastAsia="Consolas" w:cs="Consolas"/>
+          <w:b/>
+          <w:bCs/>
+          <w:color w:val="03A8D8"/>
+          <w:sz w:val="24"/>
+          <w:szCs w:val="24"/>
+          <w:shd w:val="clear" w:fill="1E1F22"/>
+        </w:rPr>
+        <w:t>div</w:t>
+      </w:r>
+      <w:r>
+        <w:rPr>
+          <w:rFonts w:hint="default" w:ascii="Consolas" w:hAnsi="Consolas" w:eastAsia="Consolas" w:cs="Consolas"/>
+          <w:color w:val="CCCCCC"/>
+          <w:sz w:val="24"/>
+          <w:szCs w:val="24"/>
+          <w:shd w:val="clear" w:fill="1E1F22"/>
+        </w:rPr>
+        <w:t xml:space="preserve"> </w:t>
+      </w:r>
+      <w:r>
+        <w:rPr>
+          <w:rFonts w:hint="default" w:ascii="Consolas" w:hAnsi="Consolas" w:eastAsia="Consolas" w:cs="Consolas"/>
+          <w:color w:val="A7EC21"/>
+          <w:sz w:val="24"/>
+          <w:szCs w:val="24"/>
+          <w:shd w:val="clear" w:fill="1E1F22"/>
+        </w:rPr>
+        <w:t>id</w:t>
+      </w:r>
+      <w:r>
+        <w:rPr>
+          <w:rFonts w:hint="default" w:ascii="Consolas" w:hAnsi="Consolas" w:eastAsia="Consolas" w:cs="Consolas"/>
+          <w:color w:val="52CA11"/>
+          <w:sz w:val="24"/>
+          <w:szCs w:val="24"/>
+          <w:shd w:val="clear" w:fill="1E1F22"/>
+        </w:rPr>
+        <w:t>=</w:t>
+      </w:r>
+      <w:r>
+        <w:rPr>
+          <w:rFonts w:hint="default" w:ascii="Consolas" w:hAnsi="Consolas" w:eastAsia="Consolas" w:cs="Consolas"/>
+          <w:i/>
+          <w:iCs/>
+          <w:color w:val="17C694"/>
+          <w:sz w:val="24"/>
+          <w:szCs w:val="24"/>
+          <w:shd w:val="clear" w:fill="1E1F22"/>
+        </w:rPr>
+        <w:t>"errorLog"</w:t>
+      </w:r>
+      <w:r>
+        <w:rPr>
+          <w:rFonts w:hint="default" w:ascii="Consolas" w:hAnsi="Consolas" w:eastAsia="Consolas" w:cs="Consolas"/>
+          <w:color w:val="808080"/>
+          <w:sz w:val="24"/>
+          <w:szCs w:val="24"/>
+          <w:shd w:val="clear" w:fill="1E1F22"/>
+        </w:rPr>
+        <w:t>&gt;&lt;/</w:t>
+      </w:r>
+      <w:r>
+        <w:rPr>
+          <w:rFonts w:hint="default" w:ascii="Consolas" w:hAnsi="Consolas" w:eastAsia="Consolas" w:cs="Consolas"/>
+          <w:b/>
+          <w:bCs/>
+          <w:color w:val="03A8D8"/>
+          <w:sz w:val="24"/>
+          <w:szCs w:val="24"/>
+          <w:shd w:val="clear" w:fill="1E1F22"/>
+        </w:rPr>
+        <w:t>div</w:t>
+      </w:r>
+      <w:r>
+        <w:rPr>
+          <w:rFonts w:hint="default" w:ascii="Consolas" w:hAnsi="Consolas" w:eastAsia="Consolas" w:cs="Consolas"/>
+          <w:color w:val="808080"/>
+          <w:sz w:val="24"/>
+          <w:szCs w:val="24"/>
+          <w:shd w:val="clear" w:fill="1E1F22"/>
+        </w:rPr>
+        <w:t>&gt;</w:t>
+      </w:r>
+    </w:p>
+    <w:p>
+      <w:pPr>
+        <w:pStyle w:val="6"/>
+        <w:keepNext w:val="0"/>
+        <w:keepLines w:val="0"/>
+        <w:widowControl/>
+        <w:suppressLineNumbers w:val="0"/>
+        <w:spacing w:before="0" w:beforeAutospacing="0" w:after="0" w:afterAutospacing="0"/>
+        <w:ind w:left="0" w:right="0"/>
+      </w:pPr>
+      <w:r>
+        <w:rPr>
+          <w:rFonts w:hint="default" w:ascii="Consolas" w:hAnsi="Consolas" w:eastAsia="Consolas" w:cs="Consolas"/>
+          <w:color w:val="808080"/>
+          <w:sz w:val="24"/>
+          <w:szCs w:val="24"/>
+          <w:shd w:val="clear" w:fill="1E1F22"/>
+        </w:rPr>
+        <w:t>&lt;</w:t>
+      </w:r>
+      <w:r>
+        <w:rPr>
+          <w:rFonts w:hint="default" w:ascii="Consolas" w:hAnsi="Consolas" w:eastAsia="Consolas" w:cs="Consolas"/>
+          <w:b/>
+          <w:bCs/>
+          <w:color w:val="03A8D8"/>
+          <w:sz w:val="24"/>
+          <w:szCs w:val="24"/>
+          <w:shd w:val="clear" w:fill="1E1F22"/>
+        </w:rPr>
+        <w:t>form</w:t>
+      </w:r>
+      <w:r>
+        <w:rPr>
+          <w:rFonts w:hint="default" w:ascii="Consolas" w:hAnsi="Consolas" w:eastAsia="Consolas" w:cs="Consolas"/>
+          <w:color w:val="CCCCCC"/>
+          <w:sz w:val="24"/>
+          <w:szCs w:val="24"/>
+          <w:shd w:val="clear" w:fill="1E1F22"/>
+        </w:rPr>
+        <w:t xml:space="preserve"> </w:t>
+      </w:r>
+      <w:r>
+        <w:rPr>
+          <w:rFonts w:hint="default" w:ascii="Consolas" w:hAnsi="Consolas" w:eastAsia="Consolas" w:cs="Consolas"/>
+          <w:color w:val="A7EC21"/>
+          <w:sz w:val="24"/>
+          <w:szCs w:val="24"/>
+          <w:shd w:val="clear" w:fill="1E1F22"/>
+        </w:rPr>
+        <w:t>id</w:t>
+      </w:r>
+      <w:r>
+        <w:rPr>
+          <w:rFonts w:hint="default" w:ascii="Consolas" w:hAnsi="Consolas" w:eastAsia="Consolas" w:cs="Consolas"/>
+          <w:color w:val="52CA11"/>
+          <w:sz w:val="24"/>
+          <w:szCs w:val="24"/>
+          <w:shd w:val="clear" w:fill="1E1F22"/>
+        </w:rPr>
+        <w:t>=</w:t>
+      </w:r>
+      <w:r>
+        <w:rPr>
+          <w:rFonts w:hint="default" w:ascii="Consolas" w:hAnsi="Consolas" w:eastAsia="Consolas" w:cs="Consolas"/>
+          <w:i/>
+          <w:iCs/>
+          <w:color w:val="17C694"/>
+          <w:sz w:val="24"/>
+          <w:szCs w:val="24"/>
+          <w:shd w:val="clear" w:fill="1E1F22"/>
+        </w:rPr>
+        <w:t>"libForm"</w:t>
+      </w:r>
+      <w:r>
+        <w:rPr>
+          <w:rFonts w:hint="default" w:ascii="Consolas" w:hAnsi="Consolas" w:eastAsia="Consolas" w:cs="Consolas"/>
+          <w:color w:val="CCCCCC"/>
+          <w:sz w:val="24"/>
+          <w:szCs w:val="24"/>
+          <w:shd w:val="clear" w:fill="1E1F22"/>
+        </w:rPr>
+        <w:t xml:space="preserve"> </w:t>
+      </w:r>
+      <w:r>
+        <w:rPr>
+          <w:rFonts w:hint="default" w:ascii="Consolas" w:hAnsi="Consolas" w:eastAsia="Consolas" w:cs="Consolas"/>
+          <w:color w:val="A7EC21"/>
+          <w:sz w:val="24"/>
+          <w:szCs w:val="24"/>
+          <w:shd w:val="clear" w:fill="1E1F22"/>
+        </w:rPr>
+        <w:t>action</w:t>
+      </w:r>
+      <w:r>
+        <w:rPr>
+          <w:rFonts w:hint="default" w:ascii="Consolas" w:hAnsi="Consolas" w:eastAsia="Consolas" w:cs="Consolas"/>
+          <w:color w:val="52CA11"/>
+          <w:sz w:val="24"/>
+          <w:szCs w:val="24"/>
+          <w:shd w:val="clear" w:fill="1E1F22"/>
+        </w:rPr>
+        <w:t>=</w:t>
+      </w:r>
+      <w:r>
+        <w:rPr>
+          <w:rFonts w:hint="default" w:ascii="Consolas" w:hAnsi="Consolas" w:eastAsia="Consolas" w:cs="Consolas"/>
+          <w:i/>
+          <w:iCs/>
+          <w:color w:val="17C694"/>
+          <w:sz w:val="24"/>
+          <w:szCs w:val="24"/>
+          <w:shd w:val="clear" w:fill="1E1F22"/>
+        </w:rPr>
+        <w:t>"LibraryServlet"</w:t>
+      </w:r>
+      <w:r>
+        <w:rPr>
+          <w:rFonts w:hint="default" w:ascii="Consolas" w:hAnsi="Consolas" w:eastAsia="Consolas" w:cs="Consolas"/>
+          <w:color w:val="CCCCCC"/>
+          <w:sz w:val="24"/>
+          <w:szCs w:val="24"/>
+          <w:shd w:val="clear" w:fill="1E1F22"/>
+        </w:rPr>
+        <w:t xml:space="preserve"> </w:t>
+      </w:r>
+      <w:r>
+        <w:rPr>
+          <w:rFonts w:hint="default" w:ascii="Consolas" w:hAnsi="Consolas" w:eastAsia="Consolas" w:cs="Consolas"/>
+          <w:color w:val="A7EC21"/>
+          <w:sz w:val="24"/>
+          <w:szCs w:val="24"/>
+          <w:shd w:val="clear" w:fill="1E1F22"/>
+        </w:rPr>
+        <w:t>method</w:t>
+      </w:r>
+      <w:r>
+        <w:rPr>
+          <w:rFonts w:hint="default" w:ascii="Consolas" w:hAnsi="Consolas" w:eastAsia="Consolas" w:cs="Consolas"/>
+          <w:color w:val="52CA11"/>
+          <w:sz w:val="24"/>
+          <w:szCs w:val="24"/>
+          <w:shd w:val="clear" w:fill="1E1F22"/>
+        </w:rPr>
+        <w:t>=</w:t>
+      </w:r>
+      <w:r>
+        <w:rPr>
+          <w:rFonts w:hint="default" w:ascii="Consolas" w:hAnsi="Consolas" w:eastAsia="Consolas" w:cs="Consolas"/>
+          <w:i/>
+          <w:iCs/>
+          <w:color w:val="17C694"/>
+          <w:sz w:val="24"/>
+          <w:szCs w:val="24"/>
+          <w:shd w:val="clear" w:fill="1E1F22"/>
+        </w:rPr>
+        <w:t>"POST"</w:t>
+      </w:r>
+      <w:r>
+        <w:rPr>
+          <w:rFonts w:hint="default" w:ascii="Consolas" w:hAnsi="Consolas" w:eastAsia="Consolas" w:cs="Consolas"/>
+          <w:color w:val="808080"/>
+          <w:sz w:val="24"/>
+          <w:szCs w:val="24"/>
+          <w:shd w:val="clear" w:fill="1E1F22"/>
+        </w:rPr>
+        <w:t>&gt;</w:t>
+      </w:r>
+    </w:p>
+    <w:p>
+      <w:pPr>
+        <w:pStyle w:val="6"/>
+        <w:keepNext w:val="0"/>
+        <w:keepLines w:val="0"/>
+        <w:widowControl/>
+        <w:suppressLineNumbers w:val="0"/>
+        <w:spacing w:before="0" w:beforeAutospacing="0" w:after="0" w:afterAutospacing="0"/>
+        <w:ind w:left="0" w:right="0"/>
+      </w:pPr>
+      <w:r>
+        <w:rPr>
+          <w:rFonts w:hint="default" w:ascii="Consolas" w:hAnsi="Consolas" w:eastAsia="Consolas" w:cs="Consolas"/>
+          <w:color w:val="808080"/>
+          <w:sz w:val="24"/>
+          <w:szCs w:val="24"/>
+          <w:shd w:val="clear" w:fill="1E1F22"/>
+        </w:rPr>
+        <w:t>&lt;</w:t>
+      </w:r>
+      <w:r>
+        <w:rPr>
+          <w:rFonts w:hint="default" w:ascii="Consolas" w:hAnsi="Consolas" w:eastAsia="Consolas" w:cs="Consolas"/>
+          <w:b/>
+          <w:bCs/>
+          <w:color w:val="03A8D8"/>
+          <w:sz w:val="24"/>
+          <w:szCs w:val="24"/>
+          <w:shd w:val="clear" w:fill="1E1F22"/>
+        </w:rPr>
+        <w:t>label</w:t>
+      </w:r>
+      <w:r>
+        <w:rPr>
+          <w:rFonts w:hint="default" w:ascii="Consolas" w:hAnsi="Consolas" w:eastAsia="Consolas" w:cs="Consolas"/>
+          <w:color w:val="808080"/>
+          <w:sz w:val="24"/>
+          <w:szCs w:val="24"/>
+          <w:shd w:val="clear" w:fill="1E1F22"/>
+        </w:rPr>
+        <w:t>&gt;</w:t>
+      </w:r>
+      <w:r>
+        <w:rPr>
+          <w:rFonts w:hint="default" w:ascii="Consolas" w:hAnsi="Consolas" w:eastAsia="Consolas" w:cs="Consolas"/>
+          <w:color w:val="D9E8F7"/>
+          <w:sz w:val="24"/>
+          <w:szCs w:val="24"/>
+          <w:shd w:val="clear" w:fill="1E1F22"/>
+        </w:rPr>
+        <w:t>Member ID:</w:t>
+      </w:r>
+      <w:r>
+        <w:rPr>
+          <w:rFonts w:hint="default" w:ascii="Consolas" w:hAnsi="Consolas" w:eastAsia="Consolas" w:cs="Consolas"/>
+          <w:color w:val="808080"/>
+          <w:sz w:val="24"/>
+          <w:szCs w:val="24"/>
+          <w:shd w:val="clear" w:fill="1E1F22"/>
+        </w:rPr>
+        <w:t>&lt;/</w:t>
+      </w:r>
+      <w:r>
+        <w:rPr>
+          <w:rFonts w:hint="default" w:ascii="Consolas" w:hAnsi="Consolas" w:eastAsia="Consolas" w:cs="Consolas"/>
+          <w:b/>
+          <w:bCs/>
+          <w:color w:val="03A8D8"/>
+          <w:sz w:val="24"/>
+          <w:szCs w:val="24"/>
+          <w:shd w:val="clear" w:fill="1E1F22"/>
+        </w:rPr>
+        <w:t>label</w:t>
+      </w:r>
+      <w:r>
+        <w:rPr>
+          <w:rFonts w:hint="default" w:ascii="Consolas" w:hAnsi="Consolas" w:eastAsia="Consolas" w:cs="Consolas"/>
+          <w:color w:val="808080"/>
+          <w:sz w:val="24"/>
+          <w:szCs w:val="24"/>
+          <w:shd w:val="clear" w:fill="1E1F22"/>
+        </w:rPr>
+        <w:t>&gt;</w:t>
+      </w:r>
+    </w:p>
+    <w:p>
+      <w:pPr>
+        <w:pStyle w:val="6"/>
+        <w:keepNext w:val="0"/>
+        <w:keepLines w:val="0"/>
+        <w:widowControl/>
+        <w:suppressLineNumbers w:val="0"/>
+        <w:spacing w:before="0" w:beforeAutospacing="0" w:after="0" w:afterAutospacing="0"/>
+        <w:ind w:left="0" w:right="0"/>
+      </w:pPr>
+      <w:r>
+        <w:rPr>
+          <w:rFonts w:hint="default" w:ascii="Consolas" w:hAnsi="Consolas" w:eastAsia="Consolas" w:cs="Consolas"/>
+          <w:color w:val="808080"/>
+          <w:sz w:val="24"/>
+          <w:szCs w:val="24"/>
+          <w:shd w:val="clear" w:fill="1E1F22"/>
+        </w:rPr>
+        <w:t>&lt;</w:t>
+      </w:r>
+      <w:r>
+        <w:rPr>
+          <w:rFonts w:hint="default" w:ascii="Consolas" w:hAnsi="Consolas" w:eastAsia="Consolas" w:cs="Consolas"/>
+          <w:b/>
+          <w:bCs/>
+          <w:color w:val="03A8D8"/>
+          <w:sz w:val="24"/>
+          <w:szCs w:val="24"/>
+          <w:shd w:val="clear" w:fill="1E1F22"/>
+        </w:rPr>
+        <w:t>input</w:t>
+      </w:r>
+      <w:r>
+        <w:rPr>
+          <w:rFonts w:hint="default" w:ascii="Consolas" w:hAnsi="Consolas" w:eastAsia="Consolas" w:cs="Consolas"/>
+          <w:color w:val="CCCCCC"/>
+          <w:sz w:val="24"/>
+          <w:szCs w:val="24"/>
+          <w:shd w:val="clear" w:fill="1E1F22"/>
+        </w:rPr>
+        <w:t xml:space="preserve"> </w:t>
+      </w:r>
+      <w:r>
+        <w:rPr>
+          <w:rFonts w:hint="default" w:ascii="Consolas" w:hAnsi="Consolas" w:eastAsia="Consolas" w:cs="Consolas"/>
+          <w:color w:val="A7EC21"/>
+          <w:sz w:val="24"/>
+          <w:szCs w:val="24"/>
+          <w:shd w:val="clear" w:fill="1E1F22"/>
+        </w:rPr>
+        <w:t>type</w:t>
+      </w:r>
+      <w:r>
+        <w:rPr>
+          <w:rFonts w:hint="default" w:ascii="Consolas" w:hAnsi="Consolas" w:eastAsia="Consolas" w:cs="Consolas"/>
+          <w:color w:val="52CA11"/>
+          <w:sz w:val="24"/>
+          <w:szCs w:val="24"/>
+          <w:shd w:val="clear" w:fill="1E1F22"/>
+        </w:rPr>
+        <w:t>=</w:t>
+      </w:r>
+      <w:r>
+        <w:rPr>
+          <w:rFonts w:hint="default" w:ascii="Consolas" w:hAnsi="Consolas" w:eastAsia="Consolas" w:cs="Consolas"/>
+          <w:i/>
+          <w:iCs/>
+          <w:color w:val="17C694"/>
+          <w:sz w:val="24"/>
+          <w:szCs w:val="24"/>
+          <w:shd w:val="clear" w:fill="1E1F22"/>
+        </w:rPr>
+        <w:t>"text"</w:t>
+      </w:r>
+      <w:r>
+        <w:rPr>
+          <w:rFonts w:hint="default" w:ascii="Consolas" w:hAnsi="Consolas" w:eastAsia="Consolas" w:cs="Consolas"/>
+          <w:color w:val="CCCCCC"/>
+          <w:sz w:val="24"/>
+          <w:szCs w:val="24"/>
+          <w:shd w:val="clear" w:fill="1E1F22"/>
+        </w:rPr>
+        <w:t xml:space="preserve"> </w:t>
+      </w:r>
+      <w:r>
+        <w:rPr>
+          <w:rFonts w:hint="default" w:ascii="Consolas" w:hAnsi="Consolas" w:eastAsia="Consolas" w:cs="Consolas"/>
+          <w:color w:val="A7EC21"/>
+          <w:sz w:val="24"/>
+          <w:szCs w:val="24"/>
+          <w:shd w:val="clear" w:fill="1E1F22"/>
+        </w:rPr>
+        <w:t>id</w:t>
+      </w:r>
+      <w:r>
+        <w:rPr>
+          <w:rFonts w:hint="default" w:ascii="Consolas" w:hAnsi="Consolas" w:eastAsia="Consolas" w:cs="Consolas"/>
+          <w:color w:val="52CA11"/>
+          <w:sz w:val="24"/>
+          <w:szCs w:val="24"/>
+          <w:shd w:val="clear" w:fill="1E1F22"/>
+        </w:rPr>
+        <w:t>=</w:t>
+      </w:r>
+      <w:r>
+        <w:rPr>
+          <w:rFonts w:hint="default" w:ascii="Consolas" w:hAnsi="Consolas" w:eastAsia="Consolas" w:cs="Consolas"/>
+          <w:i/>
+          <w:iCs/>
+          <w:color w:val="17C694"/>
+          <w:sz w:val="24"/>
+          <w:szCs w:val="24"/>
+          <w:shd w:val="clear" w:fill="1E1F22"/>
+        </w:rPr>
+        <w:t>"memberId"</w:t>
+      </w:r>
+      <w:r>
+        <w:rPr>
+          <w:rFonts w:hint="default" w:ascii="Consolas" w:hAnsi="Consolas" w:eastAsia="Consolas" w:cs="Consolas"/>
+          <w:color w:val="CCCCCC"/>
+          <w:sz w:val="24"/>
+          <w:szCs w:val="24"/>
+          <w:shd w:val="clear" w:fill="1E1F22"/>
+        </w:rPr>
+        <w:t xml:space="preserve"> </w:t>
+      </w:r>
+      <w:r>
+        <w:rPr>
+          <w:rFonts w:hint="default" w:ascii="Consolas" w:hAnsi="Consolas" w:eastAsia="Consolas" w:cs="Consolas"/>
+          <w:color w:val="A7EC21"/>
+          <w:sz w:val="24"/>
+          <w:szCs w:val="24"/>
+          <w:shd w:val="clear" w:fill="1E1F22"/>
+        </w:rPr>
+        <w:t>name</w:t>
+      </w:r>
+      <w:r>
+        <w:rPr>
+          <w:rFonts w:hint="default" w:ascii="Consolas" w:hAnsi="Consolas" w:eastAsia="Consolas" w:cs="Consolas"/>
+          <w:color w:val="52CA11"/>
+          <w:sz w:val="24"/>
+          <w:szCs w:val="24"/>
+          <w:shd w:val="clear" w:fill="1E1F22"/>
+        </w:rPr>
+        <w:t>=</w:t>
+      </w:r>
+      <w:r>
+        <w:rPr>
+          <w:rFonts w:hint="default" w:ascii="Consolas" w:hAnsi="Consolas" w:eastAsia="Consolas" w:cs="Consolas"/>
+          <w:i/>
+          <w:iCs/>
+          <w:color w:val="17C694"/>
+          <w:sz w:val="24"/>
+          <w:szCs w:val="24"/>
+          <w:shd w:val="clear" w:fill="1E1F22"/>
+        </w:rPr>
+        <w:t>"memberId"</w:t>
+      </w:r>
+      <w:r>
+        <w:rPr>
+          <w:rFonts w:hint="default" w:ascii="Consolas" w:hAnsi="Consolas" w:eastAsia="Consolas" w:cs="Consolas"/>
+          <w:color w:val="CCCCCC"/>
+          <w:sz w:val="24"/>
+          <w:szCs w:val="24"/>
+          <w:shd w:val="clear" w:fill="1E1F22"/>
+        </w:rPr>
+        <w:t xml:space="preserve"> </w:t>
+      </w:r>
+      <w:r>
+        <w:rPr>
+          <w:rFonts w:hint="default" w:ascii="Consolas" w:hAnsi="Consolas" w:eastAsia="Consolas" w:cs="Consolas"/>
+          <w:color w:val="A7EC21"/>
+          <w:sz w:val="24"/>
+          <w:szCs w:val="24"/>
+          <w:shd w:val="clear" w:fill="1E1F22"/>
+        </w:rPr>
+        <w:t>placeholder</w:t>
+      </w:r>
+      <w:r>
+        <w:rPr>
+          <w:rFonts w:hint="default" w:ascii="Consolas" w:hAnsi="Consolas" w:eastAsia="Consolas" w:cs="Consolas"/>
+          <w:color w:val="52CA11"/>
+          <w:sz w:val="24"/>
+          <w:szCs w:val="24"/>
+          <w:shd w:val="clear" w:fill="1E1F22"/>
+        </w:rPr>
+        <w:t>=</w:t>
+      </w:r>
+      <w:r>
+        <w:rPr>
+          <w:rFonts w:hint="default" w:ascii="Consolas" w:hAnsi="Consolas" w:eastAsia="Consolas" w:cs="Consolas"/>
+          <w:i/>
+          <w:iCs/>
+          <w:color w:val="17C694"/>
+          <w:sz w:val="24"/>
+          <w:szCs w:val="24"/>
+          <w:shd w:val="clear" w:fill="1E1F22"/>
+        </w:rPr>
+        <w:t>"LIB-1234"</w:t>
+      </w:r>
+      <w:r>
+        <w:rPr>
+          <w:rFonts w:hint="default" w:ascii="Consolas" w:hAnsi="Consolas" w:eastAsia="Consolas" w:cs="Consolas"/>
+          <w:color w:val="808080"/>
+          <w:sz w:val="24"/>
+          <w:szCs w:val="24"/>
+          <w:shd w:val="clear" w:fill="1E1F22"/>
+        </w:rPr>
+        <w:t>&gt;</w:t>
+      </w:r>
+    </w:p>
+    <w:p>
+      <w:pPr>
+        <w:pStyle w:val="6"/>
+        <w:keepNext w:val="0"/>
+        <w:keepLines w:val="0"/>
+        <w:widowControl/>
+        <w:suppressLineNumbers w:val="0"/>
+        <w:spacing w:before="0" w:beforeAutospacing="0" w:after="0" w:afterAutospacing="0"/>
+        <w:ind w:left="0" w:right="0"/>
+      </w:pPr>
+      <w:r>
+        <w:rPr>
+          <w:rFonts w:hint="default" w:ascii="Consolas" w:hAnsi="Consolas" w:eastAsia="Consolas" w:cs="Consolas"/>
+          <w:color w:val="808080"/>
+          <w:sz w:val="24"/>
+          <w:szCs w:val="24"/>
+          <w:shd w:val="clear" w:fill="1E1F22"/>
+        </w:rPr>
+        <w:t>&lt;</w:t>
+      </w:r>
+      <w:r>
+        <w:rPr>
+          <w:rFonts w:hint="default" w:ascii="Consolas" w:hAnsi="Consolas" w:eastAsia="Consolas" w:cs="Consolas"/>
+          <w:b/>
+          <w:bCs/>
+          <w:color w:val="03A8D8"/>
+          <w:sz w:val="24"/>
+          <w:szCs w:val="24"/>
+          <w:shd w:val="clear" w:fill="1E1F22"/>
+        </w:rPr>
+        <w:t>label</w:t>
+      </w:r>
+      <w:r>
+        <w:rPr>
+          <w:rFonts w:hint="default" w:ascii="Consolas" w:hAnsi="Consolas" w:eastAsia="Consolas" w:cs="Consolas"/>
+          <w:color w:val="808080"/>
+          <w:sz w:val="24"/>
+          <w:szCs w:val="24"/>
+          <w:shd w:val="clear" w:fill="1E1F22"/>
+        </w:rPr>
+        <w:t>&gt;</w:t>
+      </w:r>
+      <w:r>
+        <w:rPr>
+          <w:rFonts w:hint="default" w:ascii="Consolas" w:hAnsi="Consolas" w:eastAsia="Consolas" w:cs="Consolas"/>
+          <w:color w:val="D9E8F7"/>
+          <w:sz w:val="24"/>
+          <w:szCs w:val="24"/>
+          <w:shd w:val="clear" w:fill="1E1F22"/>
+        </w:rPr>
+        <w:t>Book ISBN:</w:t>
+      </w:r>
+      <w:r>
+        <w:rPr>
+          <w:rFonts w:hint="default" w:ascii="Consolas" w:hAnsi="Consolas" w:eastAsia="Consolas" w:cs="Consolas"/>
+          <w:color w:val="808080"/>
+          <w:sz w:val="24"/>
+          <w:szCs w:val="24"/>
+          <w:shd w:val="clear" w:fill="1E1F22"/>
+        </w:rPr>
+        <w:t>&lt;/</w:t>
+      </w:r>
+      <w:r>
+        <w:rPr>
+          <w:rFonts w:hint="default" w:ascii="Consolas" w:hAnsi="Consolas" w:eastAsia="Consolas" w:cs="Consolas"/>
+          <w:b/>
+          <w:bCs/>
+          <w:color w:val="03A8D8"/>
+          <w:sz w:val="24"/>
+          <w:szCs w:val="24"/>
+          <w:shd w:val="clear" w:fill="1E1F22"/>
+        </w:rPr>
+        <w:t>label</w:t>
+      </w:r>
+      <w:r>
+        <w:rPr>
+          <w:rFonts w:hint="default" w:ascii="Consolas" w:hAnsi="Consolas" w:eastAsia="Consolas" w:cs="Consolas"/>
+          <w:color w:val="808080"/>
+          <w:sz w:val="24"/>
+          <w:szCs w:val="24"/>
+          <w:shd w:val="clear" w:fill="1E1F22"/>
+        </w:rPr>
+        <w:t>&gt;</w:t>
+      </w:r>
+    </w:p>
+    <w:p>
+      <w:pPr>
+        <w:pStyle w:val="6"/>
+        <w:keepNext w:val="0"/>
+        <w:keepLines w:val="0"/>
+        <w:widowControl/>
+        <w:suppressLineNumbers w:val="0"/>
+        <w:spacing w:before="0" w:beforeAutospacing="0" w:after="0" w:afterAutospacing="0"/>
+        <w:ind w:left="0" w:right="0"/>
+      </w:pPr>
+      <w:r>
+        <w:rPr>
+          <w:rFonts w:hint="default" w:ascii="Consolas" w:hAnsi="Consolas" w:eastAsia="Consolas" w:cs="Consolas"/>
+          <w:color w:val="808080"/>
+          <w:sz w:val="24"/>
+          <w:szCs w:val="24"/>
+          <w:shd w:val="clear" w:fill="1E1F22"/>
+        </w:rPr>
+        <w:t>&lt;</w:t>
+      </w:r>
+      <w:r>
+        <w:rPr>
+          <w:rFonts w:hint="default" w:ascii="Consolas" w:hAnsi="Consolas" w:eastAsia="Consolas" w:cs="Consolas"/>
+          <w:b/>
+          <w:bCs/>
+          <w:color w:val="03A8D8"/>
+          <w:sz w:val="24"/>
+          <w:szCs w:val="24"/>
+          <w:shd w:val="clear" w:fill="1E1F22"/>
+        </w:rPr>
+        <w:t>input</w:t>
+      </w:r>
+      <w:r>
+        <w:rPr>
+          <w:rFonts w:hint="default" w:ascii="Consolas" w:hAnsi="Consolas" w:eastAsia="Consolas" w:cs="Consolas"/>
+          <w:color w:val="CCCCCC"/>
+          <w:sz w:val="24"/>
+          <w:szCs w:val="24"/>
+          <w:shd w:val="clear" w:fill="1E1F22"/>
+        </w:rPr>
+        <w:t xml:space="preserve"> </w:t>
+      </w:r>
+      <w:r>
+        <w:rPr>
+          <w:rFonts w:hint="default" w:ascii="Consolas" w:hAnsi="Consolas" w:eastAsia="Consolas" w:cs="Consolas"/>
+          <w:color w:val="A7EC21"/>
+          <w:sz w:val="24"/>
+          <w:szCs w:val="24"/>
+          <w:shd w:val="clear" w:fill="1E1F22"/>
+        </w:rPr>
+        <w:t>type</w:t>
+      </w:r>
+      <w:r>
+        <w:rPr>
+          <w:rFonts w:hint="default" w:ascii="Consolas" w:hAnsi="Consolas" w:eastAsia="Consolas" w:cs="Consolas"/>
+          <w:color w:val="52CA11"/>
+          <w:sz w:val="24"/>
+          <w:szCs w:val="24"/>
+          <w:shd w:val="clear" w:fill="1E1F22"/>
+        </w:rPr>
+        <w:t>=</w:t>
+      </w:r>
+      <w:r>
+        <w:rPr>
+          <w:rFonts w:hint="default" w:ascii="Consolas" w:hAnsi="Consolas" w:eastAsia="Consolas" w:cs="Consolas"/>
+          <w:i/>
+          <w:iCs/>
+          <w:color w:val="17C694"/>
+          <w:sz w:val="24"/>
+          <w:szCs w:val="24"/>
+          <w:shd w:val="clear" w:fill="1E1F22"/>
+        </w:rPr>
+        <w:t>"text"</w:t>
+      </w:r>
+      <w:r>
+        <w:rPr>
+          <w:rFonts w:hint="default" w:ascii="Consolas" w:hAnsi="Consolas" w:eastAsia="Consolas" w:cs="Consolas"/>
+          <w:color w:val="CCCCCC"/>
+          <w:sz w:val="24"/>
+          <w:szCs w:val="24"/>
+          <w:shd w:val="clear" w:fill="1E1F22"/>
+        </w:rPr>
+        <w:t xml:space="preserve"> </w:t>
+      </w:r>
+      <w:r>
+        <w:rPr>
+          <w:rFonts w:hint="default" w:ascii="Consolas" w:hAnsi="Consolas" w:eastAsia="Consolas" w:cs="Consolas"/>
+          <w:color w:val="A7EC21"/>
+          <w:sz w:val="24"/>
+          <w:szCs w:val="24"/>
+          <w:shd w:val="clear" w:fill="1E1F22"/>
+        </w:rPr>
+        <w:t>id</w:t>
+      </w:r>
+      <w:r>
+        <w:rPr>
+          <w:rFonts w:hint="default" w:ascii="Consolas" w:hAnsi="Consolas" w:eastAsia="Consolas" w:cs="Consolas"/>
+          <w:color w:val="52CA11"/>
+          <w:sz w:val="24"/>
+          <w:szCs w:val="24"/>
+          <w:shd w:val="clear" w:fill="1E1F22"/>
+        </w:rPr>
+        <w:t>=</w:t>
+      </w:r>
+      <w:r>
+        <w:rPr>
+          <w:rFonts w:hint="default" w:ascii="Consolas" w:hAnsi="Consolas" w:eastAsia="Consolas" w:cs="Consolas"/>
+          <w:i/>
+          <w:iCs/>
+          <w:color w:val="17C694"/>
+          <w:sz w:val="24"/>
+          <w:szCs w:val="24"/>
+          <w:shd w:val="clear" w:fill="1E1F22"/>
+        </w:rPr>
+        <w:t>"isbn"</w:t>
+      </w:r>
+      <w:r>
+        <w:rPr>
+          <w:rFonts w:hint="default" w:ascii="Consolas" w:hAnsi="Consolas" w:eastAsia="Consolas" w:cs="Consolas"/>
+          <w:color w:val="CCCCCC"/>
+          <w:sz w:val="24"/>
+          <w:szCs w:val="24"/>
+          <w:shd w:val="clear" w:fill="1E1F22"/>
+        </w:rPr>
+        <w:t xml:space="preserve"> </w:t>
+      </w:r>
+      <w:r>
+        <w:rPr>
+          <w:rFonts w:hint="default" w:ascii="Consolas" w:hAnsi="Consolas" w:eastAsia="Consolas" w:cs="Consolas"/>
+          <w:color w:val="A7EC21"/>
+          <w:sz w:val="24"/>
+          <w:szCs w:val="24"/>
+          <w:shd w:val="clear" w:fill="1E1F22"/>
+        </w:rPr>
+        <w:t>name</w:t>
+      </w:r>
+      <w:r>
+        <w:rPr>
+          <w:rFonts w:hint="default" w:ascii="Consolas" w:hAnsi="Consolas" w:eastAsia="Consolas" w:cs="Consolas"/>
+          <w:color w:val="52CA11"/>
+          <w:sz w:val="24"/>
+          <w:szCs w:val="24"/>
+          <w:shd w:val="clear" w:fill="1E1F22"/>
+        </w:rPr>
+        <w:t>=</w:t>
+      </w:r>
+      <w:r>
+        <w:rPr>
+          <w:rFonts w:hint="default" w:ascii="Consolas" w:hAnsi="Consolas" w:eastAsia="Consolas" w:cs="Consolas"/>
+          <w:i/>
+          <w:iCs/>
+          <w:color w:val="17C694"/>
+          <w:sz w:val="24"/>
+          <w:szCs w:val="24"/>
+          <w:shd w:val="clear" w:fill="1E1F22"/>
+        </w:rPr>
+        <w:t>"isbn"</w:t>
+      </w:r>
+      <w:r>
+        <w:rPr>
+          <w:rFonts w:hint="default" w:ascii="Consolas" w:hAnsi="Consolas" w:eastAsia="Consolas" w:cs="Consolas"/>
+          <w:color w:val="CCCCCC"/>
+          <w:sz w:val="24"/>
+          <w:szCs w:val="24"/>
+          <w:shd w:val="clear" w:fill="1E1F22"/>
+        </w:rPr>
+        <w:t xml:space="preserve"> </w:t>
+      </w:r>
+      <w:r>
+        <w:rPr>
+          <w:rFonts w:hint="default" w:ascii="Consolas" w:hAnsi="Consolas" w:eastAsia="Consolas" w:cs="Consolas"/>
+          <w:color w:val="A7EC21"/>
+          <w:sz w:val="24"/>
+          <w:szCs w:val="24"/>
+          <w:shd w:val="clear" w:fill="1E1F22"/>
+        </w:rPr>
+        <w:t>placeholder</w:t>
+      </w:r>
+      <w:r>
+        <w:rPr>
+          <w:rFonts w:hint="default" w:ascii="Consolas" w:hAnsi="Consolas" w:eastAsia="Consolas" w:cs="Consolas"/>
+          <w:color w:val="52CA11"/>
+          <w:sz w:val="24"/>
+          <w:szCs w:val="24"/>
+          <w:shd w:val="clear" w:fill="1E1F22"/>
+        </w:rPr>
+        <w:t>=</w:t>
+      </w:r>
+      <w:r>
+        <w:rPr>
+          <w:rFonts w:hint="default" w:ascii="Consolas" w:hAnsi="Consolas" w:eastAsia="Consolas" w:cs="Consolas"/>
+          <w:i/>
+          <w:iCs/>
+          <w:color w:val="17C694"/>
+          <w:sz w:val="24"/>
+          <w:szCs w:val="24"/>
+          <w:shd w:val="clear" w:fill="1E1F22"/>
+        </w:rPr>
+        <w:t>"10 or 13 digits"</w:t>
+      </w:r>
+      <w:r>
+        <w:rPr>
+          <w:rFonts w:hint="default" w:ascii="Consolas" w:hAnsi="Consolas" w:eastAsia="Consolas" w:cs="Consolas"/>
+          <w:color w:val="808080"/>
+          <w:sz w:val="24"/>
+          <w:szCs w:val="24"/>
+          <w:shd w:val="clear" w:fill="1E1F22"/>
+        </w:rPr>
+        <w:t>&gt;</w:t>
+      </w:r>
+    </w:p>
+    <w:p>
+      <w:pPr>
+        <w:pStyle w:val="6"/>
+        <w:keepNext w:val="0"/>
+        <w:keepLines w:val="0"/>
+        <w:widowControl/>
+        <w:suppressLineNumbers w:val="0"/>
+        <w:spacing w:before="0" w:beforeAutospacing="0" w:after="0" w:afterAutospacing="0"/>
+        <w:ind w:left="0" w:right="0"/>
+      </w:pPr>
+      <w:r>
+        <w:rPr>
+          <w:rFonts w:hint="default" w:ascii="Consolas" w:hAnsi="Consolas" w:eastAsia="Consolas" w:cs="Consolas"/>
+          <w:color w:val="808080"/>
+          <w:sz w:val="24"/>
+          <w:szCs w:val="24"/>
+          <w:shd w:val="clear" w:fill="1E1F22"/>
+        </w:rPr>
+        <w:t>&lt;</w:t>
+      </w:r>
+      <w:r>
+        <w:rPr>
+          <w:rFonts w:hint="default" w:ascii="Consolas" w:hAnsi="Consolas" w:eastAsia="Consolas" w:cs="Consolas"/>
+          <w:b/>
+          <w:bCs/>
+          <w:color w:val="03A8D8"/>
+          <w:sz w:val="24"/>
+          <w:szCs w:val="24"/>
+          <w:shd w:val="clear" w:fill="1E1F22"/>
+        </w:rPr>
+        <w:t>label</w:t>
+      </w:r>
+      <w:r>
+        <w:rPr>
+          <w:rFonts w:hint="default" w:ascii="Consolas" w:hAnsi="Consolas" w:eastAsia="Consolas" w:cs="Consolas"/>
+          <w:color w:val="808080"/>
+          <w:sz w:val="24"/>
+          <w:szCs w:val="24"/>
+          <w:shd w:val="clear" w:fill="1E1F22"/>
+        </w:rPr>
+        <w:t>&gt;</w:t>
+      </w:r>
+      <w:r>
+        <w:rPr>
+          <w:rFonts w:hint="default" w:ascii="Consolas" w:hAnsi="Consolas" w:eastAsia="Consolas" w:cs="Consolas"/>
+          <w:color w:val="D9E8F7"/>
+          <w:sz w:val="24"/>
+          <w:szCs w:val="24"/>
+          <w:shd w:val="clear" w:fill="1E1F22"/>
+        </w:rPr>
+        <w:t>Return Date:</w:t>
+      </w:r>
+      <w:r>
+        <w:rPr>
+          <w:rFonts w:hint="default" w:ascii="Consolas" w:hAnsi="Consolas" w:eastAsia="Consolas" w:cs="Consolas"/>
+          <w:color w:val="808080"/>
+          <w:sz w:val="24"/>
+          <w:szCs w:val="24"/>
+          <w:shd w:val="clear" w:fill="1E1F22"/>
+        </w:rPr>
+        <w:t>&lt;/</w:t>
+      </w:r>
+      <w:r>
+        <w:rPr>
+          <w:rFonts w:hint="default" w:ascii="Consolas" w:hAnsi="Consolas" w:eastAsia="Consolas" w:cs="Consolas"/>
+          <w:b/>
+          <w:bCs/>
+          <w:color w:val="03A8D8"/>
+          <w:sz w:val="24"/>
+          <w:szCs w:val="24"/>
+          <w:shd w:val="clear" w:fill="1E1F22"/>
+        </w:rPr>
+        <w:t>label</w:t>
+      </w:r>
+      <w:r>
+        <w:rPr>
+          <w:rFonts w:hint="default" w:ascii="Consolas" w:hAnsi="Consolas" w:eastAsia="Consolas" w:cs="Consolas"/>
+          <w:color w:val="808080"/>
+          <w:sz w:val="24"/>
+          <w:szCs w:val="24"/>
+          <w:shd w:val="clear" w:fill="1E1F22"/>
+        </w:rPr>
+        <w:t>&gt;</w:t>
+      </w:r>
+    </w:p>
+    <w:p>
+      <w:pPr>
+        <w:pStyle w:val="6"/>
+        <w:keepNext w:val="0"/>
+        <w:keepLines w:val="0"/>
+        <w:widowControl/>
+        <w:suppressLineNumbers w:val="0"/>
+        <w:spacing w:before="0" w:beforeAutospacing="0" w:after="0" w:afterAutospacing="0"/>
+        <w:ind w:left="0" w:right="0"/>
+      </w:pPr>
+      <w:r>
+        <w:rPr>
+          <w:rFonts w:hint="default" w:ascii="Consolas" w:hAnsi="Consolas" w:eastAsia="Consolas" w:cs="Consolas"/>
+          <w:color w:val="808080"/>
+          <w:sz w:val="24"/>
+          <w:szCs w:val="24"/>
+          <w:shd w:val="clear" w:fill="1E1F22"/>
+        </w:rPr>
+        <w:t>&lt;</w:t>
+      </w:r>
+      <w:r>
+        <w:rPr>
+          <w:rFonts w:hint="default" w:ascii="Consolas" w:hAnsi="Consolas" w:eastAsia="Consolas" w:cs="Consolas"/>
+          <w:b/>
+          <w:bCs/>
+          <w:color w:val="03A8D8"/>
+          <w:sz w:val="24"/>
+          <w:szCs w:val="24"/>
+          <w:shd w:val="clear" w:fill="1E1F22"/>
+        </w:rPr>
+        <w:t>input</w:t>
+      </w:r>
+      <w:r>
+        <w:rPr>
+          <w:rFonts w:hint="default" w:ascii="Consolas" w:hAnsi="Consolas" w:eastAsia="Consolas" w:cs="Consolas"/>
+          <w:color w:val="CCCCCC"/>
+          <w:sz w:val="24"/>
+          <w:szCs w:val="24"/>
+          <w:shd w:val="clear" w:fill="1E1F22"/>
+        </w:rPr>
+        <w:t xml:space="preserve"> </w:t>
+      </w:r>
+      <w:r>
+        <w:rPr>
+          <w:rFonts w:hint="default" w:ascii="Consolas" w:hAnsi="Consolas" w:eastAsia="Consolas" w:cs="Consolas"/>
+          <w:color w:val="A7EC21"/>
+          <w:sz w:val="24"/>
+          <w:szCs w:val="24"/>
+          <w:shd w:val="clear" w:fill="1E1F22"/>
+        </w:rPr>
+        <w:t>type</w:t>
+      </w:r>
+      <w:r>
+        <w:rPr>
+          <w:rFonts w:hint="default" w:ascii="Consolas" w:hAnsi="Consolas" w:eastAsia="Consolas" w:cs="Consolas"/>
+          <w:color w:val="52CA11"/>
+          <w:sz w:val="24"/>
+          <w:szCs w:val="24"/>
+          <w:shd w:val="clear" w:fill="1E1F22"/>
+        </w:rPr>
+        <w:t>=</w:t>
+      </w:r>
+      <w:r>
+        <w:rPr>
+          <w:rFonts w:hint="default" w:ascii="Consolas" w:hAnsi="Consolas" w:eastAsia="Consolas" w:cs="Consolas"/>
+          <w:i/>
+          <w:iCs/>
+          <w:color w:val="17C694"/>
+          <w:sz w:val="24"/>
+          <w:szCs w:val="24"/>
+          <w:shd w:val="clear" w:fill="1E1F22"/>
+        </w:rPr>
+        <w:t>"date"</w:t>
+      </w:r>
+      <w:r>
+        <w:rPr>
+          <w:rFonts w:hint="default" w:ascii="Consolas" w:hAnsi="Consolas" w:eastAsia="Consolas" w:cs="Consolas"/>
+          <w:color w:val="CCCCCC"/>
+          <w:sz w:val="24"/>
+          <w:szCs w:val="24"/>
+          <w:shd w:val="clear" w:fill="1E1F22"/>
+        </w:rPr>
+        <w:t xml:space="preserve"> </w:t>
+      </w:r>
+      <w:r>
+        <w:rPr>
+          <w:rFonts w:hint="default" w:ascii="Consolas" w:hAnsi="Consolas" w:eastAsia="Consolas" w:cs="Consolas"/>
+          <w:color w:val="A7EC21"/>
+          <w:sz w:val="24"/>
+          <w:szCs w:val="24"/>
+          <w:shd w:val="clear" w:fill="1E1F22"/>
+        </w:rPr>
+        <w:t>id</w:t>
+      </w:r>
+      <w:r>
+        <w:rPr>
+          <w:rFonts w:hint="default" w:ascii="Consolas" w:hAnsi="Consolas" w:eastAsia="Consolas" w:cs="Consolas"/>
+          <w:color w:val="52CA11"/>
+          <w:sz w:val="24"/>
+          <w:szCs w:val="24"/>
+          <w:shd w:val="clear" w:fill="1E1F22"/>
+        </w:rPr>
+        <w:t>=</w:t>
+      </w:r>
+      <w:r>
+        <w:rPr>
+          <w:rFonts w:hint="default" w:ascii="Consolas" w:hAnsi="Consolas" w:eastAsia="Consolas" w:cs="Consolas"/>
+          <w:i/>
+          <w:iCs/>
+          <w:color w:val="17C694"/>
+          <w:sz w:val="24"/>
+          <w:szCs w:val="24"/>
+          <w:shd w:val="clear" w:fill="1E1F22"/>
+        </w:rPr>
+        <w:t>"returnDate"</w:t>
+      </w:r>
+      <w:r>
+        <w:rPr>
+          <w:rFonts w:hint="default" w:ascii="Consolas" w:hAnsi="Consolas" w:eastAsia="Consolas" w:cs="Consolas"/>
+          <w:color w:val="CCCCCC"/>
+          <w:sz w:val="24"/>
+          <w:szCs w:val="24"/>
+          <w:shd w:val="clear" w:fill="1E1F22"/>
+        </w:rPr>
+        <w:t xml:space="preserve"> </w:t>
+      </w:r>
+      <w:r>
+        <w:rPr>
+          <w:rFonts w:hint="default" w:ascii="Consolas" w:hAnsi="Consolas" w:eastAsia="Consolas" w:cs="Consolas"/>
+          <w:color w:val="A7EC21"/>
+          <w:sz w:val="24"/>
+          <w:szCs w:val="24"/>
+          <w:shd w:val="clear" w:fill="1E1F22"/>
+        </w:rPr>
+        <w:t>name</w:t>
+      </w:r>
+      <w:r>
+        <w:rPr>
+          <w:rFonts w:hint="default" w:ascii="Consolas" w:hAnsi="Consolas" w:eastAsia="Consolas" w:cs="Consolas"/>
+          <w:color w:val="52CA11"/>
+          <w:sz w:val="24"/>
+          <w:szCs w:val="24"/>
+          <w:shd w:val="clear" w:fill="1E1F22"/>
+        </w:rPr>
+        <w:t>=</w:t>
+      </w:r>
+      <w:r>
+        <w:rPr>
+          <w:rFonts w:hint="default" w:ascii="Consolas" w:hAnsi="Consolas" w:eastAsia="Consolas" w:cs="Consolas"/>
+          <w:i/>
+          <w:iCs/>
+          <w:color w:val="17C694"/>
+          <w:sz w:val="24"/>
+          <w:szCs w:val="24"/>
+          <w:shd w:val="clear" w:fill="1E1F22"/>
+        </w:rPr>
+        <w:t>"returnDate"</w:t>
+      </w:r>
+      <w:r>
+        <w:rPr>
+          <w:rFonts w:hint="default" w:ascii="Consolas" w:hAnsi="Consolas" w:eastAsia="Consolas" w:cs="Consolas"/>
+          <w:color w:val="808080"/>
+          <w:sz w:val="24"/>
+          <w:szCs w:val="24"/>
+          <w:shd w:val="clear" w:fill="1E1F22"/>
+        </w:rPr>
+        <w:t>&gt;</w:t>
+      </w:r>
+    </w:p>
+    <w:p>
+      <w:pPr>
+        <w:pStyle w:val="6"/>
+        <w:keepNext w:val="0"/>
+        <w:keepLines w:val="0"/>
+        <w:widowControl/>
+        <w:suppressLineNumbers w:val="0"/>
+        <w:spacing w:before="0" w:beforeAutospacing="0" w:after="0" w:afterAutospacing="0"/>
+        <w:ind w:left="0" w:right="0"/>
+      </w:pPr>
+      <w:r>
+        <w:rPr>
+          <w:rFonts w:hint="default" w:ascii="Consolas" w:hAnsi="Consolas" w:eastAsia="Consolas" w:cs="Consolas"/>
+          <w:color w:val="808080"/>
+          <w:sz w:val="24"/>
+          <w:szCs w:val="24"/>
+          <w:shd w:val="clear" w:fill="1E1F22"/>
+        </w:rPr>
+        <w:t>&lt;</w:t>
+      </w:r>
+      <w:r>
+        <w:rPr>
+          <w:rFonts w:hint="default" w:ascii="Consolas" w:hAnsi="Consolas" w:eastAsia="Consolas" w:cs="Consolas"/>
+          <w:b/>
+          <w:bCs/>
+          <w:color w:val="03A8D8"/>
+          <w:sz w:val="24"/>
+          <w:szCs w:val="24"/>
+          <w:shd w:val="clear" w:fill="1E1F22"/>
+        </w:rPr>
+        <w:t>button</w:t>
+      </w:r>
+      <w:r>
+        <w:rPr>
+          <w:rFonts w:hint="default" w:ascii="Consolas" w:hAnsi="Consolas" w:eastAsia="Consolas" w:cs="Consolas"/>
+          <w:color w:val="CCCCCC"/>
+          <w:sz w:val="24"/>
+          <w:szCs w:val="24"/>
+          <w:shd w:val="clear" w:fill="1E1F22"/>
+        </w:rPr>
+        <w:t xml:space="preserve"> </w:t>
+      </w:r>
+      <w:r>
+        <w:rPr>
+          <w:rFonts w:hint="default" w:ascii="Consolas" w:hAnsi="Consolas" w:eastAsia="Consolas" w:cs="Consolas"/>
+          <w:color w:val="A7EC21"/>
+          <w:sz w:val="24"/>
+          <w:szCs w:val="24"/>
+          <w:shd w:val="clear" w:fill="1E1F22"/>
+        </w:rPr>
+        <w:t>type</w:t>
+      </w:r>
+      <w:r>
+        <w:rPr>
+          <w:rFonts w:hint="default" w:ascii="Consolas" w:hAnsi="Consolas" w:eastAsia="Consolas" w:cs="Consolas"/>
+          <w:color w:val="52CA11"/>
+          <w:sz w:val="24"/>
+          <w:szCs w:val="24"/>
+          <w:shd w:val="clear" w:fill="1E1F22"/>
+        </w:rPr>
+        <w:t>=</w:t>
+      </w:r>
+      <w:r>
+        <w:rPr>
+          <w:rFonts w:hint="default" w:ascii="Consolas" w:hAnsi="Consolas" w:eastAsia="Consolas" w:cs="Consolas"/>
+          <w:i/>
+          <w:iCs/>
+          <w:color w:val="17C694"/>
+          <w:sz w:val="24"/>
+          <w:szCs w:val="24"/>
+          <w:shd w:val="clear" w:fill="1E1F22"/>
+        </w:rPr>
+        <w:t>"submit"</w:t>
+      </w:r>
+      <w:r>
+        <w:rPr>
+          <w:rFonts w:hint="default" w:ascii="Consolas" w:hAnsi="Consolas" w:eastAsia="Consolas" w:cs="Consolas"/>
+          <w:color w:val="808080"/>
+          <w:sz w:val="24"/>
+          <w:szCs w:val="24"/>
+          <w:shd w:val="clear" w:fill="1E1F22"/>
+        </w:rPr>
+        <w:t>&gt;</w:t>
+      </w:r>
+      <w:r>
+        <w:rPr>
+          <w:rFonts w:hint="default" w:ascii="Consolas" w:hAnsi="Consolas" w:eastAsia="Consolas" w:cs="Consolas"/>
+          <w:color w:val="D9E8F7"/>
+          <w:sz w:val="24"/>
+          <w:szCs w:val="24"/>
+          <w:shd w:val="clear" w:fill="1E1F22"/>
+        </w:rPr>
+        <w:t>Update Database</w:t>
+      </w:r>
+      <w:r>
+        <w:rPr>
+          <w:rFonts w:hint="default" w:ascii="Consolas" w:hAnsi="Consolas" w:eastAsia="Consolas" w:cs="Consolas"/>
+          <w:color w:val="808080"/>
+          <w:sz w:val="24"/>
+          <w:szCs w:val="24"/>
+          <w:shd w:val="clear" w:fill="1E1F22"/>
+        </w:rPr>
+        <w:t>&lt;/</w:t>
+      </w:r>
+      <w:r>
+        <w:rPr>
+          <w:rFonts w:hint="default" w:ascii="Consolas" w:hAnsi="Consolas" w:eastAsia="Consolas" w:cs="Consolas"/>
+          <w:b/>
+          <w:bCs/>
+          <w:color w:val="03A8D8"/>
+          <w:sz w:val="24"/>
+          <w:szCs w:val="24"/>
+          <w:shd w:val="clear" w:fill="1E1F22"/>
+        </w:rPr>
+        <w:t>button</w:t>
+      </w:r>
+      <w:r>
+        <w:rPr>
+          <w:rFonts w:hint="default" w:ascii="Consolas" w:hAnsi="Consolas" w:eastAsia="Consolas" w:cs="Consolas"/>
+          <w:color w:val="808080"/>
+          <w:sz w:val="24"/>
+          <w:szCs w:val="24"/>
+          <w:shd w:val="clear" w:fill="1E1F22"/>
+        </w:rPr>
+        <w:t>&gt;</w:t>
+      </w:r>
+    </w:p>
+    <w:p>
+      <w:pPr>
+        <w:pStyle w:val="6"/>
+        <w:keepNext w:val="0"/>
+        <w:keepLines w:val="0"/>
+        <w:widowControl/>
+        <w:suppressLineNumbers w:val="0"/>
+        <w:spacing w:before="0" w:beforeAutospacing="0" w:after="0" w:afterAutospacing="0"/>
+        <w:ind w:left="0" w:right="0"/>
+      </w:pPr>
+      <w:r>
+        <w:rPr>
+          <w:rFonts w:hint="default" w:ascii="Consolas" w:hAnsi="Consolas" w:eastAsia="Consolas" w:cs="Consolas"/>
+          <w:color w:val="808080"/>
+          <w:sz w:val="24"/>
+          <w:szCs w:val="24"/>
+          <w:shd w:val="clear" w:fill="1E1F22"/>
+        </w:rPr>
+        <w:t>&lt;/</w:t>
+      </w:r>
+      <w:r>
+        <w:rPr>
+          <w:rFonts w:hint="default" w:ascii="Consolas" w:hAnsi="Consolas" w:eastAsia="Consolas" w:cs="Consolas"/>
+          <w:b/>
+          <w:bCs/>
+          <w:color w:val="03A8D8"/>
+          <w:sz w:val="24"/>
+          <w:szCs w:val="24"/>
+          <w:shd w:val="clear" w:fill="1E1F22"/>
+        </w:rPr>
+        <w:t>form</w:t>
+      </w:r>
+      <w:r>
+        <w:rPr>
+          <w:rFonts w:hint="default" w:ascii="Consolas" w:hAnsi="Consolas" w:eastAsia="Consolas" w:cs="Consolas"/>
+          <w:color w:val="808080"/>
+          <w:sz w:val="24"/>
+          <w:szCs w:val="24"/>
+          <w:shd w:val="clear" w:fill="1E1F22"/>
+        </w:rPr>
+        <w:t>&gt;</w:t>
+      </w:r>
+    </w:p>
+    <w:p>
+      <w:pPr>
+        <w:pStyle w:val="6"/>
+        <w:keepNext w:val="0"/>
+        <w:keepLines w:val="0"/>
+        <w:widowControl/>
+        <w:suppressLineNumbers w:val="0"/>
+        <w:spacing w:before="0" w:beforeAutospacing="0" w:after="0" w:afterAutospacing="0"/>
+        <w:ind w:left="0" w:right="0"/>
+      </w:pPr>
+      <w:r>
+        <w:rPr>
+          <w:rFonts w:hint="default" w:ascii="Consolas" w:hAnsi="Consolas" w:eastAsia="Consolas" w:cs="Consolas"/>
+          <w:color w:val="808080"/>
+          <w:sz w:val="24"/>
+          <w:szCs w:val="24"/>
+          <w:shd w:val="clear" w:fill="1E1F22"/>
+        </w:rPr>
+        <w:t>&lt;/</w:t>
+      </w:r>
+      <w:r>
+        <w:rPr>
+          <w:rFonts w:hint="default" w:ascii="Consolas" w:hAnsi="Consolas" w:eastAsia="Consolas" w:cs="Consolas"/>
+          <w:b/>
+          <w:bCs/>
+          <w:color w:val="03A8D8"/>
+          <w:sz w:val="24"/>
+          <w:szCs w:val="24"/>
+          <w:shd w:val="clear" w:fill="1E1F22"/>
+        </w:rPr>
+        <w:t>div</w:t>
+      </w:r>
+      <w:r>
+        <w:rPr>
+          <w:rFonts w:hint="default" w:ascii="Consolas" w:hAnsi="Consolas" w:eastAsia="Consolas" w:cs="Consolas"/>
+          <w:color w:val="808080"/>
+          <w:sz w:val="24"/>
+          <w:szCs w:val="24"/>
+          <w:shd w:val="clear" w:fill="1E1F22"/>
+        </w:rPr>
+        <w:t>&gt;</w:t>
+      </w:r>
+    </w:p>
+    <w:p>
+      <w:pPr>
+        <w:pStyle w:val="6"/>
+        <w:keepNext w:val="0"/>
+        <w:keepLines w:val="0"/>
+        <w:widowControl/>
+        <w:suppressLineNumbers w:val="0"/>
+        <w:spacing w:before="0" w:beforeAutospacing="0" w:after="0" w:afterAutospacing="0"/>
+        <w:ind w:left="0" w:right="0"/>
+      </w:pPr>
+    </w:p>
+    <w:p>
+      <w:pPr>
+        <w:pStyle w:val="6"/>
+        <w:keepNext w:val="0"/>
+        <w:keepLines w:val="0"/>
+        <w:widowControl/>
+        <w:suppressLineNumbers w:val="0"/>
+        <w:spacing w:before="0" w:beforeAutospacing="0" w:after="0" w:afterAutospacing="0"/>
+        <w:ind w:left="0" w:right="0"/>
+      </w:pPr>
+      <w:r>
+        <w:rPr>
+          <w:rFonts w:hint="default" w:ascii="Consolas" w:hAnsi="Consolas" w:eastAsia="Consolas" w:cs="Consolas"/>
+          <w:color w:val="808080"/>
+          <w:sz w:val="24"/>
+          <w:szCs w:val="24"/>
+          <w:shd w:val="clear" w:fill="1E1F22"/>
+        </w:rPr>
+        <w:t>&lt;</w:t>
+      </w:r>
+      <w:r>
+        <w:rPr>
+          <w:rFonts w:hint="default" w:ascii="Consolas" w:hAnsi="Consolas" w:eastAsia="Consolas" w:cs="Consolas"/>
+          <w:b/>
+          <w:bCs/>
+          <w:color w:val="03A8D8"/>
+          <w:sz w:val="24"/>
+          <w:szCs w:val="24"/>
+          <w:shd w:val="clear" w:fill="1E1F22"/>
+        </w:rPr>
+        <w:t>script</w:t>
+      </w:r>
+      <w:r>
+        <w:rPr>
+          <w:rFonts w:hint="default" w:ascii="Consolas" w:hAnsi="Consolas" w:eastAsia="Consolas" w:cs="Consolas"/>
+          <w:color w:val="808080"/>
+          <w:sz w:val="24"/>
+          <w:szCs w:val="24"/>
+          <w:shd w:val="clear" w:fill="1E1F22"/>
+        </w:rPr>
+        <w:t>&gt;</w:t>
+      </w:r>
+    </w:p>
+    <w:p>
+      <w:pPr>
+        <w:pStyle w:val="6"/>
+        <w:keepNext w:val="0"/>
+        <w:keepLines w:val="0"/>
+        <w:widowControl/>
+        <w:suppressLineNumbers w:val="0"/>
+        <w:spacing w:before="0" w:beforeAutospacing="0" w:after="0" w:afterAutospacing="0"/>
+        <w:ind w:left="0" w:right="0"/>
+      </w:pPr>
+      <w:r>
+        <w:rPr>
+          <w:rFonts w:hint="default" w:ascii="Consolas" w:hAnsi="Consolas" w:eastAsia="Consolas" w:cs="Consolas"/>
+          <w:color w:val="D9E8F7"/>
+          <w:sz w:val="24"/>
+          <w:szCs w:val="24"/>
+          <w:shd w:val="clear" w:fill="1E1F22"/>
+        </w:rPr>
+        <w:t>document.getElementById(</w:t>
+      </w:r>
+      <w:r>
+        <w:rPr>
+          <w:rFonts w:hint="default" w:ascii="Consolas" w:hAnsi="Consolas" w:eastAsia="Consolas" w:cs="Consolas"/>
+          <w:color w:val="CE9178"/>
+          <w:sz w:val="24"/>
+          <w:szCs w:val="24"/>
+          <w:shd w:val="clear" w:fill="1E1F22"/>
+        </w:rPr>
+        <w:t>'libForm'</w:t>
+      </w:r>
+      <w:r>
+        <w:rPr>
+          <w:rFonts w:hint="default" w:ascii="Consolas" w:hAnsi="Consolas" w:eastAsia="Consolas" w:cs="Consolas"/>
+          <w:color w:val="D9E8F7"/>
+          <w:sz w:val="24"/>
+          <w:szCs w:val="24"/>
+          <w:shd w:val="clear" w:fill="1E1F22"/>
+        </w:rPr>
+        <w:t xml:space="preserve">).onsubmit = </w:t>
+      </w:r>
+      <w:r>
+        <w:rPr>
+          <w:rFonts w:hint="default" w:ascii="Consolas" w:hAnsi="Consolas" w:eastAsia="Consolas" w:cs="Consolas"/>
+          <w:b/>
+          <w:bCs/>
+          <w:color w:val="569CD6"/>
+          <w:sz w:val="24"/>
+          <w:szCs w:val="24"/>
+          <w:shd w:val="clear" w:fill="1E1F22"/>
+        </w:rPr>
+        <w:t>function</w:t>
+      </w:r>
+      <w:r>
+        <w:rPr>
+          <w:rFonts w:hint="default" w:ascii="Consolas" w:hAnsi="Consolas" w:eastAsia="Consolas" w:cs="Consolas"/>
+          <w:color w:val="D9E8F7"/>
+          <w:sz w:val="24"/>
+          <w:szCs w:val="24"/>
+          <w:shd w:val="clear" w:fill="1E1F22"/>
+        </w:rPr>
+        <w:t>(e) {</w:t>
+      </w:r>
+    </w:p>
+    <w:p>
+      <w:pPr>
+        <w:pStyle w:val="6"/>
+        <w:keepNext w:val="0"/>
+        <w:keepLines w:val="0"/>
+        <w:widowControl/>
+        <w:suppressLineNumbers w:val="0"/>
+        <w:spacing w:before="0" w:beforeAutospacing="0" w:after="0" w:afterAutospacing="0"/>
+        <w:ind w:left="0" w:right="0"/>
+      </w:pPr>
+      <w:r>
+        <w:rPr>
+          <w:rFonts w:hint="default" w:ascii="Consolas" w:hAnsi="Consolas" w:eastAsia="Consolas" w:cs="Consolas"/>
+          <w:b/>
+          <w:bCs/>
+          <w:color w:val="569CD6"/>
+          <w:sz w:val="24"/>
+          <w:szCs w:val="24"/>
+          <w:shd w:val="clear" w:fill="1E1F22"/>
+        </w:rPr>
+        <w:t>const</w:t>
+      </w:r>
+      <w:r>
+        <w:rPr>
+          <w:rFonts w:hint="default" w:ascii="Consolas" w:hAnsi="Consolas" w:eastAsia="Consolas" w:cs="Consolas"/>
+          <w:color w:val="D9E8F7"/>
+          <w:sz w:val="24"/>
+          <w:szCs w:val="24"/>
+          <w:shd w:val="clear" w:fill="1E1F22"/>
+        </w:rPr>
+        <w:t xml:space="preserve"> memberId = document.getElementById(</w:t>
+      </w:r>
+      <w:r>
+        <w:rPr>
+          <w:rFonts w:hint="default" w:ascii="Consolas" w:hAnsi="Consolas" w:eastAsia="Consolas" w:cs="Consolas"/>
+          <w:color w:val="CE9178"/>
+          <w:sz w:val="24"/>
+          <w:szCs w:val="24"/>
+          <w:shd w:val="clear" w:fill="1E1F22"/>
+        </w:rPr>
+        <w:t>'memberId'</w:t>
+      </w:r>
+      <w:r>
+        <w:rPr>
+          <w:rFonts w:hint="default" w:ascii="Consolas" w:hAnsi="Consolas" w:eastAsia="Consolas" w:cs="Consolas"/>
+          <w:color w:val="D9E8F7"/>
+          <w:sz w:val="24"/>
+          <w:szCs w:val="24"/>
+          <w:shd w:val="clear" w:fill="1E1F22"/>
+        </w:rPr>
+        <w:t>).value;</w:t>
+      </w:r>
+    </w:p>
+    <w:p>
+      <w:pPr>
+        <w:pStyle w:val="6"/>
+        <w:keepNext w:val="0"/>
+        <w:keepLines w:val="0"/>
+        <w:widowControl/>
+        <w:suppressLineNumbers w:val="0"/>
+        <w:spacing w:before="0" w:beforeAutospacing="0" w:after="0" w:afterAutospacing="0"/>
+        <w:ind w:left="0" w:right="0"/>
+      </w:pPr>
+      <w:r>
+        <w:rPr>
+          <w:rFonts w:hint="default" w:ascii="Consolas" w:hAnsi="Consolas" w:eastAsia="Consolas" w:cs="Consolas"/>
+          <w:b/>
+          <w:bCs/>
+          <w:color w:val="569CD6"/>
+          <w:sz w:val="24"/>
+          <w:szCs w:val="24"/>
+          <w:shd w:val="clear" w:fill="1E1F22"/>
+        </w:rPr>
+        <w:t>const</w:t>
+      </w:r>
+      <w:r>
+        <w:rPr>
+          <w:rFonts w:hint="default" w:ascii="Consolas" w:hAnsi="Consolas" w:eastAsia="Consolas" w:cs="Consolas"/>
+          <w:color w:val="D9E8F7"/>
+          <w:sz w:val="24"/>
+          <w:szCs w:val="24"/>
+          <w:shd w:val="clear" w:fill="1E1F22"/>
+        </w:rPr>
+        <w:t xml:space="preserve"> isbn = document.getElementById(</w:t>
+      </w:r>
+      <w:r>
+        <w:rPr>
+          <w:rFonts w:hint="default" w:ascii="Consolas" w:hAnsi="Consolas" w:eastAsia="Consolas" w:cs="Consolas"/>
+          <w:color w:val="CE9178"/>
+          <w:sz w:val="24"/>
+          <w:szCs w:val="24"/>
+          <w:shd w:val="clear" w:fill="1E1F22"/>
+        </w:rPr>
+        <w:t>'isbn'</w:t>
+      </w:r>
+      <w:r>
+        <w:rPr>
+          <w:rFonts w:hint="default" w:ascii="Consolas" w:hAnsi="Consolas" w:eastAsia="Consolas" w:cs="Consolas"/>
+          <w:color w:val="D9E8F7"/>
+          <w:sz w:val="24"/>
+          <w:szCs w:val="24"/>
+          <w:shd w:val="clear" w:fill="1E1F22"/>
+        </w:rPr>
+        <w:t>).value;</w:t>
+      </w:r>
+    </w:p>
+    <w:p>
+      <w:pPr>
+        <w:pStyle w:val="6"/>
+        <w:keepNext w:val="0"/>
+        <w:keepLines w:val="0"/>
+        <w:widowControl/>
+        <w:suppressLineNumbers w:val="0"/>
+        <w:spacing w:before="0" w:beforeAutospacing="0" w:after="0" w:afterAutospacing="0"/>
+        <w:ind w:left="0" w:right="0"/>
+      </w:pPr>
+      <w:r>
+        <w:rPr>
+          <w:rFonts w:hint="default" w:ascii="Consolas" w:hAnsi="Consolas" w:eastAsia="Consolas" w:cs="Consolas"/>
+          <w:b/>
+          <w:bCs/>
+          <w:color w:val="569CD6"/>
+          <w:sz w:val="24"/>
+          <w:szCs w:val="24"/>
+          <w:shd w:val="clear" w:fill="1E1F22"/>
+        </w:rPr>
+        <w:t>const</w:t>
+      </w:r>
+      <w:r>
+        <w:rPr>
+          <w:rFonts w:hint="default" w:ascii="Consolas" w:hAnsi="Consolas" w:eastAsia="Consolas" w:cs="Consolas"/>
+          <w:color w:val="D9E8F7"/>
+          <w:sz w:val="24"/>
+          <w:szCs w:val="24"/>
+          <w:shd w:val="clear" w:fill="1E1F22"/>
+        </w:rPr>
+        <w:t xml:space="preserve"> returnDate = </w:t>
+      </w:r>
+      <w:r>
+        <w:rPr>
+          <w:rFonts w:hint="default" w:ascii="Consolas" w:hAnsi="Consolas" w:eastAsia="Consolas" w:cs="Consolas"/>
+          <w:b/>
+          <w:bCs/>
+          <w:color w:val="569CD6"/>
+          <w:sz w:val="24"/>
+          <w:szCs w:val="24"/>
+          <w:shd w:val="clear" w:fill="1E1F22"/>
+        </w:rPr>
+        <w:t>new</w:t>
+      </w:r>
+      <w:r>
+        <w:rPr>
+          <w:rFonts w:hint="default" w:ascii="Consolas" w:hAnsi="Consolas" w:eastAsia="Consolas" w:cs="Consolas"/>
+          <w:color w:val="D9E8F7"/>
+          <w:sz w:val="24"/>
+          <w:szCs w:val="24"/>
+          <w:shd w:val="clear" w:fill="1E1F22"/>
+        </w:rPr>
+        <w:t xml:space="preserve"> Date(document.getElementById(</w:t>
+      </w:r>
+      <w:r>
+        <w:rPr>
+          <w:rFonts w:hint="default" w:ascii="Consolas" w:hAnsi="Consolas" w:eastAsia="Consolas" w:cs="Consolas"/>
+          <w:color w:val="CE9178"/>
+          <w:sz w:val="24"/>
+          <w:szCs w:val="24"/>
+          <w:shd w:val="clear" w:fill="1E1F22"/>
+        </w:rPr>
+        <w:t>'returnDate'</w:t>
+      </w:r>
+      <w:r>
+        <w:rPr>
+          <w:rFonts w:hint="default" w:ascii="Consolas" w:hAnsi="Consolas" w:eastAsia="Consolas" w:cs="Consolas"/>
+          <w:color w:val="D9E8F7"/>
+          <w:sz w:val="24"/>
+          <w:szCs w:val="24"/>
+          <w:shd w:val="clear" w:fill="1E1F22"/>
+        </w:rPr>
+        <w:t>).value);</w:t>
+      </w:r>
+    </w:p>
+    <w:p>
+      <w:pPr>
+        <w:pStyle w:val="6"/>
+        <w:keepNext w:val="0"/>
+        <w:keepLines w:val="0"/>
+        <w:widowControl/>
+        <w:suppressLineNumbers w:val="0"/>
+        <w:spacing w:before="0" w:beforeAutospacing="0" w:after="0" w:afterAutospacing="0"/>
+        <w:ind w:left="0" w:right="0"/>
+      </w:pPr>
+      <w:r>
+        <w:rPr>
+          <w:rFonts w:hint="default" w:ascii="Consolas" w:hAnsi="Consolas" w:eastAsia="Consolas" w:cs="Consolas"/>
+          <w:b/>
+          <w:bCs/>
+          <w:color w:val="569CD6"/>
+          <w:sz w:val="24"/>
+          <w:szCs w:val="24"/>
+          <w:shd w:val="clear" w:fill="1E1F22"/>
+        </w:rPr>
+        <w:t>const</w:t>
+      </w:r>
+      <w:r>
+        <w:rPr>
+          <w:rFonts w:hint="default" w:ascii="Consolas" w:hAnsi="Consolas" w:eastAsia="Consolas" w:cs="Consolas"/>
+          <w:color w:val="D9E8F7"/>
+          <w:sz w:val="24"/>
+          <w:szCs w:val="24"/>
+          <w:shd w:val="clear" w:fill="1E1F22"/>
+        </w:rPr>
+        <w:t xml:space="preserve"> today = </w:t>
+      </w:r>
+      <w:r>
+        <w:rPr>
+          <w:rFonts w:hint="default" w:ascii="Consolas" w:hAnsi="Consolas" w:eastAsia="Consolas" w:cs="Consolas"/>
+          <w:b/>
+          <w:bCs/>
+          <w:color w:val="569CD6"/>
+          <w:sz w:val="24"/>
+          <w:szCs w:val="24"/>
+          <w:shd w:val="clear" w:fill="1E1F22"/>
+        </w:rPr>
+        <w:t>new</w:t>
+      </w:r>
+      <w:r>
+        <w:rPr>
+          <w:rFonts w:hint="default" w:ascii="Consolas" w:hAnsi="Consolas" w:eastAsia="Consolas" w:cs="Consolas"/>
+          <w:color w:val="D9E8F7"/>
+          <w:sz w:val="24"/>
+          <w:szCs w:val="24"/>
+          <w:shd w:val="clear" w:fill="1E1F22"/>
+        </w:rPr>
+        <w:t xml:space="preserve"> Date();</w:t>
+      </w:r>
+    </w:p>
+    <w:p>
+      <w:pPr>
+        <w:pStyle w:val="6"/>
+        <w:keepNext w:val="0"/>
+        <w:keepLines w:val="0"/>
+        <w:widowControl/>
+        <w:suppressLineNumbers w:val="0"/>
+        <w:spacing w:before="0" w:beforeAutospacing="0" w:after="0" w:afterAutospacing="0"/>
+        <w:ind w:left="0" w:right="0"/>
+      </w:pPr>
+      <w:r>
+        <w:rPr>
+          <w:rFonts w:hint="default" w:ascii="Consolas" w:hAnsi="Consolas" w:eastAsia="Consolas" w:cs="Consolas"/>
+          <w:b/>
+          <w:bCs/>
+          <w:color w:val="569CD6"/>
+          <w:sz w:val="24"/>
+          <w:szCs w:val="24"/>
+          <w:shd w:val="clear" w:fill="1E1F22"/>
+        </w:rPr>
+        <w:t>const</w:t>
+      </w:r>
+      <w:r>
+        <w:rPr>
+          <w:rFonts w:hint="default" w:ascii="Consolas" w:hAnsi="Consolas" w:eastAsia="Consolas" w:cs="Consolas"/>
+          <w:color w:val="D9E8F7"/>
+          <w:sz w:val="24"/>
+          <w:szCs w:val="24"/>
+          <w:shd w:val="clear" w:fill="1E1F22"/>
+        </w:rPr>
+        <w:t xml:space="preserve"> errorLog = document.getElementById(</w:t>
+      </w:r>
+      <w:r>
+        <w:rPr>
+          <w:rFonts w:hint="default" w:ascii="Consolas" w:hAnsi="Consolas" w:eastAsia="Consolas" w:cs="Consolas"/>
+          <w:color w:val="CE9178"/>
+          <w:sz w:val="24"/>
+          <w:szCs w:val="24"/>
+          <w:shd w:val="clear" w:fill="1E1F22"/>
+        </w:rPr>
+        <w:t>'errorLog'</w:t>
+      </w:r>
+      <w:r>
+        <w:rPr>
+          <w:rFonts w:hint="default" w:ascii="Consolas" w:hAnsi="Consolas" w:eastAsia="Consolas" w:cs="Consolas"/>
+          <w:color w:val="D9E8F7"/>
+          <w:sz w:val="24"/>
+          <w:szCs w:val="24"/>
+          <w:shd w:val="clear" w:fill="1E1F22"/>
+        </w:rPr>
+        <w:t>);</w:t>
+      </w:r>
+    </w:p>
+    <w:p>
+      <w:pPr>
+        <w:pStyle w:val="6"/>
+        <w:keepNext w:val="0"/>
+        <w:keepLines w:val="0"/>
+        <w:widowControl/>
+        <w:suppressLineNumbers w:val="0"/>
+        <w:spacing w:before="0" w:beforeAutospacing="0" w:after="0" w:afterAutospacing="0"/>
+        <w:ind w:left="0" w:right="0"/>
+      </w:pPr>
+      <w:r>
+        <w:rPr>
+          <w:rFonts w:hint="default" w:ascii="Consolas" w:hAnsi="Consolas" w:eastAsia="Consolas" w:cs="Consolas"/>
+          <w:color w:val="D9E8F7"/>
+          <w:sz w:val="24"/>
+          <w:szCs w:val="24"/>
+          <w:shd w:val="clear" w:fill="1E1F22"/>
+        </w:rPr>
+        <w:t>let errors = [];</w:t>
+      </w:r>
+    </w:p>
+    <w:p>
+      <w:pPr>
+        <w:pStyle w:val="6"/>
+        <w:keepNext w:val="0"/>
+        <w:keepLines w:val="0"/>
+        <w:widowControl/>
+        <w:suppressLineNumbers w:val="0"/>
+        <w:spacing w:before="0" w:beforeAutospacing="0" w:after="0" w:afterAutospacing="0"/>
+        <w:ind w:left="0" w:right="0"/>
+      </w:pPr>
+    </w:p>
+    <w:p>
+      <w:pPr>
+        <w:pStyle w:val="6"/>
+        <w:keepNext w:val="0"/>
+        <w:keepLines w:val="0"/>
+        <w:widowControl/>
+        <w:suppressLineNumbers w:val="0"/>
+        <w:spacing w:before="0" w:beforeAutospacing="0" w:after="0" w:afterAutospacing="0"/>
+        <w:ind w:left="0" w:right="0"/>
+      </w:pPr>
+      <w:r>
+        <w:rPr>
+          <w:rFonts w:hint="default" w:ascii="Consolas" w:hAnsi="Consolas" w:eastAsia="Consolas" w:cs="Consolas"/>
+          <w:color w:val="608B4E"/>
+          <w:sz w:val="24"/>
+          <w:szCs w:val="24"/>
+          <w:shd w:val="clear" w:fill="1E1F22"/>
+        </w:rPr>
+        <w:t>// Validation: Member ID Format</w:t>
+      </w:r>
+    </w:p>
+    <w:p>
+      <w:pPr>
+        <w:pStyle w:val="6"/>
+        <w:keepNext w:val="0"/>
+        <w:keepLines w:val="0"/>
+        <w:widowControl/>
+        <w:suppressLineNumbers w:val="0"/>
+        <w:spacing w:before="0" w:beforeAutospacing="0" w:after="0" w:afterAutospacing="0"/>
+        <w:ind w:left="0" w:right="0"/>
+      </w:pPr>
+      <w:r>
+        <w:rPr>
+          <w:rFonts w:hint="default" w:ascii="Consolas" w:hAnsi="Consolas" w:eastAsia="Consolas" w:cs="Consolas"/>
+          <w:b/>
+          <w:bCs/>
+          <w:color w:val="569CD6"/>
+          <w:sz w:val="24"/>
+          <w:szCs w:val="24"/>
+          <w:shd w:val="clear" w:fill="1E1F22"/>
+        </w:rPr>
+        <w:t>if</w:t>
+      </w:r>
+      <w:r>
+        <w:rPr>
+          <w:rFonts w:hint="default" w:ascii="Consolas" w:hAnsi="Consolas" w:eastAsia="Consolas" w:cs="Consolas"/>
+          <w:color w:val="D9E8F7"/>
+          <w:sz w:val="24"/>
+          <w:szCs w:val="24"/>
+          <w:shd w:val="clear" w:fill="1E1F22"/>
+        </w:rPr>
+        <w:t xml:space="preserve"> (!/^LIB-\d{4}$/.test(memberId)) {</w:t>
+      </w:r>
+    </w:p>
+    <w:p>
+      <w:pPr>
+        <w:pStyle w:val="6"/>
+        <w:keepNext w:val="0"/>
+        <w:keepLines w:val="0"/>
+        <w:widowControl/>
+        <w:suppressLineNumbers w:val="0"/>
+        <w:spacing w:before="0" w:beforeAutospacing="0" w:after="0" w:afterAutospacing="0"/>
+        <w:ind w:left="0" w:right="0"/>
+      </w:pPr>
+      <w:r>
+        <w:rPr>
+          <w:rFonts w:hint="default" w:ascii="Consolas" w:hAnsi="Consolas" w:eastAsia="Consolas" w:cs="Consolas"/>
+          <w:color w:val="D9E8F7"/>
+          <w:sz w:val="24"/>
+          <w:szCs w:val="24"/>
+          <w:shd w:val="clear" w:fill="1E1F22"/>
+        </w:rPr>
+        <w:t>errors.push(</w:t>
+      </w:r>
+      <w:r>
+        <w:rPr>
+          <w:rFonts w:hint="default" w:ascii="Consolas" w:hAnsi="Consolas" w:eastAsia="Consolas" w:cs="Consolas"/>
+          <w:color w:val="CE9178"/>
+          <w:sz w:val="24"/>
+          <w:szCs w:val="24"/>
+          <w:shd w:val="clear" w:fill="1E1F22"/>
+        </w:rPr>
+        <w:t>"Invalid Member ID. Format: LIB-XXXX"</w:t>
+      </w:r>
+      <w:r>
+        <w:rPr>
+          <w:rFonts w:hint="default" w:ascii="Consolas" w:hAnsi="Consolas" w:eastAsia="Consolas" w:cs="Consolas"/>
+          <w:color w:val="D9E8F7"/>
+          <w:sz w:val="24"/>
+          <w:szCs w:val="24"/>
+          <w:shd w:val="clear" w:fill="1E1F22"/>
+        </w:rPr>
+        <w:t>);</w:t>
+      </w:r>
+    </w:p>
+    <w:p>
+      <w:pPr>
+        <w:pStyle w:val="6"/>
+        <w:keepNext w:val="0"/>
+        <w:keepLines w:val="0"/>
+        <w:widowControl/>
+        <w:suppressLineNumbers w:val="0"/>
+        <w:spacing w:before="0" w:beforeAutospacing="0" w:after="0" w:afterAutospacing="0"/>
+        <w:ind w:left="0" w:right="0"/>
+      </w:pPr>
+      <w:r>
+        <w:rPr>
+          <w:rFonts w:hint="default" w:ascii="Consolas" w:hAnsi="Consolas" w:eastAsia="Consolas" w:cs="Consolas"/>
+          <w:color w:val="D9E8F7"/>
+          <w:sz w:val="24"/>
+          <w:szCs w:val="24"/>
+          <w:shd w:val="clear" w:fill="1E1F22"/>
+        </w:rPr>
+        <w:t>}</w:t>
+      </w:r>
+    </w:p>
+    <w:p>
+      <w:pPr>
+        <w:pStyle w:val="6"/>
+        <w:keepNext w:val="0"/>
+        <w:keepLines w:val="0"/>
+        <w:widowControl/>
+        <w:suppressLineNumbers w:val="0"/>
+        <w:spacing w:before="0" w:beforeAutospacing="0" w:after="0" w:afterAutospacing="0"/>
+        <w:ind w:left="0" w:right="0"/>
+      </w:pPr>
+    </w:p>
+    <w:p>
+      <w:pPr>
+        <w:pStyle w:val="6"/>
+        <w:keepNext w:val="0"/>
+        <w:keepLines w:val="0"/>
+        <w:widowControl/>
+        <w:suppressLineNumbers w:val="0"/>
+        <w:spacing w:before="0" w:beforeAutospacing="0" w:after="0" w:afterAutospacing="0"/>
+        <w:ind w:left="0" w:right="0"/>
+      </w:pPr>
+      <w:r>
+        <w:rPr>
+          <w:rFonts w:hint="default" w:ascii="Consolas" w:hAnsi="Consolas" w:eastAsia="Consolas" w:cs="Consolas"/>
+          <w:color w:val="608B4E"/>
+          <w:sz w:val="24"/>
+          <w:szCs w:val="24"/>
+          <w:shd w:val="clear" w:fill="1E1F22"/>
+        </w:rPr>
+        <w:t>// Validation: ISBN Length</w:t>
+      </w:r>
+    </w:p>
+    <w:p>
+      <w:pPr>
+        <w:pStyle w:val="6"/>
+        <w:keepNext w:val="0"/>
+        <w:keepLines w:val="0"/>
+        <w:widowControl/>
+        <w:suppressLineNumbers w:val="0"/>
+        <w:spacing w:before="0" w:beforeAutospacing="0" w:after="0" w:afterAutospacing="0"/>
+        <w:ind w:left="0" w:right="0"/>
+      </w:pPr>
+      <w:r>
+        <w:rPr>
+          <w:rFonts w:hint="default" w:ascii="Consolas" w:hAnsi="Consolas" w:eastAsia="Consolas" w:cs="Consolas"/>
+          <w:b/>
+          <w:bCs/>
+          <w:color w:val="569CD6"/>
+          <w:sz w:val="24"/>
+          <w:szCs w:val="24"/>
+          <w:shd w:val="clear" w:fill="1E1F22"/>
+        </w:rPr>
+        <w:t>if</w:t>
+      </w:r>
+      <w:r>
+        <w:rPr>
+          <w:rFonts w:hint="default" w:ascii="Consolas" w:hAnsi="Consolas" w:eastAsia="Consolas" w:cs="Consolas"/>
+          <w:color w:val="D9E8F7"/>
+          <w:sz w:val="24"/>
+          <w:szCs w:val="24"/>
+          <w:shd w:val="clear" w:fill="1E1F22"/>
+        </w:rPr>
+        <w:t xml:space="preserve"> (isbn.length !== 10 &amp;&amp; isbn.length !== 13) {</w:t>
+      </w:r>
+    </w:p>
+    <w:p>
+      <w:pPr>
+        <w:pStyle w:val="6"/>
+        <w:keepNext w:val="0"/>
+        <w:keepLines w:val="0"/>
+        <w:widowControl/>
+        <w:suppressLineNumbers w:val="0"/>
+        <w:spacing w:before="0" w:beforeAutospacing="0" w:after="0" w:afterAutospacing="0"/>
+        <w:ind w:left="0" w:right="0"/>
+      </w:pPr>
+      <w:r>
+        <w:rPr>
+          <w:rFonts w:hint="default" w:ascii="Consolas" w:hAnsi="Consolas" w:eastAsia="Consolas" w:cs="Consolas"/>
+          <w:color w:val="D9E8F7"/>
+          <w:sz w:val="24"/>
+          <w:szCs w:val="24"/>
+          <w:shd w:val="clear" w:fill="1E1F22"/>
+        </w:rPr>
+        <w:t>errors.push(</w:t>
+      </w:r>
+      <w:r>
+        <w:rPr>
+          <w:rFonts w:hint="default" w:ascii="Consolas" w:hAnsi="Consolas" w:eastAsia="Consolas" w:cs="Consolas"/>
+          <w:color w:val="CE9178"/>
+          <w:sz w:val="24"/>
+          <w:szCs w:val="24"/>
+          <w:shd w:val="clear" w:fill="1E1F22"/>
+        </w:rPr>
+        <w:t>"ISBN must be 10 or 13 digits."</w:t>
+      </w:r>
+      <w:r>
+        <w:rPr>
+          <w:rFonts w:hint="default" w:ascii="Consolas" w:hAnsi="Consolas" w:eastAsia="Consolas" w:cs="Consolas"/>
+          <w:color w:val="D9E8F7"/>
+          <w:sz w:val="24"/>
+          <w:szCs w:val="24"/>
+          <w:shd w:val="clear" w:fill="1E1F22"/>
+        </w:rPr>
+        <w:t>);</w:t>
+      </w:r>
+    </w:p>
+    <w:p>
+      <w:pPr>
+        <w:pStyle w:val="6"/>
+        <w:keepNext w:val="0"/>
+        <w:keepLines w:val="0"/>
+        <w:widowControl/>
+        <w:suppressLineNumbers w:val="0"/>
+        <w:spacing w:before="0" w:beforeAutospacing="0" w:after="0" w:afterAutospacing="0"/>
+        <w:ind w:left="0" w:right="0"/>
+      </w:pPr>
+      <w:r>
+        <w:rPr>
+          <w:rFonts w:hint="default" w:ascii="Consolas" w:hAnsi="Consolas" w:eastAsia="Consolas" w:cs="Consolas"/>
+          <w:color w:val="D9E8F7"/>
+          <w:sz w:val="24"/>
+          <w:szCs w:val="24"/>
+          <w:shd w:val="clear" w:fill="1E1F22"/>
+        </w:rPr>
+        <w:t>}</w:t>
+      </w:r>
+    </w:p>
+    <w:p>
+      <w:pPr>
+        <w:pStyle w:val="6"/>
+        <w:keepNext w:val="0"/>
+        <w:keepLines w:val="0"/>
+        <w:widowControl/>
+        <w:suppressLineNumbers w:val="0"/>
+        <w:spacing w:before="0" w:beforeAutospacing="0" w:after="0" w:afterAutospacing="0"/>
+        <w:ind w:left="0" w:right="0"/>
+      </w:pPr>
+    </w:p>
+    <w:p>
+      <w:pPr>
+        <w:pStyle w:val="6"/>
+        <w:keepNext w:val="0"/>
+        <w:keepLines w:val="0"/>
+        <w:widowControl/>
+        <w:suppressLineNumbers w:val="0"/>
+        <w:spacing w:before="0" w:beforeAutospacing="0" w:after="0" w:afterAutospacing="0"/>
+        <w:ind w:left="0" w:right="0"/>
+      </w:pPr>
+      <w:r>
+        <w:rPr>
+          <w:rFonts w:hint="default" w:ascii="Consolas" w:hAnsi="Consolas" w:eastAsia="Consolas" w:cs="Consolas"/>
+          <w:color w:val="608B4E"/>
+          <w:sz w:val="24"/>
+          <w:szCs w:val="24"/>
+          <w:shd w:val="clear" w:fill="1E1F22"/>
+        </w:rPr>
+        <w:t>// Validation: Date Logic</w:t>
+      </w:r>
+    </w:p>
+    <w:p>
+      <w:pPr>
+        <w:pStyle w:val="6"/>
+        <w:keepNext w:val="0"/>
+        <w:keepLines w:val="0"/>
+        <w:widowControl/>
+        <w:suppressLineNumbers w:val="0"/>
+        <w:spacing w:before="0" w:beforeAutospacing="0" w:after="0" w:afterAutospacing="0"/>
+        <w:ind w:left="0" w:right="0"/>
+      </w:pPr>
+      <w:r>
+        <w:rPr>
+          <w:rFonts w:hint="default" w:ascii="Consolas" w:hAnsi="Consolas" w:eastAsia="Consolas" w:cs="Consolas"/>
+          <w:b/>
+          <w:bCs/>
+          <w:color w:val="569CD6"/>
+          <w:sz w:val="24"/>
+          <w:szCs w:val="24"/>
+          <w:shd w:val="clear" w:fill="1E1F22"/>
+        </w:rPr>
+        <w:t>if</w:t>
+      </w:r>
+      <w:r>
+        <w:rPr>
+          <w:rFonts w:hint="default" w:ascii="Consolas" w:hAnsi="Consolas" w:eastAsia="Consolas" w:cs="Consolas"/>
+          <w:color w:val="D9E8F7"/>
+          <w:sz w:val="24"/>
+          <w:szCs w:val="24"/>
+          <w:shd w:val="clear" w:fill="1E1F22"/>
+        </w:rPr>
+        <w:t xml:space="preserve"> (isNaN(returnDate.getTime()) || returnDate &lt;= today) {</w:t>
+      </w:r>
+    </w:p>
+    <w:p>
+      <w:pPr>
+        <w:pStyle w:val="6"/>
+        <w:keepNext w:val="0"/>
+        <w:keepLines w:val="0"/>
+        <w:widowControl/>
+        <w:suppressLineNumbers w:val="0"/>
+        <w:spacing w:before="0" w:beforeAutospacing="0" w:after="0" w:afterAutospacing="0"/>
+        <w:ind w:left="0" w:right="0"/>
+      </w:pPr>
+      <w:r>
+        <w:rPr>
+          <w:rFonts w:hint="default" w:ascii="Consolas" w:hAnsi="Consolas" w:eastAsia="Consolas" w:cs="Consolas"/>
+          <w:color w:val="D9E8F7"/>
+          <w:sz w:val="24"/>
+          <w:szCs w:val="24"/>
+          <w:shd w:val="clear" w:fill="1E1F22"/>
+        </w:rPr>
+        <w:t>errors.push(</w:t>
+      </w:r>
+      <w:r>
+        <w:rPr>
+          <w:rFonts w:hint="default" w:ascii="Consolas" w:hAnsi="Consolas" w:eastAsia="Consolas" w:cs="Consolas"/>
+          <w:color w:val="CE9178"/>
+          <w:sz w:val="24"/>
+          <w:szCs w:val="24"/>
+          <w:shd w:val="clear" w:fill="1E1F22"/>
+        </w:rPr>
+        <w:t>"Return date must be in the future."</w:t>
+      </w:r>
+      <w:r>
+        <w:rPr>
+          <w:rFonts w:hint="default" w:ascii="Consolas" w:hAnsi="Consolas" w:eastAsia="Consolas" w:cs="Consolas"/>
+          <w:color w:val="D9E8F7"/>
+          <w:sz w:val="24"/>
+          <w:szCs w:val="24"/>
+          <w:shd w:val="clear" w:fill="1E1F22"/>
+        </w:rPr>
+        <w:t>);</w:t>
+      </w:r>
+    </w:p>
+    <w:p>
+      <w:pPr>
+        <w:pStyle w:val="6"/>
+        <w:keepNext w:val="0"/>
+        <w:keepLines w:val="0"/>
+        <w:widowControl/>
+        <w:suppressLineNumbers w:val="0"/>
+        <w:spacing w:before="0" w:beforeAutospacing="0" w:after="0" w:afterAutospacing="0"/>
+        <w:ind w:left="0" w:right="0"/>
+      </w:pPr>
+      <w:r>
+        <w:rPr>
+          <w:rFonts w:hint="default" w:ascii="Consolas" w:hAnsi="Consolas" w:eastAsia="Consolas" w:cs="Consolas"/>
+          <w:color w:val="D9E8F7"/>
+          <w:sz w:val="24"/>
+          <w:szCs w:val="24"/>
+          <w:shd w:val="clear" w:fill="1E1F22"/>
+        </w:rPr>
+        <w:t>}</w:t>
+      </w:r>
+    </w:p>
+    <w:p>
+      <w:pPr>
+        <w:pStyle w:val="6"/>
+        <w:keepNext w:val="0"/>
+        <w:keepLines w:val="0"/>
+        <w:widowControl/>
+        <w:suppressLineNumbers w:val="0"/>
+        <w:spacing w:before="0" w:beforeAutospacing="0" w:after="0" w:afterAutospacing="0"/>
+        <w:ind w:left="0" w:right="0"/>
+      </w:pPr>
+    </w:p>
+    <w:p>
+      <w:pPr>
+        <w:pStyle w:val="6"/>
+        <w:keepNext w:val="0"/>
+        <w:keepLines w:val="0"/>
+        <w:widowControl/>
+        <w:suppressLineNumbers w:val="0"/>
+        <w:spacing w:before="0" w:beforeAutospacing="0" w:after="0" w:afterAutospacing="0"/>
+        <w:ind w:left="0" w:right="0"/>
+      </w:pPr>
+      <w:r>
+        <w:rPr>
+          <w:rFonts w:hint="default" w:ascii="Consolas" w:hAnsi="Consolas" w:eastAsia="Consolas" w:cs="Consolas"/>
+          <w:b/>
+          <w:bCs/>
+          <w:color w:val="569CD6"/>
+          <w:sz w:val="24"/>
+          <w:szCs w:val="24"/>
+          <w:shd w:val="clear" w:fill="1E1F22"/>
+        </w:rPr>
+        <w:t>if</w:t>
+      </w:r>
+      <w:r>
+        <w:rPr>
+          <w:rFonts w:hint="default" w:ascii="Consolas" w:hAnsi="Consolas" w:eastAsia="Consolas" w:cs="Consolas"/>
+          <w:color w:val="D9E8F7"/>
+          <w:sz w:val="24"/>
+          <w:szCs w:val="24"/>
+          <w:shd w:val="clear" w:fill="1E1F22"/>
+        </w:rPr>
+        <w:t xml:space="preserve"> (errors.length &gt; 0) {</w:t>
+      </w:r>
+    </w:p>
+    <w:p>
+      <w:pPr>
+        <w:pStyle w:val="6"/>
+        <w:keepNext w:val="0"/>
+        <w:keepLines w:val="0"/>
+        <w:widowControl/>
+        <w:suppressLineNumbers w:val="0"/>
+        <w:spacing w:before="0" w:beforeAutospacing="0" w:after="0" w:afterAutospacing="0"/>
+        <w:ind w:left="0" w:right="0"/>
+      </w:pPr>
+      <w:r>
+        <w:rPr>
+          <w:rFonts w:hint="default" w:ascii="Consolas" w:hAnsi="Consolas" w:eastAsia="Consolas" w:cs="Consolas"/>
+          <w:color w:val="D9E8F7"/>
+          <w:sz w:val="24"/>
+          <w:szCs w:val="24"/>
+          <w:shd w:val="clear" w:fill="1E1F22"/>
+        </w:rPr>
+        <w:t xml:space="preserve">e.preventDefault(); </w:t>
+      </w:r>
+      <w:r>
+        <w:rPr>
+          <w:rFonts w:hint="default" w:ascii="Consolas" w:hAnsi="Consolas" w:eastAsia="Consolas" w:cs="Consolas"/>
+          <w:color w:val="608B4E"/>
+          <w:sz w:val="24"/>
+          <w:szCs w:val="24"/>
+          <w:shd w:val="clear" w:fill="1E1F22"/>
+        </w:rPr>
+        <w:t>// Stop form submission</w:t>
+      </w:r>
+    </w:p>
+    <w:p>
+      <w:pPr>
+        <w:pStyle w:val="6"/>
+        <w:keepNext w:val="0"/>
+        <w:keepLines w:val="0"/>
+        <w:widowControl/>
+        <w:suppressLineNumbers w:val="0"/>
+        <w:spacing w:before="0" w:beforeAutospacing="0" w:after="0" w:afterAutospacing="0"/>
+        <w:ind w:left="0" w:right="0"/>
+      </w:pPr>
+      <w:r>
+        <w:rPr>
+          <w:rFonts w:hint="default" w:ascii="Consolas" w:hAnsi="Consolas" w:eastAsia="Consolas" w:cs="Consolas"/>
+          <w:color w:val="D9E8F7"/>
+          <w:sz w:val="24"/>
+          <w:szCs w:val="24"/>
+          <w:shd w:val="clear" w:fill="1E1F22"/>
+        </w:rPr>
+        <w:t>errorLog.innerHTML = errors.join(</w:t>
+      </w:r>
+      <w:r>
+        <w:rPr>
+          <w:rFonts w:hint="default" w:ascii="Consolas" w:hAnsi="Consolas" w:eastAsia="Consolas" w:cs="Consolas"/>
+          <w:color w:val="CE9178"/>
+          <w:sz w:val="24"/>
+          <w:szCs w:val="24"/>
+          <w:shd w:val="clear" w:fill="1E1F22"/>
+        </w:rPr>
+        <w:t>"&lt;br&gt;"</w:t>
+      </w:r>
+      <w:r>
+        <w:rPr>
+          <w:rFonts w:hint="default" w:ascii="Consolas" w:hAnsi="Consolas" w:eastAsia="Consolas" w:cs="Consolas"/>
+          <w:color w:val="D9E8F7"/>
+          <w:sz w:val="24"/>
+          <w:szCs w:val="24"/>
+          <w:shd w:val="clear" w:fill="1E1F22"/>
+        </w:rPr>
+        <w:t>);</w:t>
+      </w:r>
+    </w:p>
+    <w:p>
+      <w:pPr>
+        <w:pStyle w:val="6"/>
+        <w:keepNext w:val="0"/>
+        <w:keepLines w:val="0"/>
+        <w:widowControl/>
+        <w:suppressLineNumbers w:val="0"/>
+        <w:spacing w:before="0" w:beforeAutospacing="0" w:after="0" w:afterAutospacing="0"/>
+        <w:ind w:left="0" w:right="0"/>
+      </w:pPr>
+      <w:r>
+        <w:rPr>
+          <w:rFonts w:hint="default" w:ascii="Consolas" w:hAnsi="Consolas" w:eastAsia="Consolas" w:cs="Consolas"/>
+          <w:b/>
+          <w:bCs/>
+          <w:color w:val="569CD6"/>
+          <w:sz w:val="24"/>
+          <w:szCs w:val="24"/>
+          <w:shd w:val="clear" w:fill="1E1F22"/>
+        </w:rPr>
+        <w:t>return</w:t>
+      </w:r>
+      <w:r>
+        <w:rPr>
+          <w:rFonts w:hint="default" w:ascii="Consolas" w:hAnsi="Consolas" w:eastAsia="Consolas" w:cs="Consolas"/>
+          <w:color w:val="D9E8F7"/>
+          <w:sz w:val="24"/>
+          <w:szCs w:val="24"/>
+          <w:shd w:val="clear" w:fill="1E1F22"/>
+        </w:rPr>
+        <w:t xml:space="preserve"> </w:t>
+      </w:r>
+      <w:r>
+        <w:rPr>
+          <w:rFonts w:hint="default" w:ascii="Consolas" w:hAnsi="Consolas" w:eastAsia="Consolas" w:cs="Consolas"/>
+          <w:b/>
+          <w:bCs/>
+          <w:color w:val="569CD6"/>
+          <w:sz w:val="24"/>
+          <w:szCs w:val="24"/>
+          <w:shd w:val="clear" w:fill="1E1F22"/>
+        </w:rPr>
+        <w:t>false</w:t>
+      </w:r>
+      <w:r>
+        <w:rPr>
+          <w:rFonts w:hint="default" w:ascii="Consolas" w:hAnsi="Consolas" w:eastAsia="Consolas" w:cs="Consolas"/>
+          <w:color w:val="D9E8F7"/>
+          <w:sz w:val="24"/>
+          <w:szCs w:val="24"/>
+          <w:shd w:val="clear" w:fill="1E1F22"/>
+        </w:rPr>
+        <w:t>;</w:t>
+      </w:r>
+    </w:p>
+    <w:p>
+      <w:pPr>
+        <w:pStyle w:val="6"/>
+        <w:keepNext w:val="0"/>
+        <w:keepLines w:val="0"/>
+        <w:widowControl/>
+        <w:suppressLineNumbers w:val="0"/>
+        <w:spacing w:before="0" w:beforeAutospacing="0" w:after="0" w:afterAutospacing="0"/>
+        <w:ind w:left="0" w:right="0"/>
+      </w:pPr>
+      <w:r>
+        <w:rPr>
+          <w:rFonts w:hint="default" w:ascii="Consolas" w:hAnsi="Consolas" w:eastAsia="Consolas" w:cs="Consolas"/>
+          <w:color w:val="D9E8F7"/>
+          <w:sz w:val="24"/>
+          <w:szCs w:val="24"/>
+          <w:shd w:val="clear" w:fill="1E1F22"/>
+        </w:rPr>
+        <w:t>}</w:t>
+      </w:r>
+    </w:p>
+    <w:p>
+      <w:pPr>
+        <w:pStyle w:val="6"/>
+        <w:keepNext w:val="0"/>
+        <w:keepLines w:val="0"/>
+        <w:widowControl/>
+        <w:suppressLineNumbers w:val="0"/>
+        <w:spacing w:before="0" w:beforeAutospacing="0" w:after="0" w:afterAutospacing="0"/>
+        <w:ind w:left="0" w:right="0"/>
+      </w:pPr>
+      <w:r>
+        <w:rPr>
+          <w:rFonts w:hint="default" w:ascii="Consolas" w:hAnsi="Consolas" w:eastAsia="Consolas" w:cs="Consolas"/>
+          <w:b/>
+          <w:bCs/>
+          <w:color w:val="569CD6"/>
+          <w:sz w:val="24"/>
+          <w:szCs w:val="24"/>
+          <w:shd w:val="clear" w:fill="1E1F22"/>
+        </w:rPr>
+        <w:t>return</w:t>
+      </w:r>
+      <w:r>
+        <w:rPr>
+          <w:rFonts w:hint="default" w:ascii="Consolas" w:hAnsi="Consolas" w:eastAsia="Consolas" w:cs="Consolas"/>
+          <w:color w:val="D9E8F7"/>
+          <w:sz w:val="24"/>
+          <w:szCs w:val="24"/>
+          <w:shd w:val="clear" w:fill="1E1F22"/>
+        </w:rPr>
+        <w:t xml:space="preserve"> </w:t>
+      </w:r>
+      <w:r>
+        <w:rPr>
+          <w:rFonts w:hint="default" w:ascii="Consolas" w:hAnsi="Consolas" w:eastAsia="Consolas" w:cs="Consolas"/>
+          <w:b/>
+          <w:bCs/>
+          <w:color w:val="569CD6"/>
+          <w:sz w:val="24"/>
+          <w:szCs w:val="24"/>
+          <w:shd w:val="clear" w:fill="1E1F22"/>
+        </w:rPr>
+        <w:t>true</w:t>
+      </w:r>
+      <w:r>
+        <w:rPr>
+          <w:rFonts w:hint="default" w:ascii="Consolas" w:hAnsi="Consolas" w:eastAsia="Consolas" w:cs="Consolas"/>
+          <w:color w:val="D9E8F7"/>
+          <w:sz w:val="24"/>
+          <w:szCs w:val="24"/>
+          <w:shd w:val="clear" w:fill="1E1F22"/>
+        </w:rPr>
+        <w:t>;</w:t>
+      </w:r>
+    </w:p>
+    <w:p>
+      <w:pPr>
+        <w:pStyle w:val="6"/>
+        <w:keepNext w:val="0"/>
+        <w:keepLines w:val="0"/>
+        <w:widowControl/>
+        <w:suppressLineNumbers w:val="0"/>
+        <w:spacing w:before="0" w:beforeAutospacing="0" w:after="0" w:afterAutospacing="0"/>
+        <w:ind w:left="0" w:right="0"/>
+      </w:pPr>
+      <w:r>
+        <w:rPr>
+          <w:rFonts w:hint="default" w:ascii="Consolas" w:hAnsi="Consolas" w:eastAsia="Consolas" w:cs="Consolas"/>
+          <w:color w:val="D9E8F7"/>
+          <w:sz w:val="24"/>
+          <w:szCs w:val="24"/>
+          <w:shd w:val="clear" w:fill="1E1F22"/>
+        </w:rPr>
+        <w:t>};</w:t>
+      </w:r>
+    </w:p>
+    <w:p>
+      <w:pPr>
+        <w:pStyle w:val="6"/>
+        <w:keepNext w:val="0"/>
+        <w:keepLines w:val="0"/>
+        <w:widowControl/>
+        <w:suppressLineNumbers w:val="0"/>
+        <w:spacing w:before="0" w:beforeAutospacing="0" w:after="0" w:afterAutospacing="0"/>
+        <w:ind w:left="0" w:right="0"/>
+      </w:pPr>
+      <w:r>
+        <w:rPr>
+          <w:rFonts w:hint="default" w:ascii="Consolas" w:hAnsi="Consolas" w:eastAsia="Consolas" w:cs="Consolas"/>
+          <w:color w:val="808080"/>
+          <w:sz w:val="24"/>
+          <w:szCs w:val="24"/>
+          <w:shd w:val="clear" w:fill="1E1F22"/>
+        </w:rPr>
+        <w:t>&lt;/</w:t>
+      </w:r>
+      <w:r>
+        <w:rPr>
+          <w:rFonts w:hint="default" w:ascii="Consolas" w:hAnsi="Consolas" w:eastAsia="Consolas" w:cs="Consolas"/>
+          <w:b/>
+          <w:bCs/>
+          <w:color w:val="03A8D8"/>
+          <w:sz w:val="24"/>
+          <w:szCs w:val="24"/>
+          <w:shd w:val="clear" w:fill="1E1F22"/>
+        </w:rPr>
+        <w:t>script</w:t>
+      </w:r>
+      <w:r>
+        <w:rPr>
+          <w:rFonts w:hint="default" w:ascii="Consolas" w:hAnsi="Consolas" w:eastAsia="Consolas" w:cs="Consolas"/>
+          <w:color w:val="808080"/>
+          <w:sz w:val="24"/>
+          <w:szCs w:val="24"/>
+          <w:shd w:val="clear" w:fill="1E1F22"/>
+        </w:rPr>
+        <w:t>&gt;</w:t>
+      </w:r>
+    </w:p>
+    <w:p>
+      <w:pPr>
+        <w:pStyle w:val="6"/>
+        <w:keepNext w:val="0"/>
+        <w:keepLines w:val="0"/>
+        <w:widowControl/>
+        <w:suppressLineNumbers w:val="0"/>
+        <w:spacing w:before="0" w:beforeAutospacing="0" w:after="0" w:afterAutospacing="0"/>
+        <w:ind w:left="0" w:right="0"/>
+      </w:pPr>
+    </w:p>
+    <w:p>
+      <w:pPr>
+        <w:pStyle w:val="6"/>
+        <w:keepNext w:val="0"/>
+        <w:keepLines w:val="0"/>
+        <w:widowControl/>
+        <w:suppressLineNumbers w:val="0"/>
+        <w:spacing w:before="0" w:beforeAutospacing="0" w:after="0" w:afterAutospacing="0"/>
+        <w:ind w:left="0" w:right="0"/>
+      </w:pPr>
+      <w:r>
+        <w:rPr>
+          <w:rFonts w:hint="default" w:ascii="Consolas" w:hAnsi="Consolas" w:eastAsia="Consolas" w:cs="Consolas"/>
+          <w:color w:val="808080"/>
+          <w:sz w:val="24"/>
+          <w:szCs w:val="24"/>
+          <w:shd w:val="clear" w:fill="1E1F22"/>
+        </w:rPr>
+        <w:t>&lt;/</w:t>
+      </w:r>
+      <w:r>
+        <w:rPr>
+          <w:rFonts w:hint="default" w:ascii="Consolas" w:hAnsi="Consolas" w:eastAsia="Consolas" w:cs="Consolas"/>
+          <w:b/>
+          <w:bCs/>
+          <w:color w:val="03A8D8"/>
+          <w:sz w:val="24"/>
+          <w:szCs w:val="24"/>
+          <w:shd w:val="clear" w:fill="1E1F22"/>
+        </w:rPr>
+        <w:t>body</w:t>
+      </w:r>
+      <w:r>
+        <w:rPr>
+          <w:rFonts w:hint="default" w:ascii="Consolas" w:hAnsi="Consolas" w:eastAsia="Consolas" w:cs="Consolas"/>
+          <w:color w:val="808080"/>
+          <w:sz w:val="24"/>
+          <w:szCs w:val="24"/>
+          <w:shd w:val="clear" w:fill="1E1F22"/>
+        </w:rPr>
+        <w:t>&gt;</w:t>
+      </w:r>
+    </w:p>
+    <w:p>
+      <w:pPr>
+        <w:pStyle w:val="6"/>
+        <w:keepNext w:val="0"/>
+        <w:keepLines w:val="0"/>
+        <w:widowControl/>
+        <w:suppressLineNumbers w:val="0"/>
+        <w:spacing w:before="0" w:beforeAutospacing="0" w:after="0" w:afterAutospacing="0"/>
+        <w:ind w:left="0" w:right="0"/>
+      </w:pPr>
+      <w:r>
+        <w:rPr>
+          <w:rFonts w:hint="default" w:ascii="Consolas" w:hAnsi="Consolas" w:eastAsia="Consolas" w:cs="Consolas"/>
+          <w:color w:val="808080"/>
+          <w:sz w:val="24"/>
+          <w:szCs w:val="24"/>
+          <w:shd w:val="clear" w:fill="1E1F22"/>
+        </w:rPr>
+        <w:t>&lt;/</w:t>
+      </w:r>
+      <w:r>
+        <w:rPr>
+          <w:rFonts w:hint="default" w:ascii="Consolas" w:hAnsi="Consolas" w:eastAsia="Consolas" w:cs="Consolas"/>
+          <w:b/>
+          <w:bCs/>
+          <w:color w:val="03A8D8"/>
+          <w:sz w:val="24"/>
+          <w:szCs w:val="24"/>
+          <w:shd w:val="clear" w:fill="1E1F22"/>
+        </w:rPr>
+        <w:t>html</w:t>
+      </w:r>
+      <w:r>
+        <w:rPr>
+          <w:rFonts w:hint="default" w:ascii="Consolas" w:hAnsi="Consolas" w:eastAsia="Consolas" w:cs="Consolas"/>
+          <w:color w:val="808080"/>
+          <w:sz w:val="24"/>
+          <w:szCs w:val="24"/>
+          <w:shd w:val="clear" w:fill="1E1F22"/>
+        </w:rPr>
+        <w:t>&gt;</w:t>
+      </w:r>
+    </w:p>
+    <w:p>
+      <w:pPr>
+        <w:rPr>
+          <w:rFonts w:hint="default" w:ascii="Arial" w:hAnsi="Arial" w:cs="Arial"/>
+          <w:b/>
+          <w:bCs/>
+          <w:sz w:val="40"/>
+          <w:szCs w:val="40"/>
+          <w:u w:val="single"/>
+          <w:lang w:val="en-IN"/>
+        </w:rPr>
+      </w:pPr>
+    </w:p>
+    <w:p>
+      <w:pPr>
+        <w:rPr>
+          <w:rFonts w:hint="default" w:ascii="Arial" w:hAnsi="Arial" w:cs="Arial"/>
+          <w:b/>
+          <w:bCs/>
+          <w:sz w:val="40"/>
+          <w:szCs w:val="40"/>
+          <w:u w:val="single"/>
+          <w:lang w:val="en-IN"/>
+        </w:rPr>
+      </w:pPr>
+    </w:p>
+    <w:p>
+      <w:pPr>
+        <w:rPr>
+          <w:rFonts w:hint="default" w:ascii="Arial" w:hAnsi="Arial" w:cs="Arial"/>
+          <w:b/>
+          <w:bCs/>
+          <w:sz w:val="40"/>
+          <w:szCs w:val="40"/>
+          <w:u w:val="single"/>
+          <w:lang w:val="en-IN"/>
+        </w:rPr>
+      </w:pPr>
+    </w:p>
+    <w:p>
+      <w:pPr>
+        <w:rPr>
+          <w:rFonts w:hint="default" w:ascii="Arial" w:hAnsi="Arial" w:cs="Arial"/>
+          <w:b/>
+          <w:bCs/>
+          <w:sz w:val="40"/>
+          <w:szCs w:val="40"/>
+          <w:u w:val="single"/>
+          <w:lang w:val="en-IN"/>
+        </w:rPr>
+      </w:pPr>
+    </w:p>
+    <w:p>
+      <w:pPr>
+        <w:rPr>
+          <w:rFonts w:hint="default" w:ascii="Arial" w:hAnsi="Arial" w:cs="Arial"/>
+          <w:b/>
+          <w:bCs/>
+          <w:sz w:val="40"/>
+          <w:szCs w:val="40"/>
+          <w:u w:val="single"/>
+          <w:lang w:val="en-IN"/>
+        </w:rPr>
+      </w:pPr>
+    </w:p>
+    <w:p>
+      <w:pPr>
+        <w:rPr>
+          <w:rFonts w:hint="default" w:ascii="Arial" w:hAnsi="Arial" w:cs="Arial"/>
+          <w:b/>
+          <w:bCs/>
+          <w:sz w:val="40"/>
+          <w:szCs w:val="40"/>
+          <w:u w:val="single"/>
+          <w:lang w:val="en-IN"/>
+        </w:rPr>
+      </w:pPr>
+    </w:p>
+    <w:p>
+      <w:pPr>
+        <w:rPr>
+          <w:rFonts w:hint="default" w:ascii="Arial" w:hAnsi="Arial" w:cs="Arial"/>
+          <w:b/>
+          <w:bCs/>
+          <w:sz w:val="40"/>
+          <w:szCs w:val="40"/>
+          <w:u w:val="single"/>
+          <w:lang w:val="en-IN"/>
+        </w:rPr>
+      </w:pPr>
+    </w:p>
+    <w:p>
+      <w:pPr>
         <w:rPr>
           <w:rFonts w:hint="default" w:ascii="Arial" w:hAnsi="Arial" w:cs="Arial"/>
           <w:b/>
@@ -1069,6 +5797,17 @@
           <w:u w:val="single"/>
           <w:lang w:val="en-IN"/>
         </w:rPr>
+      </w:pPr>
+      <w:r>
+        <w:rPr>
+          <w:rFonts w:hint="default" w:ascii="Arial" w:hAnsi="Arial" w:cs="Arial"/>
+          <w:b/>
+          <w:bCs/>
+          <w:sz w:val="36"/>
+          <w:szCs w:val="36"/>
+          <w:u w:val="single"/>
+          <w:lang w:val="en-IN"/>
+        </w:rPr>
         <w:t>Servlet code:</w:t>
       </w:r>
     </w:p>
@@ -4974,228 +9713,22 @@
         <w:suppressLineNumbers w:val="0"/>
         <w:spacing w:before="0" w:beforeAutospacing="0" w:after="0" w:afterAutospacing="0"/>
         <w:ind w:left="0" w:right="0"/>
-      </w:pPr>
-      <w:r>
-        <w:rPr>
-          <w:rFonts w:hint="default" w:ascii="Consolas" w:hAnsi="Consolas" w:eastAsia="Consolas" w:cs="Consolas"/>
-          <w:color w:val="F9FAF4"/>
-          <w:sz w:val="24"/>
-          <w:szCs w:val="24"/>
-          <w:shd w:val="clear" w:fill="1E1F22"/>
-        </w:rPr>
-        <w:t>}</w:t>
-      </w:r>
-    </w:p>
-    <w:p>
-      <w:pPr>
-        <w:rPr>
-          <w:rFonts w:hint="default" w:ascii="Arial" w:hAnsi="Arial" w:cs="Arial"/>
-          <w:b w:val="0"/>
-          <w:bCs w:val="0"/>
-          <w:sz w:val="32"/>
-          <w:szCs w:val="32"/>
-          <w:u w:val="none"/>
-          <w:lang w:val="en-IN"/>
-        </w:rPr>
-      </w:pPr>
-    </w:p>
-    <w:p>
-      <w:pPr>
         <w:rPr>
           <w:rFonts w:hint="default" w:ascii="Arial" w:hAnsi="Arial" w:cs="Arial"/>
           <w:sz w:val="28"/>
           <w:szCs w:val="28"/>
         </w:rPr>
       </w:pPr>
-    </w:p>
-    <w:p>
-      <w:pPr>
-        <w:rPr>
-          <w:rFonts w:hint="default" w:ascii="Arial" w:hAnsi="Arial" w:cs="Arial"/>
-          <w:sz w:val="28"/>
-          <w:szCs w:val="28"/>
-        </w:rPr>
-      </w:pPr>
-    </w:p>
-    <w:p>
-      <w:pPr>
-        <w:rPr>
-          <w:rFonts w:hint="default" w:ascii="Arial" w:hAnsi="Arial" w:cs="Arial"/>
-          <w:sz w:val="28"/>
-          <w:szCs w:val="28"/>
-        </w:rPr>
-      </w:pPr>
-    </w:p>
-    <w:p>
-      <w:pPr>
-        <w:rPr>
-          <w:rFonts w:hint="default" w:ascii="Arial" w:hAnsi="Arial" w:cs="Arial"/>
-          <w:sz w:val="28"/>
-          <w:szCs w:val="28"/>
-        </w:rPr>
-      </w:pPr>
-    </w:p>
-    <w:p>
-      <w:pPr>
-        <w:rPr>
-          <w:rFonts w:hint="default" w:ascii="Arial" w:hAnsi="Arial" w:cs="Arial"/>
-          <w:sz w:val="28"/>
-          <w:szCs w:val="28"/>
-        </w:rPr>
-      </w:pPr>
-    </w:p>
-    <w:p>
-      <w:pPr>
-        <w:rPr>
-          <w:rFonts w:hint="default" w:ascii="Arial" w:hAnsi="Arial" w:cs="Arial"/>
-          <w:sz w:val="28"/>
-          <w:szCs w:val="28"/>
-        </w:rPr>
-      </w:pPr>
-    </w:p>
-    <w:p>
-      <w:pPr>
-        <w:rPr>
-          <w:rFonts w:hint="default" w:ascii="Arial" w:hAnsi="Arial" w:cs="Arial"/>
-          <w:sz w:val="28"/>
-          <w:szCs w:val="28"/>
-        </w:rPr>
-      </w:pPr>
-    </w:p>
-    <w:p>
-      <w:pPr>
-        <w:rPr>
-          <w:rFonts w:hint="default" w:ascii="Arial" w:hAnsi="Arial" w:cs="Arial"/>
-          <w:sz w:val="28"/>
-          <w:szCs w:val="28"/>
-        </w:rPr>
-      </w:pPr>
-    </w:p>
-    <w:p>
-      <w:pPr>
-        <w:rPr>
-          <w:rFonts w:hint="default" w:ascii="Arial" w:hAnsi="Arial" w:cs="Arial"/>
-          <w:sz w:val="28"/>
-          <w:szCs w:val="28"/>
-        </w:rPr>
-      </w:pPr>
-    </w:p>
-    <w:p>
-      <w:pPr>
-        <w:rPr>
-          <w:rFonts w:hint="default" w:ascii="Arial" w:hAnsi="Arial" w:cs="Arial"/>
-          <w:sz w:val="28"/>
-          <w:szCs w:val="28"/>
-        </w:rPr>
-      </w:pPr>
-    </w:p>
-    <w:p>
-      <w:pPr>
-        <w:rPr>
-          <w:rFonts w:hint="default" w:ascii="Arial" w:hAnsi="Arial" w:cs="Arial"/>
-          <w:sz w:val="28"/>
-          <w:szCs w:val="28"/>
-        </w:rPr>
-      </w:pPr>
-    </w:p>
-    <w:p>
-      <w:pPr>
-        <w:rPr>
-          <w:rFonts w:hint="default" w:ascii="Arial" w:hAnsi="Arial" w:cs="Arial"/>
-          <w:sz w:val="28"/>
-          <w:szCs w:val="28"/>
-        </w:rPr>
-      </w:pPr>
-    </w:p>
-    <w:p>
-      <w:pPr>
-        <w:rPr>
-          <w:rFonts w:hint="default" w:ascii="Arial" w:hAnsi="Arial" w:cs="Arial"/>
-          <w:sz w:val="28"/>
-          <w:szCs w:val="28"/>
-        </w:rPr>
-      </w:pPr>
-    </w:p>
-    <w:p>
-      <w:pPr>
-        <w:rPr>
-          <w:rFonts w:hint="default" w:ascii="Arial" w:hAnsi="Arial" w:cs="Arial"/>
-          <w:sz w:val="28"/>
-          <w:szCs w:val="28"/>
-        </w:rPr>
-      </w:pPr>
-    </w:p>
-    <w:p>
-      <w:pPr>
-        <w:rPr>
-          <w:rFonts w:hint="default" w:ascii="Arial" w:hAnsi="Arial" w:cs="Arial"/>
-          <w:sz w:val="28"/>
-          <w:szCs w:val="28"/>
-        </w:rPr>
-      </w:pPr>
-    </w:p>
-    <w:p>
-      <w:pPr>
-        <w:rPr>
-          <w:rFonts w:hint="default" w:ascii="Arial" w:hAnsi="Arial" w:cs="Arial"/>
-          <w:sz w:val="28"/>
-          <w:szCs w:val="28"/>
-        </w:rPr>
-      </w:pPr>
-    </w:p>
-    <w:p>
-      <w:pPr>
-        <w:rPr>
-          <w:rFonts w:hint="default" w:ascii="Arial" w:hAnsi="Arial" w:cs="Arial"/>
-          <w:sz w:val="28"/>
-          <w:szCs w:val="28"/>
-        </w:rPr>
-      </w:pPr>
-    </w:p>
-    <w:p>
-      <w:pPr>
-        <w:rPr>
-          <w:rFonts w:hint="default" w:ascii="Arial" w:hAnsi="Arial" w:cs="Arial"/>
-          <w:sz w:val="28"/>
-          <w:szCs w:val="28"/>
-        </w:rPr>
-      </w:pPr>
-    </w:p>
-    <w:p>
-      <w:pPr>
-        <w:rPr>
-          <w:rFonts w:hint="default" w:ascii="Arial" w:hAnsi="Arial" w:cs="Arial"/>
-          <w:sz w:val="28"/>
-          <w:szCs w:val="28"/>
-        </w:rPr>
-      </w:pPr>
-    </w:p>
-    <w:p>
-      <w:pPr>
-        <w:rPr>
-          <w:rFonts w:hint="default" w:ascii="Arial" w:hAnsi="Arial" w:cs="Arial"/>
-          <w:sz w:val="28"/>
-          <w:szCs w:val="28"/>
-        </w:rPr>
-      </w:pPr>
-    </w:p>
-    <w:p>
-      <w:pPr>
-        <w:rPr>
-          <w:rFonts w:hint="default" w:ascii="Arial" w:hAnsi="Arial" w:cs="Arial"/>
-          <w:sz w:val="28"/>
-          <w:szCs w:val="28"/>
-        </w:rPr>
-      </w:pPr>
-    </w:p>
-    <w:p>
-      <w:pPr>
-        <w:rPr>
-          <w:rFonts w:hint="default" w:ascii="Arial" w:hAnsi="Arial" w:cs="Arial"/>
-          <w:sz w:val="28"/>
-          <w:szCs w:val="28"/>
-        </w:rPr>
-      </w:pPr>
+      <w:r>
+        <w:rPr>
+          <w:rFonts w:hint="default" w:ascii="Consolas" w:hAnsi="Consolas" w:eastAsia="Consolas" w:cs="Consolas"/>
+          <w:color w:val="F9FAF4"/>
+          <w:sz w:val="24"/>
+          <w:szCs w:val="24"/>
+          <w:shd w:val="clear" w:fill="1E1F22"/>
+        </w:rPr>
+        <w:t>}</w:t>
+      </w:r>
       <w:bookmarkStart w:id="0" w:name="_GoBack"/>
       <w:bookmarkEnd w:id="0"/>
     </w:p>
